--- a/src/assets/budget/template_orcamento.docx
+++ b/src/assets/budget/template_orcamento.docx
@@ -2,11 +2,7 @@
 <file path=word/document.xml><?xml version="1.0" encoding="utf-8"?>
 <w:document xmlns:wpc="http://schemas.microsoft.com/office/word/2010/wordprocessingCanvas" xmlns:cx="http://schemas.microsoft.com/office/drawing/2014/chartex" xmlns:cx1="http://schemas.microsoft.com/office/drawing/2015/9/8/chartex" xmlns:cx2="http://schemas.microsoft.com/office/drawing/2015/10/21/chartex" xmlns:cx3="http://schemas.microsoft.com/office/drawing/2016/5/9/chartex" xmlns:cx4="http://schemas.microsoft.com/office/drawing/2016/5/10/chartex" xmlns:cx5="http://schemas.microsoft.com/office/drawing/2016/5/11/chartex" xmlns:cx6="http://schemas.microsoft.com/office/drawing/2016/5/12/chartex" xmlns:cx7="http://schemas.microsoft.com/office/drawing/2016/5/13/chartex" xmlns:cx8="http://schemas.microsoft.com/office/drawing/2016/5/14/chartex" xmlns:mc="http://schemas.openxmlformats.org/markup-compatibility/2006" xmlns:aink="http://schemas.microsoft.com/office/drawing/2016/ink" xmlns:am3d="http://schemas.microsoft.com/office/drawing/2017/model3d" xmlns:o="urn:schemas-microsoft-com:office:office" xmlns:oel="http://schemas.microsoft.com/office/2019/extlst" xmlns:r="http://schemas.openxmlformats.org/officeDocument/2006/relationships" xmlns:m="http://schemas.openxmlformats.org/officeDocument/2006/math" xmlns:v="urn:schemas-microsoft-com:vml" xmlns:wp14="http://schemas.microsoft.com/office/word/2010/wordprocessingDrawing" xmlns:wp="http://schemas.openxmlformats.org/drawingml/2006/wordprocessingDrawing" xmlns:w10="urn:schemas-microsoft-com:office:word" xmlns:w="http://schemas.openxmlformats.org/wordprocessingml/2006/main" xmlns:w14="http://schemas.microsoft.com/office/word/2010/wordml" xmlns:w15="http://schemas.microsoft.com/office/word/2012/wordml" xmlns:w16cex="http://schemas.microsoft.com/office/word/2018/wordml/cex" xmlns:w16cid="http://schemas.microsoft.com/office/word/2016/wordml/cid" xmlns:w16="http://schemas.microsoft.com/office/word/2018/wordml" xmlns:w16du="http://schemas.microsoft.com/office/word/2023/wordml/word16du" xmlns:w16sdtdh="http://schemas.microsoft.com/office/word/2020/wordml/sdtdatahash" xmlns:w16sdtfl="http://schemas.microsoft.com/office/word/2024/wordml/sdtformatlock" xmlns:w16se="http://schemas.microsoft.com/office/word/2015/wordml/symex" xmlns:wpg="http://schemas.microsoft.com/office/word/2010/wordprocessingGroup" xmlns:wpi="http://schemas.microsoft.com/office/word/2010/wordprocessingInk" xmlns:wne="http://schemas.microsoft.com/office/word/2006/wordml" xmlns:wps="http://schemas.microsoft.com/office/word/2010/wordprocessingShape" mc:Ignorable="w14 w15 w16se w16cid w16 w16cex w16sdtdh w16sdtfl w16du wp14">
   <w:body>
-    <w:p>
-      <w:r>
-        <w:t>Orçamento apenas com tratamentos</w:t>
-      </w:r>
-    </w:p>
+    <w:p/>
     <w:tbl>
       <w:tblPr>
         <w:tblW w:w="4815" w:type="dxa"/>
@@ -1970,8 +1966,8 @@
       </w:tblGrid>
       <w:tr>
         <w:trPr>
-          <w:cnfStyle w:val="000000100000" w:firstRow="0" w:lastRow="0" w:firstColumn="0" w:lastColumn="0" w:oddVBand="0" w:evenVBand="0" w:oddHBand="1" w:evenHBand="0" w:firstRowFirstColumn="0" w:firstRowLastColumn="0" w:lastRowFirstColumn="0" w:lastRowLastColumn="0"/>
           <w:trHeight w:val="220"/>
+          <w:tblHeader/>
         </w:trPr>
         <w:tc>
           <w:tcPr>
@@ -2064,6 +2060,7 @@
       <w:tr>
         <w:trPr>
           <w:trHeight w:val="220"/>
+          <w:tblHeader/>
         </w:trPr>
         <w:tc>
           <w:tcPr>
@@ -2160,8 +2157,8 @@
       </w:tr>
       <w:tr>
         <w:trPr>
-          <w:cnfStyle w:val="000000100000" w:firstRow="0" w:lastRow="0" w:firstColumn="0" w:lastColumn="0" w:oddVBand="0" w:evenVBand="0" w:oddHBand="1" w:evenHBand="0" w:firstRowFirstColumn="0" w:firstRowLastColumn="0" w:lastRowFirstColumn="0" w:lastRowLastColumn="0"/>
           <w:trHeight w:val="252"/>
+          <w:tblHeader/>
         </w:trPr>
         <w:tc>
           <w:tcPr>
@@ -2190,6 +2187,7 @@
       <w:tr>
         <w:trPr>
           <w:trHeight w:val="202"/>
+          <w:tblHeader/>
         </w:trPr>
         <w:tc>
           <w:tcPr>
@@ -2247,8 +2245,8 @@
       </w:tblGrid>
       <w:tr>
         <w:trPr>
-          <w:cnfStyle w:val="000000100000" w:firstRow="0" w:lastRow="0" w:firstColumn="0" w:lastColumn="0" w:oddVBand="0" w:evenVBand="0" w:oddHBand="1" w:evenHBand="0" w:firstRowFirstColumn="0" w:firstRowLastColumn="0" w:lastRowFirstColumn="0" w:lastRowLastColumn="0"/>
           <w:trHeight w:val="253"/>
+          <w:tblHeader/>
         </w:trPr>
         <w:tc>
           <w:tcPr>
@@ -2305,6 +2303,7 @@
       </w:tr>
       <w:tr>
         <w:trPr>
+          <w:cnfStyle w:val="000000100000" w:firstRow="0" w:lastRow="0" w:firstColumn="0" w:lastColumn="0" w:oddVBand="0" w:evenVBand="0" w:oddHBand="1" w:evenHBand="0" w:firstRowFirstColumn="0" w:firstRowLastColumn="0" w:lastRowFirstColumn="0" w:lastRowLastColumn="0"/>
           <w:trHeight w:val="253"/>
         </w:trPr>
         <w:tc>
@@ -2411,7 +2410,240 @@
       </w:tr>
       <w:tr>
         <w:trPr>
+          <w:trHeight w:val="289"/>
+        </w:trPr>
+        <w:tc>
+          <w:tcPr>
+            <w:tcW w:w="4815" w:type="dxa"/>
+          </w:tcPr>
+          <w:p>
+            <w:pPr>
+              <w:keepLines/>
+              <w:rPr>
+                <w:rFonts w:ascii="Calibri" w:eastAsia="Calibri" w:hAnsi="Calibri" w:cs="Calibri"/>
+                <w:sz w:val="18"/>
+                <w:szCs w:val="18"/>
+              </w:rPr>
+            </w:pPr>
+            <w:r>
+              <w:rPr>
+                <w:rFonts w:ascii="Calibri" w:eastAsia="Calibri" w:hAnsi="Calibri" w:cs="Calibri"/>
+                <w:sz w:val="18"/>
+                <w:szCs w:val="18"/>
+              </w:rPr>
+              <w:t>{{i}}</w:t>
+            </w:r>
+          </w:p>
+        </w:tc>
+      </w:tr>
+      <w:tr>
+        <w:trPr>
           <w:cnfStyle w:val="000000100000" w:firstRow="0" w:lastRow="0" w:firstColumn="0" w:lastColumn="0" w:oddVBand="0" w:evenVBand="0" w:oddHBand="1" w:evenHBand="0" w:firstRowFirstColumn="0" w:firstRowLastColumn="0" w:lastRowFirstColumn="0" w:lastRowLastColumn="0"/>
+          <w:trHeight w:val="232"/>
+        </w:trPr>
+        <w:tc>
+          <w:tcPr>
+            <w:tcW w:w="4815" w:type="dxa"/>
+          </w:tcPr>
+          <w:p>
+            <w:pPr>
+              <w:rPr>
+                <w:rFonts w:ascii="Calibri" w:eastAsia="Calibri" w:hAnsi="Calibri" w:cs="Calibri"/>
+                <w:sz w:val="18"/>
+                <w:szCs w:val="18"/>
+              </w:rPr>
+            </w:pPr>
+            <w:r>
+              <w:rPr>
+                <w:rFonts w:ascii="Calibri" w:eastAsia="Calibri" w:hAnsi="Calibri" w:cs="Calibri"/>
+                <w:sz w:val="18"/>
+                <w:szCs w:val="18"/>
+              </w:rPr>
+              <w:t>{%</w:t>
+            </w:r>
+            <w:proofErr w:type="spellStart"/>
+            <w:r>
+              <w:rPr>
+                <w:rFonts w:ascii="Calibri" w:eastAsia="Calibri" w:hAnsi="Calibri" w:cs="Calibri"/>
+                <w:sz w:val="18"/>
+                <w:szCs w:val="18"/>
+              </w:rPr>
+              <w:t>tr</w:t>
+            </w:r>
+            <w:proofErr w:type="spellEnd"/>
+            <w:r>
+              <w:rPr>
+                <w:rFonts w:ascii="Calibri" w:eastAsia="Calibri" w:hAnsi="Calibri" w:cs="Calibri"/>
+                <w:sz w:val="18"/>
+                <w:szCs w:val="18"/>
+              </w:rPr>
+              <w:t xml:space="preserve"> endfor %}</w:t>
+            </w:r>
+          </w:p>
+        </w:tc>
+      </w:tr>
+    </w:tbl>
+    <w:p/>
+    <w:tbl>
+      <w:tblPr>
+        <w:tblStyle w:val="TabeladeGrade3"/>
+        <w:tblW w:w="4815" w:type="dxa"/>
+        <w:tblInd w:w="137" w:type="dxa"/>
+        <w:tblLayout w:type="fixed"/>
+        <w:tblLook w:val="0400" w:firstRow="0" w:lastRow="0" w:firstColumn="0" w:lastColumn="0" w:noHBand="0" w:noVBand="1"/>
+      </w:tblPr>
+      <w:tblGrid>
+        <w:gridCol w:w="4815"/>
+      </w:tblGrid>
+      <w:tr>
+        <w:trPr>
+          <w:trHeight w:val="253"/>
+          <w:tblHeader/>
+        </w:trPr>
+        <w:tc>
+          <w:tcPr>
+            <w:tcW w:w="4815" w:type="dxa"/>
+            <w:shd w:val="clear" w:color="auto" w:fill="DAE9F7" w:themeFill="text2" w:themeFillTint="1A"/>
+          </w:tcPr>
+          <w:p>
+            <w:pPr>
+              <w:widowControl w:val="0"/>
+              <w:pBdr>
+                <w:top w:val="nil"/>
+                <w:left w:val="nil"/>
+                <w:bottom w:val="nil"/>
+                <w:right w:val="nil"/>
+                <w:between w:val="nil"/>
+              </w:pBdr>
+              <w:ind w:left="-850"/>
+              <w:jc w:val="center"/>
+              <w:rPr>
+                <w:rFonts w:ascii="Calibri" w:eastAsia="Calibri" w:hAnsi="Calibri" w:cs="Calibri"/>
+                <w:b/>
+                <w:bCs/>
+                <w:sz w:val="26"/>
+                <w:szCs w:val="26"/>
+              </w:rPr>
+            </w:pPr>
+            <w:r>
+              <w:rPr>
+                <w:rFonts w:ascii="Calibri" w:eastAsia="Calibri" w:hAnsi="Calibri" w:cs="Calibri"/>
+                <w:sz w:val="18"/>
+                <w:szCs w:val="18"/>
+              </w:rPr>
+              <w:tab/>
+            </w:r>
+            <w:r>
+              <w:rPr>
+                <w:rFonts w:ascii="Calibri" w:eastAsia="Calibri" w:hAnsi="Calibri" w:cs="Calibri"/>
+                <w:sz w:val="18"/>
+                <w:szCs w:val="18"/>
+              </w:rPr>
+              <w:tab/>
+              <w:t xml:space="preserve">                </w:t>
+            </w:r>
+            <w:r>
+              <w:rPr>
+                <w:rFonts w:ascii="Calibri" w:eastAsia="Calibri" w:hAnsi="Calibri" w:cs="Calibri"/>
+                <w:b/>
+                <w:bCs/>
+              </w:rPr>
+              <w:t>Sessões Extras</w:t>
+            </w:r>
+          </w:p>
+        </w:tc>
+      </w:tr>
+      <w:tr>
+        <w:trPr>
+          <w:cnfStyle w:val="000000100000" w:firstRow="0" w:lastRow="0" w:firstColumn="0" w:lastColumn="0" w:oddVBand="0" w:evenVBand="0" w:oddHBand="1" w:evenHBand="0" w:firstRowFirstColumn="0" w:firstRowLastColumn="0" w:lastRowFirstColumn="0" w:lastRowLastColumn="0"/>
+          <w:trHeight w:val="253"/>
+        </w:trPr>
+        <w:tc>
+          <w:tcPr>
+            <w:tcW w:w="4815" w:type="dxa"/>
+          </w:tcPr>
+          <w:p>
+            <w:pPr>
+              <w:widowControl w:val="0"/>
+              <w:pBdr>
+                <w:top w:val="nil"/>
+                <w:left w:val="nil"/>
+                <w:bottom w:val="nil"/>
+                <w:right w:val="nil"/>
+                <w:between w:val="nil"/>
+              </w:pBdr>
+              <w:ind w:left="-850"/>
+              <w:jc w:val="center"/>
+              <w:rPr>
+                <w:rFonts w:ascii="Calibri" w:eastAsia="Calibri" w:hAnsi="Calibri" w:cs="Calibri"/>
+                <w:sz w:val="18"/>
+                <w:szCs w:val="18"/>
+                <w:lang w:val="en-US"/>
+              </w:rPr>
+            </w:pPr>
+            <w:r>
+              <w:rPr>
+                <w:rFonts w:ascii="Calibri" w:eastAsia="Calibri" w:hAnsi="Calibri" w:cs="Calibri"/>
+                <w:sz w:val="18"/>
+                <w:szCs w:val="18"/>
+                <w:lang w:val="en-US"/>
+              </w:rPr>
+              <w:t xml:space="preserve">{%tr for </w:t>
+            </w:r>
+            <w:proofErr w:type="spellStart"/>
+            <w:r>
+              <w:rPr>
+                <w:rFonts w:ascii="Calibri" w:eastAsia="Calibri" w:hAnsi="Calibri" w:cs="Calibri"/>
+                <w:sz w:val="18"/>
+                <w:szCs w:val="18"/>
+                <w:lang w:val="en-US"/>
+              </w:rPr>
+              <w:t>i</w:t>
+            </w:r>
+            <w:proofErr w:type="spellEnd"/>
+            <w:r>
+              <w:rPr>
+                <w:rFonts w:ascii="Calibri" w:eastAsia="Calibri" w:hAnsi="Calibri" w:cs="Calibri"/>
+                <w:sz w:val="18"/>
+                <w:szCs w:val="18"/>
+                <w:lang w:val="en-US"/>
+              </w:rPr>
+              <w:t xml:space="preserve"> in </w:t>
+            </w:r>
+            <w:proofErr w:type="spellStart"/>
+            <w:r>
+              <w:rPr>
+                <w:rFonts w:ascii="Calibri" w:hAnsi="Calibri" w:cs="Calibri"/>
+                <w:sz w:val="18"/>
+                <w:szCs w:val="18"/>
+                <w:lang w:val="en-US"/>
+              </w:rPr>
+              <w:t>extra_sessions_budget</w:t>
+            </w:r>
+            <w:proofErr w:type="spellEnd"/>
+            <w:r>
+              <w:rPr>
+                <w:rFonts w:ascii="Calibri" w:eastAsia="Calibri" w:hAnsi="Calibri" w:cs="Calibri"/>
+                <w:sz w:val="18"/>
+                <w:szCs w:val="18"/>
+                <w:lang w:val="en-US"/>
+              </w:rPr>
+              <w:t xml:space="preserve"> </w:t>
+            </w:r>
+            <w:r>
+              <w:rPr>
+                <w:rFonts w:ascii="Calibri" w:eastAsia="Calibri" w:hAnsi="Calibri" w:cs="Calibri"/>
+                <w:sz w:val="18"/>
+                <w:szCs w:val="18"/>
+                <w:lang w:val="en-US"/>
+              </w:rPr>
+              <w:t>%}</w:t>
+            </w:r>
+          </w:p>
+        </w:tc>
+      </w:tr>
+      <w:tr>
+        <w:trPr>
           <w:trHeight w:val="289"/>
         </w:trPr>
         <w:tc>
@@ -2440,6 +2672,7 @@
       </w:tr>
       <w:tr>
         <w:trPr>
+          <w:cnfStyle w:val="000000100000" w:firstRow="0" w:lastRow="0" w:firstColumn="0" w:lastColumn="0" w:oddVBand="0" w:evenVBand="0" w:oddHBand="1" w:evenHBand="0" w:firstRowFirstColumn="0" w:firstRowLastColumn="0" w:lastRowFirstColumn="0" w:lastRowLastColumn="0"/>
           <w:trHeight w:val="232"/>
         </w:trPr>
         <w:tc>
@@ -2478,7 +2711,25 @@
                 <w:sz w:val="18"/>
                 <w:szCs w:val="18"/>
               </w:rPr>
-              <w:t xml:space="preserve"> endfor %}</w:t>
+              <w:t xml:space="preserve"> </w:t>
+            </w:r>
+            <w:proofErr w:type="spellStart"/>
+            <w:r>
+              <w:rPr>
+                <w:rFonts w:ascii="Calibri" w:eastAsia="Calibri" w:hAnsi="Calibri" w:cs="Calibri"/>
+                <w:sz w:val="18"/>
+                <w:szCs w:val="18"/>
+              </w:rPr>
+              <w:t>endfor</w:t>
+            </w:r>
+            <w:proofErr w:type="spellEnd"/>
+            <w:r>
+              <w:rPr>
+                <w:rFonts w:ascii="Calibri" w:eastAsia="Calibri" w:hAnsi="Calibri" w:cs="Calibri"/>
+                <w:sz w:val="18"/>
+                <w:szCs w:val="18"/>
+              </w:rPr>
+              <w:t xml:space="preserve"> %}</w:t>
             </w:r>
           </w:p>
         </w:tc>
@@ -2498,8 +2749,8 @@
       </w:tblGrid>
       <w:tr>
         <w:trPr>
-          <w:cnfStyle w:val="000000100000" w:firstRow="0" w:lastRow="0" w:firstColumn="0" w:lastColumn="0" w:oddVBand="0" w:evenVBand="0" w:oddHBand="1" w:evenHBand="0" w:firstRowFirstColumn="0" w:firstRowLastColumn="0" w:lastRowFirstColumn="0" w:lastRowLastColumn="0"/>
           <w:trHeight w:val="196"/>
+          <w:tblHeader/>
         </w:trPr>
         <w:tc>
           <w:tcPr>
@@ -2546,6 +2797,7 @@
       </w:tr>
       <w:tr>
         <w:trPr>
+          <w:cnfStyle w:val="000000100000" w:firstRow="0" w:lastRow="0" w:firstColumn="0" w:lastColumn="0" w:oddVBand="0" w:evenVBand="0" w:oddHBand="1" w:evenHBand="0" w:firstRowFirstColumn="0" w:firstRowLastColumn="0" w:lastRowFirstColumn="0" w:lastRowLastColumn="0"/>
           <w:trHeight w:val="196"/>
         </w:trPr>
         <w:tc>
@@ -2672,8 +2924,36 @@
       </w:tr>
       <w:tr>
         <w:trPr>
+          <w:trHeight w:val="224"/>
+        </w:trPr>
+        <w:tc>
+          <w:tcPr>
+            <w:tcW w:w="4820" w:type="dxa"/>
+          </w:tcPr>
+          <w:p>
+            <w:pPr>
+              <w:keepLines/>
+              <w:rPr>
+                <w:rFonts w:ascii="Calibri" w:eastAsia="Calibri" w:hAnsi="Calibri" w:cs="Calibri"/>
+                <w:sz w:val="18"/>
+                <w:szCs w:val="18"/>
+              </w:rPr>
+            </w:pPr>
+            <w:r>
+              <w:rPr>
+                <w:rFonts w:ascii="Calibri" w:eastAsia="Calibri" w:hAnsi="Calibri" w:cs="Calibri"/>
+                <w:sz w:val="18"/>
+                <w:szCs w:val="18"/>
+              </w:rPr>
+              <w:t>{{i}}</w:t>
+            </w:r>
+          </w:p>
+        </w:tc>
+      </w:tr>
+      <w:tr>
+        <w:trPr>
           <w:cnfStyle w:val="000000100000" w:firstRow="0" w:lastRow="0" w:firstColumn="0" w:lastColumn="0" w:oddVBand="0" w:evenVBand="0" w:oddHBand="1" w:evenHBand="0" w:firstRowFirstColumn="0" w:firstRowLastColumn="0" w:lastRowFirstColumn="0" w:lastRowLastColumn="0"/>
-          <w:trHeight w:val="224"/>
+          <w:trHeight w:val="180"/>
         </w:trPr>
         <w:tc>
           <w:tcPr>
@@ -2681,34 +2961,6 @@
           </w:tcPr>
           <w:p>
             <w:pPr>
-              <w:keepLines/>
-              <w:rPr>
-                <w:rFonts w:ascii="Calibri" w:eastAsia="Calibri" w:hAnsi="Calibri" w:cs="Calibri"/>
-                <w:sz w:val="18"/>
-                <w:szCs w:val="18"/>
-              </w:rPr>
-            </w:pPr>
-            <w:r>
-              <w:rPr>
-                <w:rFonts w:ascii="Calibri" w:eastAsia="Calibri" w:hAnsi="Calibri" w:cs="Calibri"/>
-                <w:sz w:val="18"/>
-                <w:szCs w:val="18"/>
-              </w:rPr>
-              <w:t>{{i}}</w:t>
-            </w:r>
-          </w:p>
-        </w:tc>
-      </w:tr>
-      <w:tr>
-        <w:trPr>
-          <w:trHeight w:val="180"/>
-        </w:trPr>
-        <w:tc>
-          <w:tcPr>
-            <w:tcW w:w="4820" w:type="dxa"/>
-          </w:tcPr>
-          <w:p>
-            <w:pPr>
               <w:rPr>
                 <w:rFonts w:ascii="Calibri" w:eastAsia="Calibri" w:hAnsi="Calibri" w:cs="Calibri"/>
                 <w:sz w:val="18"/>
@@ -2763,9 +3015,6 @@
         </w:tc>
       </w:tr>
     </w:tbl>
-    <w:p/>
-    <w:p/>
-    <w:p/>
     <w:p/>
     <w:p/>
     <w:tbl>
@@ -2781,8 +3030,8 @@
       </w:tblGrid>
       <w:tr>
         <w:trPr>
-          <w:cnfStyle w:val="000000100000" w:firstRow="0" w:lastRow="0" w:firstColumn="0" w:lastColumn="0" w:oddVBand="0" w:evenVBand="0" w:oddHBand="1" w:evenHBand="0" w:firstRowFirstColumn="0" w:firstRowLastColumn="0" w:lastRowFirstColumn="0" w:lastRowLastColumn="0"/>
           <w:trHeight w:val="196"/>
+          <w:tblHeader/>
         </w:trPr>
         <w:tc>
           <w:tcPr>
@@ -2839,6 +3088,7 @@
       </w:tr>
       <w:tr>
         <w:trPr>
+          <w:cnfStyle w:val="000000100000" w:firstRow="0" w:lastRow="0" w:firstColumn="0" w:lastColumn="0" w:oddVBand="0" w:evenVBand="0" w:oddHBand="1" w:evenHBand="0" w:firstRowFirstColumn="0" w:firstRowLastColumn="0" w:lastRowFirstColumn="0" w:lastRowLastColumn="0"/>
           <w:trHeight w:val="196"/>
         </w:trPr>
         <w:tc>
@@ -2956,35 +3206,35 @@
       </w:tr>
       <w:tr>
         <w:trPr>
+          <w:trHeight w:val="224"/>
+        </w:trPr>
+        <w:tc>
+          <w:tcPr>
+            <w:tcW w:w="4820" w:type="dxa"/>
+          </w:tcPr>
+          <w:p>
+            <w:pPr>
+              <w:keepLines/>
+              <w:rPr>
+                <w:rFonts w:ascii="Calibri" w:eastAsia="Calibri" w:hAnsi="Calibri" w:cs="Calibri"/>
+                <w:sz w:val="18"/>
+                <w:szCs w:val="18"/>
+              </w:rPr>
+            </w:pPr>
+            <w:r>
+              <w:rPr>
+                <w:rFonts w:ascii="Calibri" w:eastAsia="Calibri" w:hAnsi="Calibri" w:cs="Calibri"/>
+                <w:sz w:val="18"/>
+                <w:szCs w:val="18"/>
+              </w:rPr>
+              <w:t>{{i}}</w:t>
+            </w:r>
+          </w:p>
+        </w:tc>
+      </w:tr>
+      <w:tr>
+        <w:trPr>
           <w:cnfStyle w:val="000000100000" w:firstRow="0" w:lastRow="0" w:firstColumn="0" w:lastColumn="0" w:oddVBand="0" w:evenVBand="0" w:oddHBand="1" w:evenHBand="0" w:firstRowFirstColumn="0" w:firstRowLastColumn="0" w:lastRowFirstColumn="0" w:lastRowLastColumn="0"/>
-          <w:trHeight w:val="224"/>
-        </w:trPr>
-        <w:tc>
-          <w:tcPr>
-            <w:tcW w:w="4820" w:type="dxa"/>
-          </w:tcPr>
-          <w:p>
-            <w:pPr>
-              <w:keepLines/>
-              <w:rPr>
-                <w:rFonts w:ascii="Calibri" w:eastAsia="Calibri" w:hAnsi="Calibri" w:cs="Calibri"/>
-                <w:sz w:val="18"/>
-                <w:szCs w:val="18"/>
-              </w:rPr>
-            </w:pPr>
-            <w:r>
-              <w:rPr>
-                <w:rFonts w:ascii="Calibri" w:eastAsia="Calibri" w:hAnsi="Calibri" w:cs="Calibri"/>
-                <w:sz w:val="18"/>
-                <w:szCs w:val="18"/>
-              </w:rPr>
-              <w:t>{{i}}</w:t>
-            </w:r>
-          </w:p>
-        </w:tc>
-      </w:tr>
-      <w:tr>
-        <w:trPr>
           <w:trHeight w:val="180"/>
         </w:trPr>
         <w:tc>
@@ -3458,6 +3708,7 @@
   <w:style w:type="paragraph" w:default="1" w:styleId="Normal">
     <w:name w:val="Normal"/>
     <w:qFormat/>
+    <w:rsid w:val="00135F3E"/>
   </w:style>
   <w:style w:type="paragraph" w:styleId="Ttulo1">
     <w:name w:val="heading 1"/>
@@ -4132,6 +4383,69 @@
       </w:tcPr>
     </w:tblStylePr>
   </w:style>
+  <w:style w:type="table" w:styleId="SimplesTabela1">
+    <w:name w:val="Plain Table 1"/>
+    <w:basedOn w:val="Tabelanormal"/>
+    <w:uiPriority w:val="41"/>
+    <w:rsid w:val="00135F3E"/>
+    <w:pPr>
+      <w:spacing w:after="0" w:line="240" w:lineRule="auto"/>
+    </w:pPr>
+    <w:tblPr>
+      <w:tblStyleRowBandSize w:val="1"/>
+      <w:tblStyleColBandSize w:val="1"/>
+      <w:tblBorders>
+        <w:top w:val="single" w:sz="4" w:space="0" w:color="BFBFBF" w:themeColor="background1" w:themeShade="BF"/>
+        <w:left w:val="single" w:sz="4" w:space="0" w:color="BFBFBF" w:themeColor="background1" w:themeShade="BF"/>
+        <w:bottom w:val="single" w:sz="4" w:space="0" w:color="BFBFBF" w:themeColor="background1" w:themeShade="BF"/>
+        <w:right w:val="single" w:sz="4" w:space="0" w:color="BFBFBF" w:themeColor="background1" w:themeShade="BF"/>
+        <w:insideH w:val="single" w:sz="4" w:space="0" w:color="BFBFBF" w:themeColor="background1" w:themeShade="BF"/>
+        <w:insideV w:val="single" w:sz="4" w:space="0" w:color="BFBFBF" w:themeColor="background1" w:themeShade="BF"/>
+      </w:tblBorders>
+    </w:tblPr>
+    <w:tblStylePr w:type="firstRow">
+      <w:rPr>
+        <w:b/>
+        <w:bCs/>
+      </w:rPr>
+    </w:tblStylePr>
+    <w:tblStylePr w:type="lastRow">
+      <w:rPr>
+        <w:b/>
+        <w:bCs/>
+      </w:rPr>
+      <w:tblPr/>
+      <w:tcPr>
+        <w:tcBorders>
+          <w:top w:val="double" w:sz="4" w:space="0" w:color="BFBFBF" w:themeColor="background1" w:themeShade="BF"/>
+        </w:tcBorders>
+      </w:tcPr>
+    </w:tblStylePr>
+    <w:tblStylePr w:type="firstCol">
+      <w:rPr>
+        <w:b/>
+        <w:bCs/>
+      </w:rPr>
+    </w:tblStylePr>
+    <w:tblStylePr w:type="lastCol">
+      <w:rPr>
+        <w:b/>
+        <w:bCs/>
+      </w:rPr>
+    </w:tblStylePr>
+    <w:tblStylePr w:type="band1Vert">
+      <w:tblPr/>
+      <w:tcPr>
+        <w:shd w:val="clear" w:color="auto" w:fill="F2F2F2" w:themeFill="background1" w:themeFillShade="F2"/>
+      </w:tcPr>
+    </w:tblStylePr>
+    <w:tblStylePr w:type="band1Horz">
+      <w:tblPr/>
+      <w:tcPr>
+        <w:shd w:val="clear" w:color="auto" w:fill="F2F2F2" w:themeFill="background1" w:themeFillShade="F2"/>
+      </w:tcPr>
+    </w:tblStylePr>
+  </w:style>
 </w:styles>
 </file>
 

--- a/src/assets/budget/template_orcamento.docx
+++ b/src/assets/budget/template_orcamento.docx
@@ -103,61 +103,7 @@
                 <w:sz w:val="22"/>
                 <w:szCs w:val="22"/>
               </w:rPr>
-              <w:t>Nome: {{</w:t>
-            </w:r>
-            <w:proofErr w:type="spellStart"/>
-            <w:r>
-              <w:rPr>
-                <w:rFonts w:ascii="Calibri" w:eastAsia="Calibri" w:hAnsi="Calibri" w:cs="Calibri"/>
-                <w:b/>
-                <w:bCs/>
-                <w:sz w:val="22"/>
-                <w:szCs w:val="22"/>
-              </w:rPr>
-              <w:t>name</w:t>
-            </w:r>
-            <w:proofErr w:type="spellEnd"/>
-            <w:proofErr w:type="gramStart"/>
-            <w:r>
-              <w:rPr>
-                <w:rFonts w:ascii="Calibri" w:eastAsia="Calibri" w:hAnsi="Calibri" w:cs="Calibri"/>
-                <w:b/>
-                <w:bCs/>
-                <w:sz w:val="22"/>
-                <w:szCs w:val="22"/>
-              </w:rPr>
-              <w:t xml:space="preserve">}} </w:t>
-            </w:r>
-            <w:r>
-              <w:rPr>
-                <w:rFonts w:ascii="Calibri" w:eastAsia="Calibri" w:hAnsi="Calibri" w:cs="Calibri"/>
-                <w:b/>
-                <w:bCs/>
-                <w:sz w:val="22"/>
-                <w:szCs w:val="22"/>
-              </w:rPr>
-              <w:t xml:space="preserve"> </w:t>
-            </w:r>
-            <w:r>
-              <w:rPr>
-                <w:rFonts w:ascii="Calibri" w:eastAsia="Calibri" w:hAnsi="Calibri" w:cs="Calibri"/>
-                <w:b/>
-                <w:bCs/>
-                <w:sz w:val="22"/>
-                <w:szCs w:val="22"/>
-              </w:rPr>
-              <w:t xml:space="preserve"> </w:t>
-            </w:r>
-            <w:proofErr w:type="gramEnd"/>
-            <w:r>
-              <w:rPr>
-                <w:rFonts w:ascii="Calibri" w:eastAsia="Calibri" w:hAnsi="Calibri" w:cs="Calibri"/>
-                <w:b/>
-                <w:bCs/>
-                <w:sz w:val="22"/>
-                <w:szCs w:val="22"/>
-              </w:rPr>
-              <w:t>Data: {{date}}</w:t>
+              <w:t>Nome: {{name}}   Data: {{date}}</w:t>
             </w:r>
           </w:p>
         </w:tc>
@@ -402,23 +348,13 @@
                 <w:szCs w:val="18"/>
               </w:rPr>
             </w:pPr>
-            <w:proofErr w:type="spellStart"/>
-            <w:r>
-              <w:rPr>
-                <w:rFonts w:ascii="Calibri" w:eastAsia="Calibri" w:hAnsi="Calibri" w:cs="Calibri"/>
-                <w:sz w:val="18"/>
-                <w:szCs w:val="18"/>
-              </w:rPr>
-              <w:t>Hidrovitalis</w:t>
-            </w:r>
-            <w:proofErr w:type="spellEnd"/>
-            <w:r>
-              <w:rPr>
-                <w:rFonts w:ascii="Calibri" w:eastAsia="Calibri" w:hAnsi="Calibri" w:cs="Calibri"/>
-                <w:sz w:val="18"/>
-                <w:szCs w:val="18"/>
-              </w:rPr>
-              <w:t xml:space="preserve"> + Hidrogênio + ILIB</w:t>
+            <w:r>
+              <w:rPr>
+                <w:rFonts w:ascii="Calibri" w:eastAsia="Calibri" w:hAnsi="Calibri" w:cs="Calibri"/>
+                <w:sz w:val="18"/>
+                <w:szCs w:val="18"/>
+              </w:rPr>
+              <w:t>Hidrovitalis + Hidrogênio + ILIB</w:t>
             </w:r>
           </w:p>
         </w:tc>
@@ -1019,23 +955,13 @@
                 <w:szCs w:val="18"/>
               </w:rPr>
             </w:pPr>
-            <w:proofErr w:type="spellStart"/>
-            <w:r>
-              <w:rPr>
-                <w:rFonts w:ascii="Calibri" w:eastAsia="Calibri" w:hAnsi="Calibri" w:cs="Calibri"/>
-                <w:sz w:val="18"/>
-                <w:szCs w:val="18"/>
-              </w:rPr>
-              <w:t>Hidrovitalis</w:t>
-            </w:r>
-            <w:proofErr w:type="spellEnd"/>
-            <w:r>
-              <w:rPr>
-                <w:rFonts w:ascii="Calibri" w:eastAsia="Calibri" w:hAnsi="Calibri" w:cs="Calibri"/>
-                <w:sz w:val="18"/>
-                <w:szCs w:val="18"/>
-              </w:rPr>
-              <w:t xml:space="preserve"> + Hidrogênio + ILIB</w:t>
+            <w:r>
+              <w:rPr>
+                <w:rFonts w:ascii="Calibri" w:eastAsia="Calibri" w:hAnsi="Calibri" w:cs="Calibri"/>
+                <w:sz w:val="18"/>
+                <w:szCs w:val="18"/>
+              </w:rPr>
+              <w:t>Hidrovitalis + Hidrogênio + ILIB</w:t>
             </w:r>
           </w:p>
         </w:tc>
@@ -1130,23 +1056,13 @@
                 <w:szCs w:val="18"/>
               </w:rPr>
             </w:pPr>
-            <w:proofErr w:type="spellStart"/>
-            <w:r>
-              <w:rPr>
-                <w:rFonts w:ascii="Calibri" w:eastAsia="Calibri" w:hAnsi="Calibri" w:cs="Calibri"/>
-                <w:sz w:val="18"/>
-                <w:szCs w:val="18"/>
-              </w:rPr>
-              <w:t>Hidrovitalis</w:t>
-            </w:r>
-            <w:proofErr w:type="spellEnd"/>
-            <w:r>
-              <w:rPr>
-                <w:rFonts w:ascii="Calibri" w:eastAsia="Calibri" w:hAnsi="Calibri" w:cs="Calibri"/>
-                <w:sz w:val="18"/>
-                <w:szCs w:val="18"/>
-              </w:rPr>
-              <w:t xml:space="preserve"> + Hidrogênio + ILIB</w:t>
+            <w:r>
+              <w:rPr>
+                <w:rFonts w:ascii="Calibri" w:eastAsia="Calibri" w:hAnsi="Calibri" w:cs="Calibri"/>
+                <w:sz w:val="18"/>
+                <w:szCs w:val="18"/>
+              </w:rPr>
+              <w:t>Hidrovitalis + Hidrogênio + ILIB</w:t>
             </w:r>
           </w:p>
         </w:tc>
@@ -1623,25 +1539,7 @@
                 <w:sz w:val="18"/>
                 <w:szCs w:val="18"/>
               </w:rPr>
-              <w:t xml:space="preserve"># </w:t>
-            </w:r>
-            <w:proofErr w:type="spellStart"/>
-            <w:r>
-              <w:rPr>
-                <w:rFonts w:ascii="Calibri" w:eastAsia="Calibri" w:hAnsi="Calibri" w:cs="Calibri"/>
-                <w:sz w:val="18"/>
-                <w:szCs w:val="18"/>
-              </w:rPr>
-              <w:t>Herv</w:t>
-            </w:r>
-            <w:proofErr w:type="spellEnd"/>
-            <w:r>
-              <w:rPr>
-                <w:rFonts w:ascii="Calibri" w:eastAsia="Calibri" w:hAnsi="Calibri" w:cs="Calibri"/>
-                <w:sz w:val="18"/>
-                <w:szCs w:val="18"/>
-              </w:rPr>
-              <w:t xml:space="preserve"> K</w:t>
+              <w:t># Herv K</w:t>
             </w:r>
           </w:p>
           <w:p>
@@ -1876,23 +1774,13 @@
                 <w:szCs w:val="18"/>
               </w:rPr>
             </w:pPr>
-            <w:proofErr w:type="spellStart"/>
-            <w:r>
-              <w:rPr>
-                <w:rFonts w:ascii="Calibri" w:eastAsia="Calibri" w:hAnsi="Calibri" w:cs="Calibri"/>
-                <w:sz w:val="18"/>
-                <w:szCs w:val="18"/>
-              </w:rPr>
-              <w:t>Hidrovitalis</w:t>
-            </w:r>
-            <w:proofErr w:type="spellEnd"/>
-            <w:r>
-              <w:rPr>
-                <w:rFonts w:ascii="Calibri" w:eastAsia="Calibri" w:hAnsi="Calibri" w:cs="Calibri"/>
-                <w:sz w:val="18"/>
-                <w:szCs w:val="18"/>
-              </w:rPr>
-              <w:t xml:space="preserve"> + Hidrogênio + ILIB</w:t>
+            <w:r>
+              <w:rPr>
+                <w:rFonts w:ascii="Calibri" w:eastAsia="Calibri" w:hAnsi="Calibri" w:cs="Calibri"/>
+                <w:sz w:val="18"/>
+                <w:szCs w:val="18"/>
+              </w:rPr>
+              <w:t>Hidrovitalis + Hidrogênio + ILIB</w:t>
             </w:r>
           </w:p>
         </w:tc>
@@ -1987,23 +1875,13 @@
                 <w:szCs w:val="18"/>
               </w:rPr>
             </w:pPr>
-            <w:proofErr w:type="spellStart"/>
-            <w:r>
-              <w:rPr>
-                <w:rFonts w:ascii="Calibri" w:eastAsia="Calibri" w:hAnsi="Calibri" w:cs="Calibri"/>
-                <w:sz w:val="18"/>
-                <w:szCs w:val="18"/>
-              </w:rPr>
-              <w:t>Hidrovitalis</w:t>
-            </w:r>
-            <w:proofErr w:type="spellEnd"/>
-            <w:r>
-              <w:rPr>
-                <w:rFonts w:ascii="Calibri" w:eastAsia="Calibri" w:hAnsi="Calibri" w:cs="Calibri"/>
-                <w:sz w:val="18"/>
-                <w:szCs w:val="18"/>
-              </w:rPr>
-              <w:t xml:space="preserve"> + Hidrogênio + ILIB</w:t>
+            <w:r>
+              <w:rPr>
+                <w:rFonts w:ascii="Calibri" w:eastAsia="Calibri" w:hAnsi="Calibri" w:cs="Calibri"/>
+                <w:sz w:val="18"/>
+                <w:szCs w:val="18"/>
+              </w:rPr>
+              <w:t>Hidrovitalis + Hidrogênio + ILIB</w:t>
             </w:r>
           </w:p>
         </w:tc>
@@ -2449,23 +2327,13 @@
                 <w:szCs w:val="18"/>
               </w:rPr>
             </w:pPr>
-            <w:proofErr w:type="spellStart"/>
-            <w:r>
-              <w:rPr>
-                <w:rFonts w:ascii="Calibri" w:eastAsia="Calibri" w:hAnsi="Calibri" w:cs="Calibri"/>
-                <w:sz w:val="18"/>
-                <w:szCs w:val="18"/>
-              </w:rPr>
-              <w:t>Hidrovitalis</w:t>
-            </w:r>
-            <w:proofErr w:type="spellEnd"/>
-            <w:r>
-              <w:rPr>
-                <w:rFonts w:ascii="Calibri" w:eastAsia="Calibri" w:hAnsi="Calibri" w:cs="Calibri"/>
-                <w:sz w:val="18"/>
-                <w:szCs w:val="18"/>
-              </w:rPr>
-              <w:t xml:space="preserve"> + Hidrogênio + ILIB</w:t>
+            <w:r>
+              <w:rPr>
+                <w:rFonts w:ascii="Calibri" w:eastAsia="Calibri" w:hAnsi="Calibri" w:cs="Calibri"/>
+                <w:sz w:val="18"/>
+                <w:szCs w:val="18"/>
+              </w:rPr>
+              <w:t>Hidrovitalis + Hidrogênio + ILIB</w:t>
             </w:r>
           </w:p>
         </w:tc>
@@ -2560,23 +2428,13 @@
                 <w:szCs w:val="18"/>
               </w:rPr>
             </w:pPr>
-            <w:proofErr w:type="spellStart"/>
-            <w:r>
-              <w:rPr>
-                <w:rFonts w:ascii="Calibri" w:eastAsia="Calibri" w:hAnsi="Calibri" w:cs="Calibri"/>
-                <w:sz w:val="18"/>
-                <w:szCs w:val="18"/>
-              </w:rPr>
-              <w:t>Hidrovitalis</w:t>
-            </w:r>
-            <w:proofErr w:type="spellEnd"/>
-            <w:r>
-              <w:rPr>
-                <w:rFonts w:ascii="Calibri" w:eastAsia="Calibri" w:hAnsi="Calibri" w:cs="Calibri"/>
-                <w:sz w:val="18"/>
-                <w:szCs w:val="18"/>
-              </w:rPr>
-              <w:t xml:space="preserve"> + Hidrogênio + ILIB</w:t>
+            <w:r>
+              <w:rPr>
+                <w:rFonts w:ascii="Calibri" w:eastAsia="Calibri" w:hAnsi="Calibri" w:cs="Calibri"/>
+                <w:sz w:val="18"/>
+                <w:szCs w:val="18"/>
+              </w:rPr>
+              <w:t>Hidrovitalis + Hidrogênio + ILIB</w:t>
             </w:r>
           </w:p>
         </w:tc>
@@ -2675,25 +2533,7 @@
                 <w:sz w:val="18"/>
                 <w:szCs w:val="18"/>
               </w:rPr>
-              <w:t xml:space="preserve">RPD- </w:t>
-            </w:r>
-            <w:proofErr w:type="spellStart"/>
-            <w:r>
-              <w:rPr>
-                <w:rFonts w:ascii="Calibri" w:eastAsia="Calibri" w:hAnsi="Calibri" w:cs="Calibri"/>
-                <w:sz w:val="18"/>
-                <w:szCs w:val="18"/>
-              </w:rPr>
-              <w:t>Prions</w:t>
-            </w:r>
-            <w:proofErr w:type="spellEnd"/>
-            <w:r>
-              <w:rPr>
-                <w:rFonts w:ascii="Calibri" w:eastAsia="Calibri" w:hAnsi="Calibri" w:cs="Calibri"/>
-                <w:sz w:val="18"/>
-                <w:szCs w:val="18"/>
-              </w:rPr>
-              <w:t xml:space="preserve"> e Solventes</w:t>
+              <w:t>RPD- Prions e Solventes</w:t>
             </w:r>
           </w:p>
           <w:p>
@@ -3183,23 +3023,13 @@
                 <w:szCs w:val="18"/>
               </w:rPr>
             </w:pPr>
-            <w:proofErr w:type="spellStart"/>
-            <w:r>
-              <w:rPr>
-                <w:rFonts w:ascii="Calibri" w:eastAsia="Calibri" w:hAnsi="Calibri" w:cs="Calibri"/>
-                <w:sz w:val="18"/>
-                <w:szCs w:val="18"/>
-              </w:rPr>
-              <w:t>Hidrovitalis</w:t>
-            </w:r>
-            <w:proofErr w:type="spellEnd"/>
-            <w:r>
-              <w:rPr>
-                <w:rFonts w:ascii="Calibri" w:eastAsia="Calibri" w:hAnsi="Calibri" w:cs="Calibri"/>
-                <w:sz w:val="18"/>
-                <w:szCs w:val="18"/>
-              </w:rPr>
-              <w:t xml:space="preserve"> + Hidrogênio + ILIB</w:t>
+            <w:r>
+              <w:rPr>
+                <w:rFonts w:ascii="Calibri" w:eastAsia="Calibri" w:hAnsi="Calibri" w:cs="Calibri"/>
+                <w:sz w:val="18"/>
+                <w:szCs w:val="18"/>
+              </w:rPr>
+              <w:t>Hidrovitalis + Hidrogênio + ILIB</w:t>
             </w:r>
           </w:p>
         </w:tc>
@@ -3294,23 +3124,13 @@
                 <w:szCs w:val="18"/>
               </w:rPr>
             </w:pPr>
-            <w:proofErr w:type="spellStart"/>
-            <w:r>
-              <w:rPr>
-                <w:rFonts w:ascii="Calibri" w:eastAsia="Calibri" w:hAnsi="Calibri" w:cs="Calibri"/>
-                <w:sz w:val="18"/>
-                <w:szCs w:val="18"/>
-              </w:rPr>
-              <w:t>Hidrovitalis</w:t>
-            </w:r>
-            <w:proofErr w:type="spellEnd"/>
-            <w:r>
-              <w:rPr>
-                <w:rFonts w:ascii="Calibri" w:eastAsia="Calibri" w:hAnsi="Calibri" w:cs="Calibri"/>
-                <w:sz w:val="18"/>
-                <w:szCs w:val="18"/>
-              </w:rPr>
-              <w:t xml:space="preserve"> + Hidrogênio + ILIB</w:t>
+            <w:r>
+              <w:rPr>
+                <w:rFonts w:ascii="Calibri" w:eastAsia="Calibri" w:hAnsi="Calibri" w:cs="Calibri"/>
+                <w:sz w:val="18"/>
+                <w:szCs w:val="18"/>
+              </w:rPr>
+              <w:t>Hidrovitalis + Hidrogênio + ILIB</w:t>
             </w:r>
           </w:p>
         </w:tc>
@@ -3692,23 +3512,13 @@
                 <w:szCs w:val="18"/>
               </w:rPr>
             </w:pPr>
-            <w:proofErr w:type="spellStart"/>
-            <w:r>
-              <w:rPr>
-                <w:rFonts w:ascii="Calibri" w:eastAsia="Calibri" w:hAnsi="Calibri" w:cs="Calibri"/>
-                <w:sz w:val="18"/>
-                <w:szCs w:val="18"/>
-              </w:rPr>
-              <w:t>Hidrovitalis</w:t>
-            </w:r>
-            <w:proofErr w:type="spellEnd"/>
-            <w:r>
-              <w:rPr>
-                <w:rFonts w:ascii="Calibri" w:eastAsia="Calibri" w:hAnsi="Calibri" w:cs="Calibri"/>
-                <w:sz w:val="18"/>
-                <w:szCs w:val="18"/>
-              </w:rPr>
-              <w:t xml:space="preserve"> + Hidrogênio + ILIB</w:t>
+            <w:r>
+              <w:rPr>
+                <w:rFonts w:ascii="Calibri" w:eastAsia="Calibri" w:hAnsi="Calibri" w:cs="Calibri"/>
+                <w:sz w:val="18"/>
+                <w:szCs w:val="18"/>
+              </w:rPr>
+              <w:t>Hidrovitalis + Hidrogênio + ILIB</w:t>
             </w:r>
           </w:p>
         </w:tc>
@@ -3803,23 +3613,13 @@
                 <w:szCs w:val="18"/>
               </w:rPr>
             </w:pPr>
-            <w:proofErr w:type="spellStart"/>
-            <w:r>
-              <w:rPr>
-                <w:rFonts w:ascii="Calibri" w:eastAsia="Calibri" w:hAnsi="Calibri" w:cs="Calibri"/>
-                <w:sz w:val="18"/>
-                <w:szCs w:val="18"/>
-              </w:rPr>
-              <w:t>Hidrovitalis</w:t>
-            </w:r>
-            <w:proofErr w:type="spellEnd"/>
-            <w:r>
-              <w:rPr>
-                <w:rFonts w:ascii="Calibri" w:eastAsia="Calibri" w:hAnsi="Calibri" w:cs="Calibri"/>
-                <w:sz w:val="18"/>
-                <w:szCs w:val="18"/>
-              </w:rPr>
-              <w:t xml:space="preserve"> + Hidrogênio + ILIB</w:t>
+            <w:r>
+              <w:rPr>
+                <w:rFonts w:ascii="Calibri" w:eastAsia="Calibri" w:hAnsi="Calibri" w:cs="Calibri"/>
+                <w:sz w:val="18"/>
+                <w:szCs w:val="18"/>
+              </w:rPr>
+              <w:t>Hidrovitalis + Hidrogênio + ILIB</w:t>
             </w:r>
           </w:p>
         </w:tc>
@@ -4404,23 +4204,13 @@
                 <w:szCs w:val="18"/>
               </w:rPr>
             </w:pPr>
-            <w:proofErr w:type="spellStart"/>
-            <w:r>
-              <w:rPr>
-                <w:rFonts w:ascii="Calibri" w:eastAsia="Calibri" w:hAnsi="Calibri" w:cs="Calibri"/>
-                <w:sz w:val="18"/>
-                <w:szCs w:val="18"/>
-              </w:rPr>
-              <w:t>Hidrovitalis</w:t>
-            </w:r>
-            <w:proofErr w:type="spellEnd"/>
-            <w:r>
-              <w:rPr>
-                <w:rFonts w:ascii="Calibri" w:eastAsia="Calibri" w:hAnsi="Calibri" w:cs="Calibri"/>
-                <w:sz w:val="18"/>
-                <w:szCs w:val="18"/>
-              </w:rPr>
-              <w:t xml:space="preserve"> + Hidrogênio + ILIB</w:t>
+            <w:r>
+              <w:rPr>
+                <w:rFonts w:ascii="Calibri" w:eastAsia="Calibri" w:hAnsi="Calibri" w:cs="Calibri"/>
+                <w:sz w:val="18"/>
+                <w:szCs w:val="18"/>
+              </w:rPr>
+              <w:t>Hidrovitalis + Hidrogênio + ILIB</w:t>
             </w:r>
           </w:p>
         </w:tc>
@@ -4515,23 +4305,13 @@
                 <w:szCs w:val="18"/>
               </w:rPr>
             </w:pPr>
-            <w:proofErr w:type="spellStart"/>
-            <w:r>
-              <w:rPr>
-                <w:rFonts w:ascii="Calibri" w:eastAsia="Calibri" w:hAnsi="Calibri" w:cs="Calibri"/>
-                <w:sz w:val="18"/>
-                <w:szCs w:val="18"/>
-              </w:rPr>
-              <w:t>Hidrovitalis</w:t>
-            </w:r>
-            <w:proofErr w:type="spellEnd"/>
-            <w:r>
-              <w:rPr>
-                <w:rFonts w:ascii="Calibri" w:eastAsia="Calibri" w:hAnsi="Calibri" w:cs="Calibri"/>
-                <w:sz w:val="18"/>
-                <w:szCs w:val="18"/>
-              </w:rPr>
-              <w:t xml:space="preserve"> + Hidrogênio + ILIB</w:t>
+            <w:r>
+              <w:rPr>
+                <w:rFonts w:ascii="Calibri" w:eastAsia="Calibri" w:hAnsi="Calibri" w:cs="Calibri"/>
+                <w:sz w:val="18"/>
+                <w:szCs w:val="18"/>
+              </w:rPr>
+              <w:t>Hidrovitalis + Hidrogênio + ILIB</w:t>
             </w:r>
           </w:p>
         </w:tc>
@@ -5112,23 +4892,13 @@
                 <w:szCs w:val="18"/>
               </w:rPr>
             </w:pPr>
-            <w:proofErr w:type="spellStart"/>
-            <w:r>
-              <w:rPr>
-                <w:rFonts w:ascii="Calibri" w:eastAsia="Calibri" w:hAnsi="Calibri" w:cs="Calibri"/>
-                <w:sz w:val="18"/>
-                <w:szCs w:val="18"/>
-              </w:rPr>
-              <w:t>Hidrovitalis</w:t>
-            </w:r>
-            <w:proofErr w:type="spellEnd"/>
-            <w:r>
-              <w:rPr>
-                <w:rFonts w:ascii="Calibri" w:eastAsia="Calibri" w:hAnsi="Calibri" w:cs="Calibri"/>
-                <w:sz w:val="18"/>
-                <w:szCs w:val="18"/>
-              </w:rPr>
-              <w:t xml:space="preserve"> + Hidrogênio + ILIB</w:t>
+            <w:r>
+              <w:rPr>
+                <w:rFonts w:ascii="Calibri" w:eastAsia="Calibri" w:hAnsi="Calibri" w:cs="Calibri"/>
+                <w:sz w:val="18"/>
+                <w:szCs w:val="18"/>
+              </w:rPr>
+              <w:t>Hidrovitalis + Hidrogênio + ILIB</w:t>
             </w:r>
           </w:p>
         </w:tc>
@@ -5223,23 +4993,13 @@
                 <w:szCs w:val="18"/>
               </w:rPr>
             </w:pPr>
-            <w:proofErr w:type="spellStart"/>
-            <w:r>
-              <w:rPr>
-                <w:rFonts w:ascii="Calibri" w:eastAsia="Calibri" w:hAnsi="Calibri" w:cs="Calibri"/>
-                <w:sz w:val="18"/>
-                <w:szCs w:val="18"/>
-              </w:rPr>
-              <w:t>Hidrovitalis</w:t>
-            </w:r>
-            <w:proofErr w:type="spellEnd"/>
-            <w:r>
-              <w:rPr>
-                <w:rFonts w:ascii="Calibri" w:eastAsia="Calibri" w:hAnsi="Calibri" w:cs="Calibri"/>
-                <w:sz w:val="18"/>
-                <w:szCs w:val="18"/>
-              </w:rPr>
-              <w:t xml:space="preserve"> + Hidrogênio + ILIB </w:t>
+            <w:r>
+              <w:rPr>
+                <w:rFonts w:ascii="Calibri" w:eastAsia="Calibri" w:hAnsi="Calibri" w:cs="Calibri"/>
+                <w:sz w:val="18"/>
+                <w:szCs w:val="18"/>
+              </w:rPr>
+              <w:t xml:space="preserve">Hidrovitalis + Hidrogênio + ILIB </w:t>
             </w:r>
           </w:p>
         </w:tc>
@@ -5930,23 +5690,13 @@
                 <w:szCs w:val="18"/>
               </w:rPr>
             </w:pPr>
-            <w:proofErr w:type="spellStart"/>
-            <w:r>
-              <w:rPr>
-                <w:rFonts w:ascii="Calibri" w:eastAsia="Calibri" w:hAnsi="Calibri" w:cs="Calibri"/>
-                <w:sz w:val="18"/>
-                <w:szCs w:val="18"/>
-              </w:rPr>
-              <w:t>Hidrovitalis</w:t>
-            </w:r>
-            <w:proofErr w:type="spellEnd"/>
-            <w:r>
-              <w:rPr>
-                <w:rFonts w:ascii="Calibri" w:eastAsia="Calibri" w:hAnsi="Calibri" w:cs="Calibri"/>
-                <w:sz w:val="18"/>
-                <w:szCs w:val="18"/>
-              </w:rPr>
-              <w:t xml:space="preserve"> + Hidrogênio + ILIB</w:t>
+            <w:r>
+              <w:rPr>
+                <w:rFonts w:ascii="Calibri" w:eastAsia="Calibri" w:hAnsi="Calibri" w:cs="Calibri"/>
+                <w:sz w:val="18"/>
+                <w:szCs w:val="18"/>
+              </w:rPr>
+              <w:t>Hidrovitalis + Hidrogênio + ILIB</w:t>
             </w:r>
           </w:p>
         </w:tc>
@@ -6041,23 +5791,13 @@
                 <w:szCs w:val="18"/>
               </w:rPr>
             </w:pPr>
-            <w:proofErr w:type="spellStart"/>
-            <w:r>
-              <w:rPr>
-                <w:rFonts w:ascii="Calibri" w:eastAsia="Calibri" w:hAnsi="Calibri" w:cs="Calibri"/>
-                <w:sz w:val="18"/>
-                <w:szCs w:val="18"/>
-              </w:rPr>
-              <w:t>Hidrovitalis</w:t>
-            </w:r>
-            <w:proofErr w:type="spellEnd"/>
-            <w:r>
-              <w:rPr>
-                <w:rFonts w:ascii="Calibri" w:eastAsia="Calibri" w:hAnsi="Calibri" w:cs="Calibri"/>
-                <w:sz w:val="18"/>
-                <w:szCs w:val="18"/>
-              </w:rPr>
-              <w:t xml:space="preserve"> + Hidrogênio + ILIB</w:t>
+            <w:r>
+              <w:rPr>
+                <w:rFonts w:ascii="Calibri" w:eastAsia="Calibri" w:hAnsi="Calibri" w:cs="Calibri"/>
+                <w:sz w:val="18"/>
+                <w:szCs w:val="18"/>
+              </w:rPr>
+              <w:t>Hidrovitalis + Hidrogênio + ILIB</w:t>
             </w:r>
           </w:p>
         </w:tc>
@@ -6639,23 +6379,13 @@
                 <w:szCs w:val="18"/>
               </w:rPr>
             </w:pPr>
-            <w:proofErr w:type="spellStart"/>
-            <w:r>
-              <w:rPr>
-                <w:rFonts w:ascii="Calibri" w:eastAsia="Calibri" w:hAnsi="Calibri" w:cs="Calibri"/>
-                <w:sz w:val="18"/>
-                <w:szCs w:val="18"/>
-              </w:rPr>
-              <w:t>Hidrovitalis</w:t>
-            </w:r>
-            <w:proofErr w:type="spellEnd"/>
-            <w:r>
-              <w:rPr>
-                <w:rFonts w:ascii="Calibri" w:eastAsia="Calibri" w:hAnsi="Calibri" w:cs="Calibri"/>
-                <w:sz w:val="18"/>
-                <w:szCs w:val="18"/>
-              </w:rPr>
-              <w:t xml:space="preserve"> + Hidrogênio + ILIB </w:t>
+            <w:r>
+              <w:rPr>
+                <w:rFonts w:ascii="Calibri" w:eastAsia="Calibri" w:hAnsi="Calibri" w:cs="Calibri"/>
+                <w:sz w:val="18"/>
+                <w:szCs w:val="18"/>
+              </w:rPr>
+              <w:t xml:space="preserve">Hidrovitalis + Hidrogênio + ILIB </w:t>
             </w:r>
           </w:p>
         </w:tc>
@@ -6753,23 +6483,13 @@
                 <w:szCs w:val="18"/>
               </w:rPr>
             </w:pPr>
-            <w:proofErr w:type="spellStart"/>
-            <w:r>
-              <w:rPr>
-                <w:rFonts w:ascii="Calibri" w:eastAsia="Calibri" w:hAnsi="Calibri" w:cs="Calibri"/>
-                <w:sz w:val="18"/>
-                <w:szCs w:val="18"/>
-              </w:rPr>
-              <w:t>Hidrovitalis</w:t>
-            </w:r>
-            <w:proofErr w:type="spellEnd"/>
-            <w:r>
-              <w:rPr>
-                <w:rFonts w:ascii="Calibri" w:eastAsia="Calibri" w:hAnsi="Calibri" w:cs="Calibri"/>
-                <w:sz w:val="18"/>
-                <w:szCs w:val="18"/>
-              </w:rPr>
-              <w:t xml:space="preserve"> + Hidrogênio + ILIB</w:t>
+            <w:r>
+              <w:rPr>
+                <w:rFonts w:ascii="Calibri" w:eastAsia="Calibri" w:hAnsi="Calibri" w:cs="Calibri"/>
+                <w:sz w:val="18"/>
+                <w:szCs w:val="18"/>
+              </w:rPr>
+              <w:t>Hidrovitalis + Hidrogênio + ILIB</w:t>
             </w:r>
           </w:p>
         </w:tc>
@@ -6956,27 +6676,7 @@
                 <w:sz w:val="18"/>
                 <w:szCs w:val="18"/>
               </w:rPr>
-              <w:t xml:space="preserve"># </w:t>
-            </w:r>
-            <w:proofErr w:type="spellStart"/>
-            <w:r>
-              <w:rPr>
-                <w:rFonts w:ascii="Calibri" w:hAnsi="Calibri" w:cs="Calibri"/>
-                <w:color w:val="000000"/>
-                <w:sz w:val="18"/>
-                <w:szCs w:val="18"/>
-              </w:rPr>
-              <w:t>Cd</w:t>
-            </w:r>
-            <w:proofErr w:type="spellEnd"/>
-            <w:r>
-              <w:rPr>
-                <w:rFonts w:ascii="Calibri" w:hAnsi="Calibri" w:cs="Calibri"/>
-                <w:color w:val="000000"/>
-                <w:sz w:val="18"/>
-                <w:szCs w:val="18"/>
-              </w:rPr>
-              <w:t xml:space="preserve"> (Cádmio)</w:t>
+              <w:t># Cd (Cádmio)</w:t>
             </w:r>
             <w:r>
               <w:rPr>
@@ -7166,27 +6866,7 @@
                 <w:sz w:val="18"/>
                 <w:szCs w:val="18"/>
               </w:rPr>
-              <w:t xml:space="preserve"># </w:t>
-            </w:r>
-            <w:proofErr w:type="spellStart"/>
-            <w:r>
-              <w:rPr>
-                <w:rFonts w:ascii="Calibri" w:hAnsi="Calibri" w:cs="Calibri"/>
-                <w:color w:val="000000"/>
-                <w:sz w:val="18"/>
-                <w:szCs w:val="18"/>
-              </w:rPr>
-              <w:t>Pb</w:t>
-            </w:r>
-            <w:proofErr w:type="spellEnd"/>
-            <w:r>
-              <w:rPr>
-                <w:rFonts w:ascii="Calibri" w:hAnsi="Calibri" w:cs="Calibri"/>
-                <w:color w:val="000000"/>
-                <w:sz w:val="18"/>
-                <w:szCs w:val="18"/>
-              </w:rPr>
-              <w:t xml:space="preserve"> (Chumbo)</w:t>
+              <w:t># Pb (Chumbo)</w:t>
             </w:r>
             <w:r>
               <w:rPr>
@@ -7366,27 +7046,7 @@
                 <w:sz w:val="18"/>
                 <w:szCs w:val="18"/>
               </w:rPr>
-              <w:t xml:space="preserve"># </w:t>
-            </w:r>
-            <w:proofErr w:type="gramStart"/>
-            <w:r>
-              <w:rPr>
-                <w:rFonts w:ascii="Calibri" w:hAnsi="Calibri" w:cs="Calibri"/>
-                <w:color w:val="000000"/>
-                <w:sz w:val="18"/>
-                <w:szCs w:val="18"/>
-              </w:rPr>
-              <w:t>As(</w:t>
-            </w:r>
-            <w:proofErr w:type="gramEnd"/>
-            <w:r>
-              <w:rPr>
-                <w:rFonts w:ascii="Calibri" w:hAnsi="Calibri" w:cs="Calibri"/>
-                <w:color w:val="000000"/>
-                <w:sz w:val="18"/>
-                <w:szCs w:val="18"/>
-              </w:rPr>
-              <w:t>Arsênico)</w:t>
+              <w:t># As(Arsênico)</w:t>
             </w:r>
           </w:p>
           <w:p>
@@ -7476,27 +7136,7 @@
                 <w:sz w:val="18"/>
                 <w:szCs w:val="18"/>
               </w:rPr>
-              <w:t xml:space="preserve"># </w:t>
-            </w:r>
-            <w:proofErr w:type="gramStart"/>
-            <w:r>
-              <w:rPr>
-                <w:rFonts w:ascii="Calibri" w:hAnsi="Calibri" w:cs="Calibri"/>
-                <w:color w:val="000000"/>
-                <w:sz w:val="18"/>
-                <w:szCs w:val="18"/>
-              </w:rPr>
-              <w:t>Ag(</w:t>
-            </w:r>
-            <w:proofErr w:type="gramEnd"/>
-            <w:r>
-              <w:rPr>
-                <w:rFonts w:ascii="Calibri" w:hAnsi="Calibri" w:cs="Calibri"/>
-                <w:color w:val="000000"/>
-                <w:sz w:val="18"/>
-                <w:szCs w:val="18"/>
-              </w:rPr>
-              <w:t>Prata)</w:t>
+              <w:t># Ag(Prata)</w:t>
             </w:r>
           </w:p>
           <w:p>
@@ -7756,7 +7396,6 @@
                 <w:szCs w:val="18"/>
               </w:rPr>
             </w:pPr>
-            <w:proofErr w:type="spellStart"/>
             <w:r>
               <w:rPr>
                 <w:rFonts w:ascii="Calibri" w:hAnsi="Calibri" w:cs="Calibri"/>
@@ -7764,17 +7403,7 @@
                 <w:sz w:val="18"/>
                 <w:szCs w:val="18"/>
               </w:rPr>
-              <w:t>Hidrovitalis</w:t>
-            </w:r>
-            <w:proofErr w:type="spellEnd"/>
-            <w:r>
-              <w:rPr>
-                <w:rFonts w:ascii="Calibri" w:hAnsi="Calibri" w:cs="Calibri"/>
-                <w:color w:val="000000"/>
-                <w:sz w:val="18"/>
-                <w:szCs w:val="18"/>
-              </w:rPr>
-              <w:t xml:space="preserve"> + Hidrogênio + ILIB (Vasco)</w:t>
+              <w:t>Hidrovitalis + Hidrogênio + ILIB (Vasco)</w:t>
             </w:r>
           </w:p>
         </w:tc>
@@ -7973,39 +7602,26 @@
                 <w:szCs w:val="18"/>
                 <w:lang w:val="en-US"/>
               </w:rPr>
-              <w:t xml:space="preserve"> for </w:t>
-            </w:r>
-            <w:proofErr w:type="spellStart"/>
-            <w:r>
-              <w:rPr>
-                <w:rFonts w:ascii="Calibri" w:hAnsi="Calibri" w:cs="Calibri"/>
-                <w:sz w:val="18"/>
-                <w:szCs w:val="18"/>
-                <w:lang w:val="en-US"/>
-              </w:rPr>
-              <w:t>i</w:t>
-            </w:r>
-            <w:proofErr w:type="spellEnd"/>
-            <w:r>
-              <w:rPr>
-                <w:rFonts w:ascii="Calibri" w:hAnsi="Calibri" w:cs="Calibri"/>
-                <w:sz w:val="18"/>
-                <w:szCs w:val="18"/>
-                <w:lang w:val="en-US"/>
-              </w:rPr>
-              <w:t xml:space="preserve"> in </w:t>
-            </w:r>
-            <w:proofErr w:type="spellStart"/>
-            <w:r>
-              <w:rPr>
-                <w:rFonts w:ascii="Calibri" w:eastAsia="Calibri" w:hAnsi="Calibri" w:cs="Calibri"/>
-                <w:sz w:val="18"/>
-                <w:szCs w:val="18"/>
-                <w:lang w:val="en-US"/>
-              </w:rPr>
-              <w:t>microorganisms_protocol</w:t>
-            </w:r>
-            <w:proofErr w:type="spellEnd"/>
+              <w:t xml:space="preserve"> for i in </w:t>
+            </w:r>
+            <w:r>
+              <w:rPr>
+                <w:rFonts w:ascii="Calibri" w:eastAsia="Calibri" w:hAnsi="Calibri" w:cs="Calibri"/>
+                <w:sz w:val="18"/>
+                <w:szCs w:val="18"/>
+                <w:lang w:val="en-US"/>
+              </w:rPr>
+              <w:t>microorganisms_</w:t>
+            </w:r>
+            <w:r>
+              <w:rPr>
+                <w:rFonts w:ascii="Calibri" w:eastAsia="Calibri" w:hAnsi="Calibri" w:cs="Calibri"/>
+                <w:sz w:val="18"/>
+                <w:szCs w:val="18"/>
+                <w:lang w:val="en-US"/>
+              </w:rPr>
+              <w:t>budget</w:t>
+            </w:r>
             <w:r>
               <w:rPr>
                 <w:rFonts w:ascii="Calibri" w:hAnsi="Calibri" w:cs="Calibri"/>
@@ -8093,19 +7709,17 @@
                 <w:szCs w:val="18"/>
                 <w:lang w:val="en-US"/>
               </w:rPr>
-              <w:t>{{</w:t>
-            </w:r>
-            <w:proofErr w:type="spellStart"/>
-            <w:r>
-              <w:rPr>
-                <w:rFonts w:ascii="Calibri" w:hAnsi="Calibri" w:cs="Calibri"/>
-                <w:sz w:val="18"/>
-                <w:szCs w:val="18"/>
-                <w:lang w:val="en-US"/>
-              </w:rPr>
-              <w:t>i</w:t>
-            </w:r>
-            <w:proofErr w:type="spellEnd"/>
+              <w:t>{{i</w:t>
+            </w:r>
+            <w:r>
+              <w:rPr>
+                <w:rFonts w:ascii="Calibri" w:hAnsi="Calibri" w:cs="Calibri"/>
+                <w:sz w:val="18"/>
+                <w:szCs w:val="18"/>
+                <w:lang w:val="en-US"/>
+              </w:rPr>
+              <w:t>.name</w:t>
+            </w:r>
             <w:r>
               <w:rPr>
                 <w:rFonts w:ascii="Calibri" w:hAnsi="Calibri" w:cs="Calibri"/>
@@ -8131,6 +7745,15 @@
                 <w:lang w:val="en-US"/>
               </w:rPr>
             </w:pPr>
+            <w:r>
+              <w:rPr>
+                <w:rFonts w:ascii="Calibri" w:hAnsi="Calibri" w:cs="Calibri"/>
+                <w:sz w:val="18"/>
+                <w:szCs w:val="18"/>
+                <w:lang w:val="en-US"/>
+              </w:rPr>
+              <w:t>{{i.pix}}</w:t>
+            </w:r>
           </w:p>
         </w:tc>
         <w:tc>
@@ -8147,6 +7770,15 @@
                 <w:lang w:val="en-US"/>
               </w:rPr>
             </w:pPr>
+            <w:r>
+              <w:rPr>
+                <w:rFonts w:ascii="Calibri" w:hAnsi="Calibri" w:cs="Calibri"/>
+                <w:sz w:val="18"/>
+                <w:szCs w:val="18"/>
+                <w:lang w:val="en-US"/>
+              </w:rPr>
+              <w:t>{{i.card}}</w:t>
+            </w:r>
           </w:p>
         </w:tc>
       </w:tr>
@@ -8210,27 +7842,7 @@
                 <w:szCs w:val="18"/>
                 <w:lang w:val="en-US"/>
               </w:rPr>
-              <w:t xml:space="preserve"> </w:t>
-            </w:r>
-            <w:proofErr w:type="spellStart"/>
-            <w:r>
-              <w:rPr>
-                <w:rFonts w:ascii="Calibri" w:hAnsi="Calibri" w:cs="Calibri"/>
-                <w:sz w:val="18"/>
-                <w:szCs w:val="18"/>
-                <w:lang w:val="en-US"/>
-              </w:rPr>
-              <w:t>endfor</w:t>
-            </w:r>
-            <w:proofErr w:type="spellEnd"/>
-            <w:r>
-              <w:rPr>
-                <w:rFonts w:ascii="Calibri" w:hAnsi="Calibri" w:cs="Calibri"/>
-                <w:sz w:val="18"/>
-                <w:szCs w:val="18"/>
-                <w:lang w:val="en-US"/>
-              </w:rPr>
-              <w:t xml:space="preserve"> %}</w:t>
+              <w:t xml:space="preserve"> endfor %}</w:t>
             </w:r>
           </w:p>
         </w:tc>
@@ -8426,29 +8038,8 @@
                 <w:szCs w:val="18"/>
                 <w:lang w:val="en-US"/>
               </w:rPr>
-              <w:t xml:space="preserve"> for </w:t>
-            </w:r>
-            <w:proofErr w:type="spellStart"/>
-            <w:r>
-              <w:rPr>
-                <w:rFonts w:ascii="Calibri" w:hAnsi="Calibri" w:cs="Calibri"/>
-                <w:sz w:val="18"/>
-                <w:szCs w:val="18"/>
-                <w:lang w:val="en-US"/>
-              </w:rPr>
-              <w:t>i</w:t>
-            </w:r>
-            <w:proofErr w:type="spellEnd"/>
-            <w:r>
-              <w:rPr>
-                <w:rFonts w:ascii="Calibri" w:hAnsi="Calibri" w:cs="Calibri"/>
-                <w:sz w:val="18"/>
-                <w:szCs w:val="18"/>
-                <w:lang w:val="en-US"/>
-              </w:rPr>
-              <w:t xml:space="preserve"> in </w:t>
-            </w:r>
-            <w:proofErr w:type="spellStart"/>
+              <w:t xml:space="preserve"> for i in </w:t>
+            </w:r>
             <w:r>
               <w:rPr>
                 <w:rFonts w:ascii="Calibri" w:eastAsia="Calibri" w:hAnsi="Calibri" w:cs="Calibri"/>
@@ -8474,9 +8065,17 @@
                 <w:szCs w:val="18"/>
                 <w:lang w:val="en-US"/>
               </w:rPr>
-              <w:t>_protocol</w:t>
-            </w:r>
-            <w:proofErr w:type="spellEnd"/>
+              <w:t>_</w:t>
+            </w:r>
+            <w:r>
+              <w:rPr>
+                <w:rFonts w:ascii="Calibri" w:eastAsia="Calibri" w:hAnsi="Calibri" w:cs="Calibri"/>
+                <w:sz w:val="18"/>
+                <w:szCs w:val="18"/>
+                <w:lang w:val="en-US"/>
+              </w:rPr>
+              <w:t>budget</w:t>
+            </w:r>
             <w:r>
               <w:rPr>
                 <w:rFonts w:ascii="Calibri" w:hAnsi="Calibri" w:cs="Calibri"/>
@@ -8564,19 +8163,17 @@
                 <w:szCs w:val="18"/>
                 <w:lang w:val="en-US"/>
               </w:rPr>
-              <w:t>{{</w:t>
-            </w:r>
-            <w:proofErr w:type="spellStart"/>
-            <w:r>
-              <w:rPr>
-                <w:rFonts w:ascii="Calibri" w:hAnsi="Calibri" w:cs="Calibri"/>
-                <w:sz w:val="18"/>
-                <w:szCs w:val="18"/>
-                <w:lang w:val="en-US"/>
-              </w:rPr>
-              <w:t>i</w:t>
-            </w:r>
-            <w:proofErr w:type="spellEnd"/>
+              <w:t>{{i</w:t>
+            </w:r>
+            <w:r>
+              <w:rPr>
+                <w:rFonts w:ascii="Calibri" w:hAnsi="Calibri" w:cs="Calibri"/>
+                <w:sz w:val="18"/>
+                <w:szCs w:val="18"/>
+                <w:lang w:val="en-US"/>
+              </w:rPr>
+              <w:t>.name</w:t>
+            </w:r>
             <w:r>
               <w:rPr>
                 <w:rFonts w:ascii="Calibri" w:hAnsi="Calibri" w:cs="Calibri"/>
@@ -8602,6 +8199,15 @@
                 <w:lang w:val="en-US"/>
               </w:rPr>
             </w:pPr>
+            <w:r>
+              <w:rPr>
+                <w:rFonts w:ascii="Calibri" w:hAnsi="Calibri" w:cs="Calibri"/>
+                <w:sz w:val="18"/>
+                <w:szCs w:val="18"/>
+                <w:lang w:val="en-US"/>
+              </w:rPr>
+              <w:t>{{i.pix}}</w:t>
+            </w:r>
           </w:p>
         </w:tc>
         <w:tc>
@@ -8618,6 +8224,15 @@
                 <w:lang w:val="en-US"/>
               </w:rPr>
             </w:pPr>
+            <w:r>
+              <w:rPr>
+                <w:rFonts w:ascii="Calibri" w:hAnsi="Calibri" w:cs="Calibri"/>
+                <w:sz w:val="18"/>
+                <w:szCs w:val="18"/>
+                <w:lang w:val="en-US"/>
+              </w:rPr>
+              <w:t>{{i.card}}</w:t>
+            </w:r>
           </w:p>
         </w:tc>
       </w:tr>
@@ -8681,19 +8296,415 @@
                 <w:szCs w:val="18"/>
                 <w:lang w:val="en-US"/>
               </w:rPr>
-              <w:t xml:space="preserve"> </w:t>
-            </w:r>
-            <w:proofErr w:type="spellStart"/>
-            <w:r>
-              <w:rPr>
-                <w:rFonts w:ascii="Calibri" w:hAnsi="Calibri" w:cs="Calibri"/>
-                <w:sz w:val="18"/>
-                <w:szCs w:val="18"/>
-                <w:lang w:val="en-US"/>
-              </w:rPr>
-              <w:t>endfor</w:t>
-            </w:r>
-            <w:proofErr w:type="spellEnd"/>
+              <w:t xml:space="preserve"> endfor %}</w:t>
+            </w:r>
+          </w:p>
+        </w:tc>
+        <w:tc>
+          <w:tcPr>
+            <w:tcW w:w="1559" w:type="dxa"/>
+          </w:tcPr>
+          <w:p>
+            <w:pPr>
+              <w:cnfStyle w:val="000000100000" w:firstRow="0" w:lastRow="0" w:firstColumn="0" w:lastColumn="0" w:oddVBand="0" w:evenVBand="0" w:oddHBand="1" w:evenHBand="0" w:firstRowFirstColumn="0" w:firstRowLastColumn="0" w:lastRowFirstColumn="0" w:lastRowLastColumn="0"/>
+              <w:rPr>
+                <w:rFonts w:ascii="Calibri" w:hAnsi="Calibri" w:cs="Calibri"/>
+                <w:sz w:val="18"/>
+                <w:szCs w:val="18"/>
+                <w:lang w:val="en-US"/>
+              </w:rPr>
+            </w:pPr>
+          </w:p>
+        </w:tc>
+        <w:tc>
+          <w:tcPr>
+            <w:tcW w:w="1553" w:type="dxa"/>
+          </w:tcPr>
+          <w:p>
+            <w:pPr>
+              <w:cnfStyle w:val="000000100000" w:firstRow="0" w:lastRow="0" w:firstColumn="0" w:lastColumn="0" w:oddVBand="0" w:evenVBand="0" w:oddHBand="1" w:evenHBand="0" w:firstRowFirstColumn="0" w:firstRowLastColumn="0" w:lastRowFirstColumn="0" w:lastRowLastColumn="0"/>
+              <w:rPr>
+                <w:rFonts w:ascii="Calibri" w:hAnsi="Calibri" w:cs="Calibri"/>
+                <w:sz w:val="18"/>
+                <w:szCs w:val="18"/>
+                <w:lang w:val="en-US"/>
+              </w:rPr>
+            </w:pPr>
+          </w:p>
+        </w:tc>
+      </w:tr>
+    </w:tbl>
+    <w:p>
+      <w:pPr>
+        <w:rPr>
+          <w:lang w:val="en-US"/>
+        </w:rPr>
+      </w:pPr>
+    </w:p>
+    <w:tbl>
+      <w:tblPr>
+        <w:tblStyle w:val="SimplesTabela1"/>
+        <w:tblW w:w="0" w:type="auto"/>
+        <w:tblLook w:val="04A0" w:firstRow="1" w:lastRow="0" w:firstColumn="1" w:lastColumn="0" w:noHBand="0" w:noVBand="1"/>
+      </w:tblPr>
+      <w:tblGrid>
+        <w:gridCol w:w="4247"/>
+        <w:gridCol w:w="4247"/>
+      </w:tblGrid>
+      <w:tr>
+        <w:trPr>
+          <w:cnfStyle w:val="100000000000" w:firstRow="1" w:lastRow="0" w:firstColumn="0" w:lastColumn="0" w:oddVBand="0" w:evenVBand="0" w:oddHBand="0" w:evenHBand="0" w:firstRowFirstColumn="0" w:firstRowLastColumn="0" w:lastRowFirstColumn="0" w:lastRowLastColumn="0"/>
+          <w:trHeight w:val="328"/>
+          <w:tblHeader/>
+        </w:trPr>
+        <w:tc>
+          <w:tcPr>
+            <w:cnfStyle w:val="001000000000" w:firstRow="0" w:lastRow="0" w:firstColumn="1" w:lastColumn="0" w:oddVBand="0" w:evenVBand="0" w:oddHBand="0" w:evenHBand="0" w:firstRowFirstColumn="0" w:firstRowLastColumn="0" w:lastRowFirstColumn="0" w:lastRowLastColumn="0"/>
+            <w:tcW w:w="8494" w:type="dxa"/>
+            <w:gridSpan w:val="2"/>
+            <w:shd w:val="clear" w:color="auto" w:fill="A5C9EB" w:themeFill="text2" w:themeFillTint="40"/>
+          </w:tcPr>
+          <w:p>
+            <w:pPr>
+              <w:jc w:val="center"/>
+              <w:rPr>
+                <w:rFonts w:ascii="Calibri" w:hAnsi="Calibri" w:cs="Calibri"/>
+              </w:rPr>
+            </w:pPr>
+            <w:r>
+              <w:rPr>
+                <w:rFonts w:ascii="Calibri" w:hAnsi="Calibri" w:cs="Calibri"/>
+              </w:rPr>
+              <w:t>Total Microrganismos + Metais</w:t>
+            </w:r>
+          </w:p>
+        </w:tc>
+      </w:tr>
+      <w:tr>
+        <w:trPr>
+          <w:cnfStyle w:val="000000100000" w:firstRow="0" w:lastRow="0" w:firstColumn="0" w:lastColumn="0" w:oddVBand="0" w:evenVBand="0" w:oddHBand="1" w:evenHBand="0" w:firstRowFirstColumn="0" w:firstRowLastColumn="0" w:lastRowFirstColumn="0" w:lastRowLastColumn="0"/>
+          <w:trHeight w:val="438"/>
+        </w:trPr>
+        <w:tc>
+          <w:tcPr>
+            <w:cnfStyle w:val="001000000000" w:firstRow="0" w:lastRow="0" w:firstColumn="1" w:lastColumn="0" w:oddVBand="0" w:evenVBand="0" w:oddHBand="0" w:evenHBand="0" w:firstRowFirstColumn="0" w:firstRowLastColumn="0" w:lastRowFirstColumn="0" w:lastRowLastColumn="0"/>
+            <w:tcW w:w="4247" w:type="dxa"/>
+            <w:shd w:val="clear" w:color="auto" w:fill="FFFFFF" w:themeFill="background1"/>
+          </w:tcPr>
+          <w:p>
+            <w:pPr>
+              <w:jc w:val="center"/>
+              <w:rPr>
+                <w:rFonts w:ascii="Calibri" w:hAnsi="Calibri" w:cs="Calibri"/>
+                <w:sz w:val="18"/>
+                <w:szCs w:val="18"/>
+                <w:lang w:val="en-US"/>
+              </w:rPr>
+            </w:pPr>
+            <w:r>
+              <w:rPr>
+                <w:rFonts w:ascii="Calibri" w:hAnsi="Calibri" w:cs="Calibri"/>
+                <w:sz w:val="18"/>
+                <w:szCs w:val="18"/>
+                <w:lang w:val="en-US"/>
+              </w:rPr>
+              <w:t>Pix</w:t>
+            </w:r>
+          </w:p>
+        </w:tc>
+        <w:tc>
+          <w:tcPr>
+            <w:tcW w:w="4247" w:type="dxa"/>
+            <w:shd w:val="clear" w:color="auto" w:fill="FFFFFF" w:themeFill="background1"/>
+          </w:tcPr>
+          <w:p>
+            <w:pPr>
+              <w:jc w:val="center"/>
+              <w:cnfStyle w:val="000000100000" w:firstRow="0" w:lastRow="0" w:firstColumn="0" w:lastColumn="0" w:oddVBand="0" w:evenVBand="0" w:oddHBand="1" w:evenHBand="0" w:firstRowFirstColumn="0" w:firstRowLastColumn="0" w:lastRowFirstColumn="0" w:lastRowLastColumn="0"/>
+              <w:rPr>
+                <w:rFonts w:ascii="Calibri" w:hAnsi="Calibri" w:cs="Calibri"/>
+                <w:sz w:val="18"/>
+                <w:szCs w:val="18"/>
+                <w:lang w:val="en-US"/>
+              </w:rPr>
+            </w:pPr>
+            <w:r>
+              <w:rPr>
+                <w:rFonts w:ascii="Calibri" w:hAnsi="Calibri" w:cs="Calibri"/>
+                <w:sz w:val="18"/>
+                <w:szCs w:val="18"/>
+                <w:lang w:val="en-US"/>
+              </w:rPr>
+              <w:t>{{</w:t>
+            </w:r>
+            <w:r>
+              <w:rPr>
+                <w:rFonts w:ascii="Calibri" w:hAnsi="Calibri" w:cs="Calibri"/>
+                <w:sz w:val="18"/>
+                <w:szCs w:val="18"/>
+              </w:rPr>
+              <w:t>treatments_total_pix</w:t>
+            </w:r>
+            <w:r>
+              <w:rPr>
+                <w:rFonts w:ascii="Calibri" w:hAnsi="Calibri" w:cs="Calibri"/>
+                <w:sz w:val="18"/>
+                <w:szCs w:val="18"/>
+                <w:lang w:val="en-US"/>
+              </w:rPr>
+              <w:t>}}</w:t>
+            </w:r>
+          </w:p>
+        </w:tc>
+      </w:tr>
+      <w:tr>
+        <w:trPr>
+          <w:trHeight w:val="438"/>
+        </w:trPr>
+        <w:tc>
+          <w:tcPr>
+            <w:cnfStyle w:val="001000000000" w:firstRow="0" w:lastRow="0" w:firstColumn="1" w:lastColumn="0" w:oddVBand="0" w:evenVBand="0" w:oddHBand="0" w:evenHBand="0" w:firstRowFirstColumn="0" w:firstRowLastColumn="0" w:lastRowFirstColumn="0" w:lastRowLastColumn="0"/>
+            <w:tcW w:w="4247" w:type="dxa"/>
+            <w:shd w:val="clear" w:color="auto" w:fill="FFFFFF" w:themeFill="background1"/>
+          </w:tcPr>
+          <w:p>
+            <w:pPr>
+              <w:jc w:val="center"/>
+              <w:rPr>
+                <w:rFonts w:ascii="Calibri" w:hAnsi="Calibri" w:cs="Calibri"/>
+                <w:sz w:val="18"/>
+                <w:szCs w:val="18"/>
+                <w:lang w:val="en-US"/>
+              </w:rPr>
+            </w:pPr>
+            <w:r>
+              <w:rPr>
+                <w:rFonts w:ascii="Calibri" w:hAnsi="Calibri" w:cs="Calibri"/>
+                <w:sz w:val="18"/>
+                <w:szCs w:val="18"/>
+                <w:lang w:val="en-US"/>
+              </w:rPr>
+              <w:t>Cartão</w:t>
+            </w:r>
+          </w:p>
+        </w:tc>
+        <w:tc>
+          <w:tcPr>
+            <w:tcW w:w="4247" w:type="dxa"/>
+            <w:shd w:val="clear" w:color="auto" w:fill="FFFFFF" w:themeFill="background1"/>
+          </w:tcPr>
+          <w:p>
+            <w:pPr>
+              <w:jc w:val="center"/>
+              <w:cnfStyle w:val="000000000000" w:firstRow="0" w:lastRow="0" w:firstColumn="0" w:lastColumn="0" w:oddVBand="0" w:evenVBand="0" w:oddHBand="0" w:evenHBand="0" w:firstRowFirstColumn="0" w:firstRowLastColumn="0" w:lastRowFirstColumn="0" w:lastRowLastColumn="0"/>
+              <w:rPr>
+                <w:rFonts w:ascii="Calibri" w:hAnsi="Calibri" w:cs="Calibri"/>
+                <w:sz w:val="18"/>
+                <w:szCs w:val="18"/>
+                <w:lang w:val="en-US"/>
+              </w:rPr>
+            </w:pPr>
+            <w:r>
+              <w:rPr>
+                <w:rFonts w:ascii="Calibri" w:hAnsi="Calibri" w:cs="Calibri"/>
+                <w:sz w:val="18"/>
+                <w:szCs w:val="18"/>
+                <w:lang w:val="en-US"/>
+              </w:rPr>
+              <w:t>{{</w:t>
+            </w:r>
+            <w:r>
+              <w:rPr>
+                <w:rFonts w:ascii="Calibri" w:hAnsi="Calibri" w:cs="Calibri"/>
+                <w:sz w:val="18"/>
+                <w:szCs w:val="18"/>
+              </w:rPr>
+              <w:t>treatments_total_card</w:t>
+            </w:r>
+            <w:r>
+              <w:rPr>
+                <w:rFonts w:ascii="Calibri" w:hAnsi="Calibri" w:cs="Calibri"/>
+                <w:sz w:val="18"/>
+                <w:szCs w:val="18"/>
+                <w:lang w:val="en-US"/>
+              </w:rPr>
+              <w:t>}}</w:t>
+            </w:r>
+          </w:p>
+        </w:tc>
+      </w:tr>
+    </w:tbl>
+    <w:p>
+      <w:pPr>
+        <w:rPr>
+          <w:lang w:val="en-US"/>
+        </w:rPr>
+      </w:pPr>
+    </w:p>
+    <w:tbl>
+      <w:tblPr>
+        <w:tblStyle w:val="SimplesTabela1"/>
+        <w:tblW w:w="0" w:type="auto"/>
+        <w:tblLayout w:type="fixed"/>
+        <w:tblLook w:val="04A0" w:firstRow="1" w:lastRow="0" w:firstColumn="1" w:lastColumn="0" w:noHBand="0" w:noVBand="1"/>
+      </w:tblPr>
+      <w:tblGrid>
+        <w:gridCol w:w="739"/>
+        <w:gridCol w:w="4643"/>
+        <w:gridCol w:w="1675"/>
+        <w:gridCol w:w="1437"/>
+      </w:tblGrid>
+      <w:tr>
+        <w:trPr>
+          <w:cnfStyle w:val="100000000000" w:firstRow="1" w:lastRow="0" w:firstColumn="0" w:lastColumn="0" w:oddVBand="0" w:evenVBand="0" w:oddHBand="0" w:evenHBand="0" w:firstRowFirstColumn="0" w:firstRowLastColumn="0" w:lastRowFirstColumn="0" w:lastRowLastColumn="0"/>
+          <w:trHeight w:val="328"/>
+          <w:tblHeader/>
+        </w:trPr>
+        <w:tc>
+          <w:tcPr>
+            <w:cnfStyle w:val="001000000000" w:firstRow="0" w:lastRow="0" w:firstColumn="1" w:lastColumn="0" w:oddVBand="0" w:evenVBand="0" w:oddHBand="0" w:evenHBand="0" w:firstRowFirstColumn="0" w:firstRowLastColumn="0" w:lastRowFirstColumn="0" w:lastRowLastColumn="0"/>
+            <w:tcW w:w="5382" w:type="dxa"/>
+            <w:gridSpan w:val="2"/>
+            <w:shd w:val="clear" w:color="auto" w:fill="A5C9EB" w:themeFill="text2" w:themeFillTint="40"/>
+          </w:tcPr>
+          <w:p>
+            <w:pPr>
+              <w:jc w:val="center"/>
+              <w:rPr>
+                <w:rFonts w:ascii="Calibri" w:hAnsi="Calibri" w:cs="Calibri"/>
+              </w:rPr>
+            </w:pPr>
+            <w:r>
+              <w:rPr>
+                <w:rFonts w:ascii="Calibri" w:hAnsi="Calibri" w:cs="Calibri"/>
+              </w:rPr>
+              <w:t>SESSÕES EXTRAS</w:t>
+            </w:r>
+          </w:p>
+        </w:tc>
+        <w:tc>
+          <w:tcPr>
+            <w:tcW w:w="1675" w:type="dxa"/>
+            <w:shd w:val="clear" w:color="auto" w:fill="A5C9EB" w:themeFill="text2" w:themeFillTint="40"/>
+          </w:tcPr>
+          <w:p>
+            <w:pPr>
+              <w:jc w:val="center"/>
+              <w:cnfStyle w:val="100000000000" w:firstRow="1" w:lastRow="0" w:firstColumn="0" w:lastColumn="0" w:oddVBand="0" w:evenVBand="0" w:oddHBand="0" w:evenHBand="0" w:firstRowFirstColumn="0" w:firstRowLastColumn="0" w:lastRowFirstColumn="0" w:lastRowLastColumn="0"/>
+              <w:rPr>
+                <w:rFonts w:ascii="Calibri" w:hAnsi="Calibri" w:cs="Calibri"/>
+              </w:rPr>
+            </w:pPr>
+            <w:r>
+              <w:rPr>
+                <w:rFonts w:ascii="Calibri" w:hAnsi="Calibri" w:cs="Calibri"/>
+              </w:rPr>
+              <w:t>Pix</w:t>
+            </w:r>
+          </w:p>
+        </w:tc>
+        <w:tc>
+          <w:tcPr>
+            <w:tcW w:w="1437" w:type="dxa"/>
+            <w:shd w:val="clear" w:color="auto" w:fill="A5C9EB" w:themeFill="text2" w:themeFillTint="40"/>
+          </w:tcPr>
+          <w:p>
+            <w:pPr>
+              <w:jc w:val="center"/>
+              <w:cnfStyle w:val="100000000000" w:firstRow="1" w:lastRow="0" w:firstColumn="0" w:lastColumn="0" w:oddVBand="0" w:evenVBand="0" w:oddHBand="0" w:evenHBand="0" w:firstRowFirstColumn="0" w:firstRowLastColumn="0" w:lastRowFirstColumn="0" w:lastRowLastColumn="0"/>
+              <w:rPr>
+                <w:rFonts w:ascii="Calibri" w:hAnsi="Calibri" w:cs="Calibri"/>
+              </w:rPr>
+            </w:pPr>
+            <w:r>
+              <w:rPr>
+                <w:rFonts w:ascii="Calibri" w:hAnsi="Calibri" w:cs="Calibri"/>
+              </w:rPr>
+              <w:t>Cartão</w:t>
+            </w:r>
+          </w:p>
+        </w:tc>
+      </w:tr>
+      <w:tr>
+        <w:trPr>
+          <w:cnfStyle w:val="000000100000" w:firstRow="0" w:lastRow="0" w:firstColumn="0" w:lastColumn="0" w:oddVBand="0" w:evenVBand="0" w:oddHBand="1" w:evenHBand="0" w:firstRowFirstColumn="0" w:firstRowLastColumn="0" w:lastRowFirstColumn="0" w:lastRowLastColumn="0"/>
+          <w:trHeight w:val="328"/>
+        </w:trPr>
+        <w:tc>
+          <w:tcPr>
+            <w:cnfStyle w:val="001000000000" w:firstRow="0" w:lastRow="0" w:firstColumn="1" w:lastColumn="0" w:oddVBand="0" w:evenVBand="0" w:oddHBand="0" w:evenHBand="0" w:firstRowFirstColumn="0" w:firstRowLastColumn="0" w:lastRowFirstColumn="0" w:lastRowLastColumn="0"/>
+            <w:tcW w:w="739" w:type="dxa"/>
+          </w:tcPr>
+          <w:p>
+            <w:pPr>
+              <w:rPr>
+                <w:rFonts w:ascii="Calibri" w:hAnsi="Calibri" w:cs="Calibri"/>
+                <w:sz w:val="18"/>
+                <w:szCs w:val="18"/>
+                <w:lang w:val="en-US"/>
+              </w:rPr>
+            </w:pPr>
+          </w:p>
+        </w:tc>
+        <w:tc>
+          <w:tcPr>
+            <w:tcW w:w="4643" w:type="dxa"/>
+          </w:tcPr>
+          <w:p>
+            <w:pPr>
+              <w:cnfStyle w:val="000000100000" w:firstRow="0" w:lastRow="0" w:firstColumn="0" w:lastColumn="0" w:oddVBand="0" w:evenVBand="0" w:oddHBand="1" w:evenHBand="0" w:firstRowFirstColumn="0" w:firstRowLastColumn="0" w:lastRowFirstColumn="0" w:lastRowLastColumn="0"/>
+              <w:rPr>
+                <w:rFonts w:ascii="Calibri" w:hAnsi="Calibri" w:cs="Calibri"/>
+                <w:sz w:val="18"/>
+                <w:szCs w:val="18"/>
+                <w:lang w:val="en-US"/>
+              </w:rPr>
+            </w:pPr>
+            <w:r>
+              <w:rPr>
+                <w:rFonts w:ascii="Calibri" w:hAnsi="Calibri" w:cs="Calibri"/>
+                <w:sz w:val="18"/>
+                <w:szCs w:val="18"/>
+                <w:lang w:val="en-US"/>
+              </w:rPr>
+              <w:t>{%</w:t>
+            </w:r>
+            <w:r>
+              <w:rPr>
+                <w:rFonts w:ascii="Calibri" w:hAnsi="Calibri" w:cs="Calibri"/>
+                <w:sz w:val="18"/>
+                <w:szCs w:val="18"/>
+                <w:lang w:val="en-US"/>
+              </w:rPr>
+              <w:t>tr</w:t>
+            </w:r>
+            <w:r>
+              <w:rPr>
+                <w:rFonts w:ascii="Calibri" w:hAnsi="Calibri" w:cs="Calibri"/>
+                <w:sz w:val="18"/>
+                <w:szCs w:val="18"/>
+                <w:lang w:val="en-US"/>
+              </w:rPr>
+              <w:t xml:space="preserve"> for i in </w:t>
+            </w:r>
+            <w:r>
+              <w:rPr>
+                <w:rFonts w:ascii="Calibri" w:hAnsi="Calibri" w:cs="Calibri"/>
+                <w:sz w:val="18"/>
+                <w:szCs w:val="18"/>
+                <w:lang w:val="en-US"/>
+              </w:rPr>
+              <w:t>extra_sessions_</w:t>
+            </w:r>
+            <w:r>
+              <w:rPr>
+                <w:rFonts w:ascii="Calibri" w:hAnsi="Calibri" w:cs="Calibri"/>
+                <w:sz w:val="18"/>
+                <w:szCs w:val="18"/>
+                <w:lang w:val="en-US"/>
+              </w:rPr>
+              <w:t>budget</w:t>
+            </w:r>
             <w:r>
               <w:rPr>
                 <w:rFonts w:ascii="Calibri" w:hAnsi="Calibri" w:cs="Calibri"/>
@@ -8707,7 +8718,7 @@
         </w:tc>
         <w:tc>
           <w:tcPr>
-            <w:tcW w:w="1559" w:type="dxa"/>
+            <w:tcW w:w="1675" w:type="dxa"/>
           </w:tcPr>
           <w:p>
             <w:pPr>
@@ -8723,7 +8734,7 @@
         </w:tc>
         <w:tc>
           <w:tcPr>
-            <w:tcW w:w="1553" w:type="dxa"/>
+            <w:tcW w:w="1437" w:type="dxa"/>
           </w:tcPr>
           <w:p>
             <w:pPr>
@@ -8735,6 +8746,512 @@
                 <w:lang w:val="en-US"/>
               </w:rPr>
             </w:pPr>
+          </w:p>
+        </w:tc>
+      </w:tr>
+      <w:tr>
+        <w:trPr>
+          <w:trHeight w:val="328"/>
+        </w:trPr>
+        <w:tc>
+          <w:tcPr>
+            <w:cnfStyle w:val="001000000000" w:firstRow="0" w:lastRow="0" w:firstColumn="1" w:lastColumn="0" w:oddVBand="0" w:evenVBand="0" w:oddHBand="0" w:evenHBand="0" w:firstRowFirstColumn="0" w:firstRowLastColumn="0" w:lastRowFirstColumn="0" w:lastRowLastColumn="0"/>
+            <w:tcW w:w="739" w:type="dxa"/>
+          </w:tcPr>
+          <w:p>
+            <w:pPr>
+              <w:rPr>
+                <w:rFonts w:ascii="Calibri" w:hAnsi="Calibri" w:cs="Calibri"/>
+                <w:sz w:val="18"/>
+                <w:szCs w:val="18"/>
+                <w:lang w:val="en-US"/>
+              </w:rPr>
+            </w:pPr>
+          </w:p>
+        </w:tc>
+        <w:tc>
+          <w:tcPr>
+            <w:tcW w:w="4643" w:type="dxa"/>
+          </w:tcPr>
+          <w:p>
+            <w:pPr>
+              <w:cnfStyle w:val="000000000000" w:firstRow="0" w:lastRow="0" w:firstColumn="0" w:lastColumn="0" w:oddVBand="0" w:evenVBand="0" w:oddHBand="0" w:evenHBand="0" w:firstRowFirstColumn="0" w:firstRowLastColumn="0" w:lastRowFirstColumn="0" w:lastRowLastColumn="0"/>
+              <w:rPr>
+                <w:rFonts w:ascii="Calibri" w:hAnsi="Calibri" w:cs="Calibri"/>
+                <w:b/>
+                <w:bCs/>
+                <w:sz w:val="18"/>
+                <w:szCs w:val="18"/>
+                <w:lang w:val="en-US"/>
+              </w:rPr>
+            </w:pPr>
+            <w:r>
+              <w:rPr>
+                <w:rFonts w:ascii="Calibri" w:hAnsi="Calibri" w:cs="Calibri"/>
+                <w:sz w:val="18"/>
+                <w:szCs w:val="18"/>
+                <w:lang w:val="en-US"/>
+              </w:rPr>
+              <w:t>{{i</w:t>
+            </w:r>
+            <w:r>
+              <w:rPr>
+                <w:rFonts w:ascii="Calibri" w:hAnsi="Calibri" w:cs="Calibri"/>
+                <w:sz w:val="18"/>
+                <w:szCs w:val="18"/>
+                <w:lang w:val="en-US"/>
+              </w:rPr>
+              <w:t>.name</w:t>
+            </w:r>
+            <w:r>
+              <w:rPr>
+                <w:rFonts w:ascii="Calibri" w:hAnsi="Calibri" w:cs="Calibri"/>
+                <w:sz w:val="18"/>
+                <w:szCs w:val="18"/>
+                <w:lang w:val="en-US"/>
+              </w:rPr>
+              <w:t>}}</w:t>
+            </w:r>
+          </w:p>
+        </w:tc>
+        <w:tc>
+          <w:tcPr>
+            <w:tcW w:w="1675" w:type="dxa"/>
+          </w:tcPr>
+          <w:p>
+            <w:pPr>
+              <w:cnfStyle w:val="000000000000" w:firstRow="0" w:lastRow="0" w:firstColumn="0" w:lastColumn="0" w:oddVBand="0" w:evenVBand="0" w:oddHBand="0" w:evenHBand="0" w:firstRowFirstColumn="0" w:firstRowLastColumn="0" w:lastRowFirstColumn="0" w:lastRowLastColumn="0"/>
+              <w:rPr>
+                <w:rFonts w:ascii="Calibri" w:hAnsi="Calibri" w:cs="Calibri"/>
+                <w:sz w:val="18"/>
+                <w:szCs w:val="18"/>
+                <w:lang w:val="en-US"/>
+              </w:rPr>
+            </w:pPr>
+            <w:r>
+              <w:rPr>
+                <w:rFonts w:ascii="Calibri" w:hAnsi="Calibri" w:cs="Calibri"/>
+                <w:sz w:val="18"/>
+                <w:szCs w:val="18"/>
+                <w:lang w:val="en-US"/>
+              </w:rPr>
+              <w:t>{{i.pix}}</w:t>
+            </w:r>
+          </w:p>
+        </w:tc>
+        <w:tc>
+          <w:tcPr>
+            <w:tcW w:w="1437" w:type="dxa"/>
+          </w:tcPr>
+          <w:p>
+            <w:pPr>
+              <w:cnfStyle w:val="000000000000" w:firstRow="0" w:lastRow="0" w:firstColumn="0" w:lastColumn="0" w:oddVBand="0" w:evenVBand="0" w:oddHBand="0" w:evenHBand="0" w:firstRowFirstColumn="0" w:firstRowLastColumn="0" w:lastRowFirstColumn="0" w:lastRowLastColumn="0"/>
+              <w:rPr>
+                <w:rFonts w:ascii="Calibri" w:hAnsi="Calibri" w:cs="Calibri"/>
+                <w:sz w:val="18"/>
+                <w:szCs w:val="18"/>
+                <w:lang w:val="en-US"/>
+              </w:rPr>
+            </w:pPr>
+            <w:r>
+              <w:rPr>
+                <w:rFonts w:ascii="Calibri" w:hAnsi="Calibri" w:cs="Calibri"/>
+                <w:sz w:val="18"/>
+                <w:szCs w:val="18"/>
+                <w:lang w:val="en-US"/>
+              </w:rPr>
+              <w:t>{{i.card}}</w:t>
+            </w:r>
+          </w:p>
+        </w:tc>
+      </w:tr>
+      <w:tr>
+        <w:trPr>
+          <w:cnfStyle w:val="000000100000" w:firstRow="0" w:lastRow="0" w:firstColumn="0" w:lastColumn="0" w:oddVBand="0" w:evenVBand="0" w:oddHBand="1" w:evenHBand="0" w:firstRowFirstColumn="0" w:firstRowLastColumn="0" w:lastRowFirstColumn="0" w:lastRowLastColumn="0"/>
+          <w:trHeight w:val="328"/>
+        </w:trPr>
+        <w:tc>
+          <w:tcPr>
+            <w:cnfStyle w:val="001000000000" w:firstRow="0" w:lastRow="0" w:firstColumn="1" w:lastColumn="0" w:oddVBand="0" w:evenVBand="0" w:oddHBand="0" w:evenHBand="0" w:firstRowFirstColumn="0" w:firstRowLastColumn="0" w:lastRowFirstColumn="0" w:lastRowLastColumn="0"/>
+            <w:tcW w:w="739" w:type="dxa"/>
+          </w:tcPr>
+          <w:p>
+            <w:pPr>
+              <w:rPr>
+                <w:rFonts w:ascii="Calibri" w:hAnsi="Calibri" w:cs="Calibri"/>
+                <w:sz w:val="18"/>
+                <w:szCs w:val="18"/>
+                <w:lang w:val="en-US"/>
+              </w:rPr>
+            </w:pPr>
+          </w:p>
+        </w:tc>
+        <w:tc>
+          <w:tcPr>
+            <w:tcW w:w="4643" w:type="dxa"/>
+          </w:tcPr>
+          <w:p>
+            <w:pPr>
+              <w:cnfStyle w:val="000000100000" w:firstRow="0" w:lastRow="0" w:firstColumn="0" w:lastColumn="0" w:oddVBand="0" w:evenVBand="0" w:oddHBand="1" w:evenHBand="0" w:firstRowFirstColumn="0" w:firstRowLastColumn="0" w:lastRowFirstColumn="0" w:lastRowLastColumn="0"/>
+              <w:rPr>
+                <w:rFonts w:ascii="Calibri" w:hAnsi="Calibri" w:cs="Calibri"/>
+                <w:sz w:val="18"/>
+                <w:szCs w:val="18"/>
+                <w:lang w:val="en-US"/>
+              </w:rPr>
+            </w:pPr>
+            <w:r>
+              <w:rPr>
+                <w:rFonts w:ascii="Calibri" w:hAnsi="Calibri" w:cs="Calibri"/>
+                <w:sz w:val="18"/>
+                <w:szCs w:val="18"/>
+                <w:lang w:val="en-US"/>
+              </w:rPr>
+              <w:t>{%</w:t>
+            </w:r>
+            <w:r>
+              <w:rPr>
+                <w:rFonts w:ascii="Calibri" w:hAnsi="Calibri" w:cs="Calibri"/>
+                <w:sz w:val="18"/>
+                <w:szCs w:val="18"/>
+                <w:lang w:val="en-US"/>
+              </w:rPr>
+              <w:t>tr</w:t>
+            </w:r>
+            <w:r>
+              <w:rPr>
+                <w:rFonts w:ascii="Calibri" w:hAnsi="Calibri" w:cs="Calibri"/>
+                <w:sz w:val="18"/>
+                <w:szCs w:val="18"/>
+                <w:lang w:val="en-US"/>
+              </w:rPr>
+              <w:t xml:space="preserve"> endfor %}</w:t>
+            </w:r>
+          </w:p>
+        </w:tc>
+        <w:tc>
+          <w:tcPr>
+            <w:tcW w:w="1675" w:type="dxa"/>
+          </w:tcPr>
+          <w:p>
+            <w:pPr>
+              <w:cnfStyle w:val="000000100000" w:firstRow="0" w:lastRow="0" w:firstColumn="0" w:lastColumn="0" w:oddVBand="0" w:evenVBand="0" w:oddHBand="1" w:evenHBand="0" w:firstRowFirstColumn="0" w:firstRowLastColumn="0" w:lastRowFirstColumn="0" w:lastRowLastColumn="0"/>
+              <w:rPr>
+                <w:rFonts w:ascii="Calibri" w:hAnsi="Calibri" w:cs="Calibri"/>
+                <w:sz w:val="18"/>
+                <w:szCs w:val="18"/>
+                <w:lang w:val="en-US"/>
+              </w:rPr>
+            </w:pPr>
+          </w:p>
+        </w:tc>
+        <w:tc>
+          <w:tcPr>
+            <w:tcW w:w="1437" w:type="dxa"/>
+          </w:tcPr>
+          <w:p>
+            <w:pPr>
+              <w:cnfStyle w:val="000000100000" w:firstRow="0" w:lastRow="0" w:firstColumn="0" w:lastColumn="0" w:oddVBand="0" w:evenVBand="0" w:oddHBand="1" w:evenHBand="0" w:firstRowFirstColumn="0" w:firstRowLastColumn="0" w:lastRowFirstColumn="0" w:lastRowLastColumn="0"/>
+              <w:rPr>
+                <w:rFonts w:ascii="Calibri" w:hAnsi="Calibri" w:cs="Calibri"/>
+                <w:sz w:val="18"/>
+                <w:szCs w:val="18"/>
+                <w:lang w:val="en-US"/>
+              </w:rPr>
+            </w:pPr>
+          </w:p>
+        </w:tc>
+      </w:tr>
+      <w:tr>
+        <w:trPr>
+          <w:trHeight w:val="328"/>
+        </w:trPr>
+        <w:tc>
+          <w:tcPr>
+            <w:cnfStyle w:val="001000000000" w:firstRow="0" w:lastRow="0" w:firstColumn="1" w:lastColumn="0" w:oddVBand="0" w:evenVBand="0" w:oddHBand="0" w:evenHBand="0" w:firstRowFirstColumn="0" w:firstRowLastColumn="0" w:lastRowFirstColumn="0" w:lastRowLastColumn="0"/>
+            <w:tcW w:w="739" w:type="dxa"/>
+          </w:tcPr>
+          <w:p>
+            <w:pPr>
+              <w:rPr>
+                <w:rFonts w:ascii="Calibri" w:hAnsi="Calibri" w:cs="Calibri"/>
+                <w:sz w:val="18"/>
+                <w:szCs w:val="18"/>
+                <w:lang w:val="en-US"/>
+              </w:rPr>
+            </w:pPr>
+          </w:p>
+        </w:tc>
+        <w:tc>
+          <w:tcPr>
+            <w:tcW w:w="4643" w:type="dxa"/>
+          </w:tcPr>
+          <w:p>
+            <w:pPr>
+              <w:cnfStyle w:val="000000000000" w:firstRow="0" w:lastRow="0" w:firstColumn="0" w:lastColumn="0" w:oddVBand="0" w:evenVBand="0" w:oddHBand="0" w:evenHBand="0" w:firstRowFirstColumn="0" w:firstRowLastColumn="0" w:lastRowFirstColumn="0" w:lastRowLastColumn="0"/>
+              <w:rPr>
+                <w:rFonts w:ascii="Calibri" w:hAnsi="Calibri" w:cs="Calibri"/>
+                <w:b/>
+                <w:bCs/>
+                <w:sz w:val="18"/>
+                <w:szCs w:val="18"/>
+                <w:lang w:val="en-US"/>
+              </w:rPr>
+            </w:pPr>
+            <w:r>
+              <w:rPr>
+                <w:rFonts w:ascii="Calibri" w:hAnsi="Calibri" w:cs="Calibri"/>
+                <w:b/>
+                <w:bCs/>
+                <w:sz w:val="18"/>
+                <w:szCs w:val="18"/>
+                <w:lang w:val="en-US"/>
+              </w:rPr>
+              <w:t>Total</w:t>
+            </w:r>
+          </w:p>
+        </w:tc>
+        <w:tc>
+          <w:tcPr>
+            <w:tcW w:w="1675" w:type="dxa"/>
+          </w:tcPr>
+          <w:p>
+            <w:pPr>
+              <w:cnfStyle w:val="000000000000" w:firstRow="0" w:lastRow="0" w:firstColumn="0" w:lastColumn="0" w:oddVBand="0" w:evenVBand="0" w:oddHBand="0" w:evenHBand="0" w:firstRowFirstColumn="0" w:firstRowLastColumn="0" w:lastRowFirstColumn="0" w:lastRowLastColumn="0"/>
+              <w:rPr>
+                <w:rFonts w:ascii="Calibri" w:hAnsi="Calibri" w:cs="Calibri"/>
+                <w:sz w:val="18"/>
+                <w:szCs w:val="18"/>
+                <w:lang w:val="en-US"/>
+              </w:rPr>
+            </w:pPr>
+            <w:r>
+              <w:rPr>
+                <w:rFonts w:ascii="Calibri" w:hAnsi="Calibri" w:cs="Calibri"/>
+                <w:sz w:val="18"/>
+                <w:szCs w:val="18"/>
+                <w:lang w:val="en-US"/>
+              </w:rPr>
+              <w:t>{{</w:t>
+            </w:r>
+            <w:r>
+              <w:rPr>
+                <w:rFonts w:ascii="Calibri" w:hAnsi="Calibri" w:cs="Calibri"/>
+                <w:sz w:val="18"/>
+                <w:szCs w:val="18"/>
+              </w:rPr>
+              <w:t>extra_sessions_total_pix</w:t>
+            </w:r>
+            <w:r>
+              <w:rPr>
+                <w:rFonts w:ascii="Calibri" w:hAnsi="Calibri" w:cs="Calibri"/>
+                <w:sz w:val="18"/>
+                <w:szCs w:val="18"/>
+              </w:rPr>
+              <w:t>}}</w:t>
+            </w:r>
+          </w:p>
+        </w:tc>
+        <w:tc>
+          <w:tcPr>
+            <w:tcW w:w="1437" w:type="dxa"/>
+          </w:tcPr>
+          <w:p>
+            <w:pPr>
+              <w:cnfStyle w:val="000000000000" w:firstRow="0" w:lastRow="0" w:firstColumn="0" w:lastColumn="0" w:oddVBand="0" w:evenVBand="0" w:oddHBand="0" w:evenHBand="0" w:firstRowFirstColumn="0" w:firstRowLastColumn="0" w:lastRowFirstColumn="0" w:lastRowLastColumn="0"/>
+              <w:rPr>
+                <w:rFonts w:ascii="Calibri" w:hAnsi="Calibri" w:cs="Calibri"/>
+                <w:sz w:val="18"/>
+                <w:szCs w:val="18"/>
+                <w:lang w:val="en-US"/>
+              </w:rPr>
+            </w:pPr>
+            <w:r>
+              <w:rPr>
+                <w:rFonts w:ascii="Calibri" w:hAnsi="Calibri" w:cs="Calibri"/>
+                <w:sz w:val="18"/>
+                <w:szCs w:val="18"/>
+              </w:rPr>
+              <w:t>{{extra_sessions_total_card}}</w:t>
+            </w:r>
+          </w:p>
+        </w:tc>
+      </w:tr>
+    </w:tbl>
+    <w:p>
+      <w:pPr>
+        <w:rPr>
+          <w:lang w:val="en-US"/>
+        </w:rPr>
+      </w:pPr>
+    </w:p>
+    <w:tbl>
+      <w:tblPr>
+        <w:tblStyle w:val="SimplesTabela1"/>
+        <w:tblW w:w="0" w:type="auto"/>
+        <w:tblLook w:val="04A0" w:firstRow="1" w:lastRow="0" w:firstColumn="1" w:lastColumn="0" w:noHBand="0" w:noVBand="1"/>
+      </w:tblPr>
+      <w:tblGrid>
+        <w:gridCol w:w="4247"/>
+        <w:gridCol w:w="4247"/>
+      </w:tblGrid>
+      <w:tr>
+        <w:trPr>
+          <w:cnfStyle w:val="100000000000" w:firstRow="1" w:lastRow="0" w:firstColumn="0" w:lastColumn="0" w:oddVBand="0" w:evenVBand="0" w:oddHBand="0" w:evenHBand="0" w:firstRowFirstColumn="0" w:firstRowLastColumn="0" w:lastRowFirstColumn="0" w:lastRowLastColumn="0"/>
+          <w:trHeight w:val="328"/>
+          <w:tblHeader/>
+        </w:trPr>
+        <w:tc>
+          <w:tcPr>
+            <w:cnfStyle w:val="001000000000" w:firstRow="0" w:lastRow="0" w:firstColumn="1" w:lastColumn="0" w:oddVBand="0" w:evenVBand="0" w:oddHBand="0" w:evenHBand="0" w:firstRowFirstColumn="0" w:firstRowLastColumn="0" w:lastRowFirstColumn="0" w:lastRowLastColumn="0"/>
+            <w:tcW w:w="8494" w:type="dxa"/>
+            <w:gridSpan w:val="2"/>
+            <w:shd w:val="clear" w:color="auto" w:fill="A5C9EB" w:themeFill="text2" w:themeFillTint="40"/>
+          </w:tcPr>
+          <w:p>
+            <w:pPr>
+              <w:jc w:val="center"/>
+              <w:rPr>
+                <w:rFonts w:ascii="Calibri" w:hAnsi="Calibri" w:cs="Calibri"/>
+              </w:rPr>
+            </w:pPr>
+            <w:r>
+              <w:rPr>
+                <w:rFonts w:ascii="Calibri" w:hAnsi="Calibri" w:cs="Calibri"/>
+              </w:rPr>
+              <w:t xml:space="preserve">VALOR </w:t>
+            </w:r>
+            <w:r>
+              <w:rPr>
+                <w:rFonts w:ascii="Calibri" w:hAnsi="Calibri" w:cs="Calibri"/>
+              </w:rPr>
+              <w:t>TOTAL</w:t>
+            </w:r>
+            <w:r>
+              <w:rPr>
+                <w:rFonts w:ascii="Calibri" w:hAnsi="Calibri" w:cs="Calibri"/>
+              </w:rPr>
+              <w:t xml:space="preserve"> (Microrganismos + Metais + Sessões Extras)</w:t>
+            </w:r>
+          </w:p>
+        </w:tc>
+      </w:tr>
+      <w:tr>
+        <w:trPr>
+          <w:cnfStyle w:val="000000100000" w:firstRow="0" w:lastRow="0" w:firstColumn="0" w:lastColumn="0" w:oddVBand="0" w:evenVBand="0" w:oddHBand="1" w:evenHBand="0" w:firstRowFirstColumn="0" w:firstRowLastColumn="0" w:lastRowFirstColumn="0" w:lastRowLastColumn="0"/>
+          <w:trHeight w:val="438"/>
+        </w:trPr>
+        <w:tc>
+          <w:tcPr>
+            <w:cnfStyle w:val="001000000000" w:firstRow="0" w:lastRow="0" w:firstColumn="1" w:lastColumn="0" w:oddVBand="0" w:evenVBand="0" w:oddHBand="0" w:evenHBand="0" w:firstRowFirstColumn="0" w:firstRowLastColumn="0" w:lastRowFirstColumn="0" w:lastRowLastColumn="0"/>
+            <w:tcW w:w="4247" w:type="dxa"/>
+            <w:shd w:val="clear" w:color="auto" w:fill="FFFFFF" w:themeFill="background1"/>
+          </w:tcPr>
+          <w:p>
+            <w:pPr>
+              <w:jc w:val="center"/>
+              <w:rPr>
+                <w:rFonts w:ascii="Calibri" w:hAnsi="Calibri" w:cs="Calibri"/>
+                <w:sz w:val="18"/>
+                <w:szCs w:val="18"/>
+                <w:lang w:val="en-US"/>
+              </w:rPr>
+            </w:pPr>
+            <w:r>
+              <w:rPr>
+                <w:rFonts w:ascii="Calibri" w:hAnsi="Calibri" w:cs="Calibri"/>
+                <w:sz w:val="18"/>
+                <w:szCs w:val="18"/>
+                <w:lang w:val="en-US"/>
+              </w:rPr>
+              <w:t>Pix</w:t>
+            </w:r>
+          </w:p>
+        </w:tc>
+        <w:tc>
+          <w:tcPr>
+            <w:tcW w:w="4247" w:type="dxa"/>
+            <w:shd w:val="clear" w:color="auto" w:fill="FFFFFF" w:themeFill="background1"/>
+          </w:tcPr>
+          <w:p>
+            <w:pPr>
+              <w:jc w:val="center"/>
+              <w:cnfStyle w:val="000000100000" w:firstRow="0" w:lastRow="0" w:firstColumn="0" w:lastColumn="0" w:oddVBand="0" w:evenVBand="0" w:oddHBand="1" w:evenHBand="0" w:firstRowFirstColumn="0" w:firstRowLastColumn="0" w:lastRowFirstColumn="0" w:lastRowLastColumn="0"/>
+              <w:rPr>
+                <w:rFonts w:ascii="Calibri" w:hAnsi="Calibri" w:cs="Calibri"/>
+                <w:sz w:val="18"/>
+                <w:szCs w:val="18"/>
+                <w:lang w:val="en-US"/>
+              </w:rPr>
+            </w:pPr>
+            <w:r>
+              <w:rPr>
+                <w:rFonts w:ascii="Calibri" w:hAnsi="Calibri" w:cs="Calibri"/>
+                <w:sz w:val="18"/>
+                <w:szCs w:val="18"/>
+                <w:lang w:val="en-US"/>
+              </w:rPr>
+              <w:t>{{total_pix}}</w:t>
+            </w:r>
+          </w:p>
+        </w:tc>
+      </w:tr>
+      <w:tr>
+        <w:trPr>
+          <w:trHeight w:val="438"/>
+        </w:trPr>
+        <w:tc>
+          <w:tcPr>
+            <w:cnfStyle w:val="001000000000" w:firstRow="0" w:lastRow="0" w:firstColumn="1" w:lastColumn="0" w:oddVBand="0" w:evenVBand="0" w:oddHBand="0" w:evenHBand="0" w:firstRowFirstColumn="0" w:firstRowLastColumn="0" w:lastRowFirstColumn="0" w:lastRowLastColumn="0"/>
+            <w:tcW w:w="4247" w:type="dxa"/>
+            <w:shd w:val="clear" w:color="auto" w:fill="FFFFFF" w:themeFill="background1"/>
+          </w:tcPr>
+          <w:p>
+            <w:pPr>
+              <w:jc w:val="center"/>
+              <w:rPr>
+                <w:rFonts w:ascii="Calibri" w:hAnsi="Calibri" w:cs="Calibri"/>
+                <w:sz w:val="18"/>
+                <w:szCs w:val="18"/>
+                <w:lang w:val="en-US"/>
+              </w:rPr>
+            </w:pPr>
+            <w:r>
+              <w:rPr>
+                <w:rFonts w:ascii="Calibri" w:hAnsi="Calibri" w:cs="Calibri"/>
+                <w:sz w:val="18"/>
+                <w:szCs w:val="18"/>
+                <w:lang w:val="en-US"/>
+              </w:rPr>
+              <w:t>Cartão</w:t>
+            </w:r>
+          </w:p>
+        </w:tc>
+        <w:tc>
+          <w:tcPr>
+            <w:tcW w:w="4247" w:type="dxa"/>
+            <w:shd w:val="clear" w:color="auto" w:fill="FFFFFF" w:themeFill="background1"/>
+          </w:tcPr>
+          <w:p>
+            <w:pPr>
+              <w:jc w:val="center"/>
+              <w:cnfStyle w:val="000000000000" w:firstRow="0" w:lastRow="0" w:firstColumn="0" w:lastColumn="0" w:oddVBand="0" w:evenVBand="0" w:oddHBand="0" w:evenHBand="0" w:firstRowFirstColumn="0" w:firstRowLastColumn="0" w:lastRowFirstColumn="0" w:lastRowLastColumn="0"/>
+              <w:rPr>
+                <w:rFonts w:ascii="Calibri" w:hAnsi="Calibri" w:cs="Calibri"/>
+                <w:sz w:val="18"/>
+                <w:szCs w:val="18"/>
+                <w:lang w:val="en-US"/>
+              </w:rPr>
+            </w:pPr>
+            <w:r>
+              <w:rPr>
+                <w:rFonts w:ascii="Calibri" w:hAnsi="Calibri" w:cs="Calibri"/>
+                <w:sz w:val="18"/>
+                <w:szCs w:val="18"/>
+                <w:lang w:val="en-US"/>
+              </w:rPr>
+              <w:t>{{total_card}}</w:t>
+            </w:r>
           </w:p>
         </w:tc>
       </w:tr>
@@ -8767,8 +9284,8 @@
         <w:tc>
           <w:tcPr>
             <w:cnfStyle w:val="001000000000" w:firstRow="0" w:lastRow="0" w:firstColumn="1" w:lastColumn="0" w:oddVBand="0" w:evenVBand="0" w:oddHBand="0" w:evenHBand="0" w:firstRowFirstColumn="0" w:firstRowLastColumn="0" w:lastRowFirstColumn="0" w:lastRowLastColumn="0"/>
-            <w:tcW w:w="5382" w:type="dxa"/>
-            <w:gridSpan w:val="2"/>
+            <w:tcW w:w="8494" w:type="dxa"/>
+            <w:gridSpan w:val="4"/>
             <w:shd w:val="clear" w:color="auto" w:fill="A5C9EB" w:themeFill="text2" w:themeFillTint="40"/>
           </w:tcPr>
           <w:p>
@@ -8782,49 +9299,13 @@
               <w:rPr>
                 <w:rFonts w:ascii="Calibri" w:hAnsi="Calibri" w:cs="Calibri"/>
               </w:rPr>
-              <w:t>SESSÕES EXTRAS</w:t>
-            </w:r>
-          </w:p>
-        </w:tc>
-        <w:tc>
-          <w:tcPr>
-            <w:tcW w:w="1559" w:type="dxa"/>
-            <w:shd w:val="clear" w:color="auto" w:fill="A5C9EB" w:themeFill="text2" w:themeFillTint="40"/>
-          </w:tcPr>
-          <w:p>
-            <w:pPr>
-              <w:jc w:val="center"/>
-              <w:cnfStyle w:val="100000000000" w:firstRow="1" w:lastRow="0" w:firstColumn="0" w:lastColumn="0" w:oddVBand="0" w:evenVBand="0" w:oddHBand="0" w:evenHBand="0" w:firstRowFirstColumn="0" w:firstRowLastColumn="0" w:lastRowFirstColumn="0" w:lastRowLastColumn="0"/>
-              <w:rPr>
-                <w:rFonts w:ascii="Calibri" w:hAnsi="Calibri" w:cs="Calibri"/>
-              </w:rPr>
-            </w:pPr>
-            <w:r>
-              <w:rPr>
-                <w:rFonts w:ascii="Calibri" w:hAnsi="Calibri" w:cs="Calibri"/>
-              </w:rPr>
-              <w:t>Pix</w:t>
-            </w:r>
-          </w:p>
-        </w:tc>
-        <w:tc>
-          <w:tcPr>
-            <w:tcW w:w="1553" w:type="dxa"/>
-            <w:shd w:val="clear" w:color="auto" w:fill="A5C9EB" w:themeFill="text2" w:themeFillTint="40"/>
-          </w:tcPr>
-          <w:p>
-            <w:pPr>
-              <w:jc w:val="center"/>
-              <w:cnfStyle w:val="100000000000" w:firstRow="1" w:lastRow="0" w:firstColumn="0" w:lastColumn="0" w:oddVBand="0" w:evenVBand="0" w:oddHBand="0" w:evenHBand="0" w:firstRowFirstColumn="0" w:firstRowLastColumn="0" w:lastRowFirstColumn="0" w:lastRowLastColumn="0"/>
-              <w:rPr>
-                <w:rFonts w:ascii="Calibri" w:hAnsi="Calibri" w:cs="Calibri"/>
-              </w:rPr>
-            </w:pPr>
-            <w:r>
-              <w:rPr>
-                <w:rFonts w:ascii="Calibri" w:hAnsi="Calibri" w:cs="Calibri"/>
-              </w:rPr>
-              <w:t>Cartão</w:t>
+              <w:t>MICRORGANISMOS</w:t>
+            </w:r>
+            <w:r>
+              <w:rPr>
+                <w:rFonts w:ascii="Calibri" w:hAnsi="Calibri" w:cs="Calibri"/>
+              </w:rPr>
+              <w:t xml:space="preserve"> NÃO ENCONTRADOS</w:t>
             </w:r>
           </w:p>
         </w:tc>
@@ -8889,39 +9370,17 @@
                 <w:szCs w:val="18"/>
                 <w:lang w:val="en-US"/>
               </w:rPr>
-              <w:t xml:space="preserve"> for </w:t>
-            </w:r>
-            <w:proofErr w:type="spellStart"/>
-            <w:r>
-              <w:rPr>
-                <w:rFonts w:ascii="Calibri" w:hAnsi="Calibri" w:cs="Calibri"/>
-                <w:sz w:val="18"/>
-                <w:szCs w:val="18"/>
-                <w:lang w:val="en-US"/>
-              </w:rPr>
-              <w:t>i</w:t>
-            </w:r>
-            <w:proofErr w:type="spellEnd"/>
-            <w:r>
-              <w:rPr>
-                <w:rFonts w:ascii="Calibri" w:hAnsi="Calibri" w:cs="Calibri"/>
-                <w:sz w:val="18"/>
-                <w:szCs w:val="18"/>
-                <w:lang w:val="en-US"/>
-              </w:rPr>
-              <w:t xml:space="preserve"> in </w:t>
-            </w:r>
-            <w:proofErr w:type="spellStart"/>
-            <w:r>
-              <w:rPr>
-                <w:rFonts w:ascii="Calibri" w:hAnsi="Calibri" w:cs="Calibri"/>
-                <w:sz w:val="18"/>
-                <w:szCs w:val="18"/>
-                <w:lang w:val="en-US"/>
-              </w:rPr>
-              <w:t>extra_sessions_protocol</w:t>
-            </w:r>
-            <w:proofErr w:type="spellEnd"/>
+              <w:t xml:space="preserve"> for i in </w:t>
+            </w:r>
+            <w:r>
+              <w:rPr>
+                <w:rFonts w:ascii="Calibri" w:eastAsia="Calibri" w:hAnsi="Calibri" w:cs="Calibri"/>
+                <w:sz w:val="18"/>
+                <w:szCs w:val="18"/>
+                <w:lang w:val="en-US"/>
+              </w:rPr>
+              <w:t>microorganisms_not_founded</w:t>
+            </w:r>
             <w:r>
               <w:rPr>
                 <w:rFonts w:ascii="Calibri" w:hAnsi="Calibri" w:cs="Calibri"/>
@@ -9009,27 +9468,7 @@
                 <w:szCs w:val="18"/>
                 <w:lang w:val="en-US"/>
               </w:rPr>
-              <w:t>{{</w:t>
-            </w:r>
-            <w:proofErr w:type="spellStart"/>
-            <w:r>
-              <w:rPr>
-                <w:rFonts w:ascii="Calibri" w:hAnsi="Calibri" w:cs="Calibri"/>
-                <w:sz w:val="18"/>
-                <w:szCs w:val="18"/>
-                <w:lang w:val="en-US"/>
-              </w:rPr>
-              <w:t>i</w:t>
-            </w:r>
-            <w:proofErr w:type="spellEnd"/>
-            <w:r>
-              <w:rPr>
-                <w:rFonts w:ascii="Calibri" w:hAnsi="Calibri" w:cs="Calibri"/>
-                <w:sz w:val="18"/>
-                <w:szCs w:val="18"/>
-                <w:lang w:val="en-US"/>
-              </w:rPr>
-              <w:t>}}</w:t>
+              <w:t>{{i}}</w:t>
             </w:r>
           </w:p>
         </w:tc>
@@ -9126,27 +9565,7 @@
                 <w:szCs w:val="18"/>
                 <w:lang w:val="en-US"/>
               </w:rPr>
-              <w:t xml:space="preserve"> </w:t>
-            </w:r>
-            <w:proofErr w:type="spellStart"/>
-            <w:r>
-              <w:rPr>
-                <w:rFonts w:ascii="Calibri" w:hAnsi="Calibri" w:cs="Calibri"/>
-                <w:sz w:val="18"/>
-                <w:szCs w:val="18"/>
-                <w:lang w:val="en-US"/>
-              </w:rPr>
-              <w:t>endfor</w:t>
-            </w:r>
-            <w:proofErr w:type="spellEnd"/>
-            <w:r>
-              <w:rPr>
-                <w:rFonts w:ascii="Calibri" w:hAnsi="Calibri" w:cs="Calibri"/>
-                <w:sz w:val="18"/>
-                <w:szCs w:val="18"/>
-                <w:lang w:val="en-US"/>
-              </w:rPr>
-              <w:t xml:space="preserve"> %}</w:t>
+              <w:t xml:space="preserve"> endfor %}</w:t>
             </w:r>
           </w:p>
         </w:tc>
@@ -9180,214 +9599,6 @@
                 <w:lang w:val="en-US"/>
               </w:rPr>
             </w:pPr>
-          </w:p>
-        </w:tc>
-      </w:tr>
-    </w:tbl>
-    <w:p>
-      <w:pPr>
-        <w:rPr>
-          <w:lang w:val="en-US"/>
-        </w:rPr>
-      </w:pPr>
-    </w:p>
-    <w:tbl>
-      <w:tblPr>
-        <w:tblStyle w:val="SimplesTabela1"/>
-        <w:tblW w:w="0" w:type="auto"/>
-        <w:tblLook w:val="04A0" w:firstRow="1" w:lastRow="0" w:firstColumn="1" w:lastColumn="0" w:noHBand="0" w:noVBand="1"/>
-      </w:tblPr>
-      <w:tblGrid>
-        <w:gridCol w:w="4247"/>
-        <w:gridCol w:w="4247"/>
-      </w:tblGrid>
-      <w:tr>
-        <w:trPr>
-          <w:cnfStyle w:val="100000000000" w:firstRow="1" w:lastRow="0" w:firstColumn="0" w:lastColumn="0" w:oddVBand="0" w:evenVBand="0" w:oddHBand="0" w:evenHBand="0" w:firstRowFirstColumn="0" w:firstRowLastColumn="0" w:lastRowFirstColumn="0" w:lastRowLastColumn="0"/>
-          <w:trHeight w:val="328"/>
-          <w:tblHeader/>
-        </w:trPr>
-        <w:tc>
-          <w:tcPr>
-            <w:cnfStyle w:val="001000000000" w:firstRow="0" w:lastRow="0" w:firstColumn="1" w:lastColumn="0" w:oddVBand="0" w:evenVBand="0" w:oddHBand="0" w:evenHBand="0" w:firstRowFirstColumn="0" w:firstRowLastColumn="0" w:lastRowFirstColumn="0" w:lastRowLastColumn="0"/>
-            <w:tcW w:w="8494" w:type="dxa"/>
-            <w:gridSpan w:val="2"/>
-            <w:shd w:val="clear" w:color="auto" w:fill="A5C9EB" w:themeFill="text2" w:themeFillTint="40"/>
-          </w:tcPr>
-          <w:p>
-            <w:pPr>
-              <w:jc w:val="center"/>
-              <w:rPr>
-                <w:rFonts w:ascii="Calibri" w:hAnsi="Calibri" w:cs="Calibri"/>
-              </w:rPr>
-            </w:pPr>
-            <w:r>
-              <w:rPr>
-                <w:rFonts w:ascii="Calibri" w:hAnsi="Calibri" w:cs="Calibri"/>
-              </w:rPr>
-              <w:t>TOTAL</w:t>
-            </w:r>
-          </w:p>
-        </w:tc>
-      </w:tr>
-      <w:tr>
-        <w:trPr>
-          <w:cnfStyle w:val="000000100000" w:firstRow="0" w:lastRow="0" w:firstColumn="0" w:lastColumn="0" w:oddVBand="0" w:evenVBand="0" w:oddHBand="1" w:evenHBand="0" w:firstRowFirstColumn="0" w:firstRowLastColumn="0" w:lastRowFirstColumn="0" w:lastRowLastColumn="0"/>
-          <w:trHeight w:val="438"/>
-        </w:trPr>
-        <w:tc>
-          <w:tcPr>
-            <w:cnfStyle w:val="001000000000" w:firstRow="0" w:lastRow="0" w:firstColumn="1" w:lastColumn="0" w:oddVBand="0" w:evenVBand="0" w:oddHBand="0" w:evenHBand="0" w:firstRowFirstColumn="0" w:firstRowLastColumn="0" w:lastRowFirstColumn="0" w:lastRowLastColumn="0"/>
-            <w:tcW w:w="4247" w:type="dxa"/>
-            <w:shd w:val="clear" w:color="auto" w:fill="FFFFFF" w:themeFill="background1"/>
-          </w:tcPr>
-          <w:p>
-            <w:pPr>
-              <w:jc w:val="center"/>
-              <w:rPr>
-                <w:rFonts w:ascii="Calibri" w:hAnsi="Calibri" w:cs="Calibri"/>
-                <w:sz w:val="18"/>
-                <w:szCs w:val="18"/>
-                <w:lang w:val="en-US"/>
-              </w:rPr>
-            </w:pPr>
-            <w:r>
-              <w:rPr>
-                <w:rFonts w:ascii="Calibri" w:hAnsi="Calibri" w:cs="Calibri"/>
-                <w:sz w:val="18"/>
-                <w:szCs w:val="18"/>
-                <w:lang w:val="en-US"/>
-              </w:rPr>
-              <w:t>Pix</w:t>
-            </w:r>
-          </w:p>
-        </w:tc>
-        <w:tc>
-          <w:tcPr>
-            <w:tcW w:w="4247" w:type="dxa"/>
-            <w:shd w:val="clear" w:color="auto" w:fill="FFFFFF" w:themeFill="background1"/>
-          </w:tcPr>
-          <w:p>
-            <w:pPr>
-              <w:jc w:val="center"/>
-              <w:cnfStyle w:val="000000100000" w:firstRow="0" w:lastRow="0" w:firstColumn="0" w:lastColumn="0" w:oddVBand="0" w:evenVBand="0" w:oddHBand="1" w:evenHBand="0" w:firstRowFirstColumn="0" w:firstRowLastColumn="0" w:lastRowFirstColumn="0" w:lastRowLastColumn="0"/>
-              <w:rPr>
-                <w:rFonts w:ascii="Calibri" w:hAnsi="Calibri" w:cs="Calibri"/>
-                <w:sz w:val="18"/>
-                <w:szCs w:val="18"/>
-                <w:lang w:val="en-US"/>
-              </w:rPr>
-            </w:pPr>
-            <w:r>
-              <w:rPr>
-                <w:rFonts w:ascii="Calibri" w:hAnsi="Calibri" w:cs="Calibri"/>
-                <w:sz w:val="18"/>
-                <w:szCs w:val="18"/>
-                <w:lang w:val="en-US"/>
-              </w:rPr>
-              <w:t>{{</w:t>
-            </w:r>
-            <w:proofErr w:type="spellStart"/>
-            <w:r>
-              <w:rPr>
-                <w:rFonts w:ascii="Calibri" w:hAnsi="Calibri" w:cs="Calibri"/>
-                <w:sz w:val="18"/>
-                <w:szCs w:val="18"/>
-                <w:lang w:val="en-US"/>
-              </w:rPr>
-              <w:t>total_pix</w:t>
-            </w:r>
-            <w:proofErr w:type="spellEnd"/>
-            <w:r>
-              <w:rPr>
-                <w:rFonts w:ascii="Calibri" w:hAnsi="Calibri" w:cs="Calibri"/>
-                <w:sz w:val="18"/>
-                <w:szCs w:val="18"/>
-                <w:lang w:val="en-US"/>
-              </w:rPr>
-              <w:t>}}</w:t>
-            </w:r>
-          </w:p>
-        </w:tc>
-      </w:tr>
-      <w:tr>
-        <w:trPr>
-          <w:trHeight w:val="438"/>
-        </w:trPr>
-        <w:tc>
-          <w:tcPr>
-            <w:cnfStyle w:val="001000000000" w:firstRow="0" w:lastRow="0" w:firstColumn="1" w:lastColumn="0" w:oddVBand="0" w:evenVBand="0" w:oddHBand="0" w:evenHBand="0" w:firstRowFirstColumn="0" w:firstRowLastColumn="0" w:lastRowFirstColumn="0" w:lastRowLastColumn="0"/>
-            <w:tcW w:w="4247" w:type="dxa"/>
-            <w:shd w:val="clear" w:color="auto" w:fill="FFFFFF" w:themeFill="background1"/>
-          </w:tcPr>
-          <w:p>
-            <w:pPr>
-              <w:jc w:val="center"/>
-              <w:rPr>
-                <w:rFonts w:ascii="Calibri" w:hAnsi="Calibri" w:cs="Calibri"/>
-                <w:sz w:val="18"/>
-                <w:szCs w:val="18"/>
-                <w:lang w:val="en-US"/>
-              </w:rPr>
-            </w:pPr>
-            <w:proofErr w:type="spellStart"/>
-            <w:r>
-              <w:rPr>
-                <w:rFonts w:ascii="Calibri" w:hAnsi="Calibri" w:cs="Calibri"/>
-                <w:sz w:val="18"/>
-                <w:szCs w:val="18"/>
-                <w:lang w:val="en-US"/>
-              </w:rPr>
-              <w:t>Cartão</w:t>
-            </w:r>
-            <w:proofErr w:type="spellEnd"/>
-          </w:p>
-        </w:tc>
-        <w:tc>
-          <w:tcPr>
-            <w:tcW w:w="4247" w:type="dxa"/>
-            <w:shd w:val="clear" w:color="auto" w:fill="FFFFFF" w:themeFill="background1"/>
-          </w:tcPr>
-          <w:p>
-            <w:pPr>
-              <w:jc w:val="center"/>
-              <w:cnfStyle w:val="000000000000" w:firstRow="0" w:lastRow="0" w:firstColumn="0" w:lastColumn="0" w:oddVBand="0" w:evenVBand="0" w:oddHBand="0" w:evenHBand="0" w:firstRowFirstColumn="0" w:firstRowLastColumn="0" w:lastRowFirstColumn="0" w:lastRowLastColumn="0"/>
-              <w:rPr>
-                <w:rFonts w:ascii="Calibri" w:hAnsi="Calibri" w:cs="Calibri"/>
-                <w:sz w:val="18"/>
-                <w:szCs w:val="18"/>
-                <w:lang w:val="en-US"/>
-              </w:rPr>
-            </w:pPr>
-            <w:r>
-              <w:rPr>
-                <w:rFonts w:ascii="Calibri" w:hAnsi="Calibri" w:cs="Calibri"/>
-                <w:sz w:val="18"/>
-                <w:szCs w:val="18"/>
-                <w:lang w:val="en-US"/>
-              </w:rPr>
-              <w:t>{{</w:t>
-            </w:r>
-            <w:proofErr w:type="spellStart"/>
-            <w:r>
-              <w:rPr>
-                <w:rFonts w:ascii="Calibri" w:hAnsi="Calibri" w:cs="Calibri"/>
-                <w:sz w:val="18"/>
-                <w:szCs w:val="18"/>
-                <w:lang w:val="en-US"/>
-              </w:rPr>
-              <w:t>total_card</w:t>
-            </w:r>
-            <w:proofErr w:type="spellEnd"/>
-            <w:r>
-              <w:rPr>
-                <w:rFonts w:ascii="Calibri" w:hAnsi="Calibri" w:cs="Calibri"/>
-                <w:sz w:val="18"/>
-                <w:szCs w:val="18"/>
-                <w:lang w:val="en-US"/>
-              </w:rPr>
-              <w:t>}}</w:t>
-            </w:r>
           </w:p>
         </w:tc>
       </w:tr>
@@ -9435,13 +9646,7 @@
               <w:rPr>
                 <w:rFonts w:ascii="Calibri" w:hAnsi="Calibri" w:cs="Calibri"/>
               </w:rPr>
-              <w:t>MICRORGANISMOS</w:t>
-            </w:r>
-            <w:r>
-              <w:rPr>
-                <w:rFonts w:ascii="Calibri" w:hAnsi="Calibri" w:cs="Calibri"/>
-              </w:rPr>
-              <w:t xml:space="preserve"> NÃO ENCONTRADOS</w:t>
+              <w:t>METAIS NÃO ENCONTRADOS</w:t>
             </w:r>
           </w:p>
         </w:tc>
@@ -9506,39 +9711,26 @@
                 <w:szCs w:val="18"/>
                 <w:lang w:val="en-US"/>
               </w:rPr>
-              <w:t xml:space="preserve"> for </w:t>
-            </w:r>
-            <w:proofErr w:type="spellStart"/>
-            <w:r>
-              <w:rPr>
-                <w:rFonts w:ascii="Calibri" w:hAnsi="Calibri" w:cs="Calibri"/>
-                <w:sz w:val="18"/>
-                <w:szCs w:val="18"/>
-                <w:lang w:val="en-US"/>
-              </w:rPr>
-              <w:t>i</w:t>
-            </w:r>
-            <w:proofErr w:type="spellEnd"/>
-            <w:r>
-              <w:rPr>
-                <w:rFonts w:ascii="Calibri" w:hAnsi="Calibri" w:cs="Calibri"/>
-                <w:sz w:val="18"/>
-                <w:szCs w:val="18"/>
-                <w:lang w:val="en-US"/>
-              </w:rPr>
-              <w:t xml:space="preserve"> in </w:t>
-            </w:r>
-            <w:proofErr w:type="spellStart"/>
-            <w:r>
-              <w:rPr>
-                <w:rFonts w:ascii="Calibri" w:eastAsia="Calibri" w:hAnsi="Calibri" w:cs="Calibri"/>
-                <w:sz w:val="18"/>
-                <w:szCs w:val="18"/>
-                <w:lang w:val="en-US"/>
-              </w:rPr>
-              <w:t>microorganisms_not_founded</w:t>
-            </w:r>
-            <w:proofErr w:type="spellEnd"/>
+              <w:t xml:space="preserve"> for i in </w:t>
+            </w:r>
+            <w:r>
+              <w:rPr>
+                <w:rFonts w:ascii="Calibri" w:eastAsia="Calibri" w:hAnsi="Calibri" w:cs="Calibri"/>
+                <w:sz w:val="18"/>
+                <w:szCs w:val="18"/>
+                <w:lang w:val="en-US"/>
+              </w:rPr>
+              <w:t>metals</w:t>
+            </w:r>
+            <w:r>
+              <w:rPr>
+                <w:rFonts w:ascii="Calibri" w:eastAsia="Calibri" w:hAnsi="Calibri" w:cs="Calibri"/>
+                <w:sz w:val="18"/>
+                <w:szCs w:val="18"/>
+                <w:lang w:val="en-US"/>
+              </w:rPr>
+              <w:t>_not_founded</w:t>
+            </w:r>
             <w:r>
               <w:rPr>
                 <w:rFonts w:ascii="Calibri" w:hAnsi="Calibri" w:cs="Calibri"/>
@@ -9626,27 +9818,7 @@
                 <w:szCs w:val="18"/>
                 <w:lang w:val="en-US"/>
               </w:rPr>
-              <w:t>{{</w:t>
-            </w:r>
-            <w:proofErr w:type="spellStart"/>
-            <w:r>
-              <w:rPr>
-                <w:rFonts w:ascii="Calibri" w:hAnsi="Calibri" w:cs="Calibri"/>
-                <w:sz w:val="18"/>
-                <w:szCs w:val="18"/>
-                <w:lang w:val="en-US"/>
-              </w:rPr>
-              <w:t>i</w:t>
-            </w:r>
-            <w:proofErr w:type="spellEnd"/>
-            <w:r>
-              <w:rPr>
-                <w:rFonts w:ascii="Calibri" w:hAnsi="Calibri" w:cs="Calibri"/>
-                <w:sz w:val="18"/>
-                <w:szCs w:val="18"/>
-                <w:lang w:val="en-US"/>
-              </w:rPr>
-              <w:t>}}</w:t>
+              <w:t>{{i}}</w:t>
             </w:r>
           </w:p>
         </w:tc>
@@ -9743,439 +9915,7 @@
                 <w:szCs w:val="18"/>
                 <w:lang w:val="en-US"/>
               </w:rPr>
-              <w:t xml:space="preserve"> </w:t>
-            </w:r>
-            <w:proofErr w:type="spellStart"/>
-            <w:r>
-              <w:rPr>
-                <w:rFonts w:ascii="Calibri" w:hAnsi="Calibri" w:cs="Calibri"/>
-                <w:sz w:val="18"/>
-                <w:szCs w:val="18"/>
-                <w:lang w:val="en-US"/>
-              </w:rPr>
-              <w:t>endfor</w:t>
-            </w:r>
-            <w:proofErr w:type="spellEnd"/>
-            <w:r>
-              <w:rPr>
-                <w:rFonts w:ascii="Calibri" w:hAnsi="Calibri" w:cs="Calibri"/>
-                <w:sz w:val="18"/>
-                <w:szCs w:val="18"/>
-                <w:lang w:val="en-US"/>
-              </w:rPr>
-              <w:t xml:space="preserve"> %}</w:t>
-            </w:r>
-          </w:p>
-        </w:tc>
-        <w:tc>
-          <w:tcPr>
-            <w:tcW w:w="1559" w:type="dxa"/>
-          </w:tcPr>
-          <w:p>
-            <w:pPr>
-              <w:cnfStyle w:val="000000100000" w:firstRow="0" w:lastRow="0" w:firstColumn="0" w:lastColumn="0" w:oddVBand="0" w:evenVBand="0" w:oddHBand="1" w:evenHBand="0" w:firstRowFirstColumn="0" w:firstRowLastColumn="0" w:lastRowFirstColumn="0" w:lastRowLastColumn="0"/>
-              <w:rPr>
-                <w:rFonts w:ascii="Calibri" w:hAnsi="Calibri" w:cs="Calibri"/>
-                <w:sz w:val="18"/>
-                <w:szCs w:val="18"/>
-                <w:lang w:val="en-US"/>
-              </w:rPr>
-            </w:pPr>
-          </w:p>
-        </w:tc>
-        <w:tc>
-          <w:tcPr>
-            <w:tcW w:w="1553" w:type="dxa"/>
-          </w:tcPr>
-          <w:p>
-            <w:pPr>
-              <w:cnfStyle w:val="000000100000" w:firstRow="0" w:lastRow="0" w:firstColumn="0" w:lastColumn="0" w:oddVBand="0" w:evenVBand="0" w:oddHBand="1" w:evenHBand="0" w:firstRowFirstColumn="0" w:firstRowLastColumn="0" w:lastRowFirstColumn="0" w:lastRowLastColumn="0"/>
-              <w:rPr>
-                <w:rFonts w:ascii="Calibri" w:hAnsi="Calibri" w:cs="Calibri"/>
-                <w:sz w:val="18"/>
-                <w:szCs w:val="18"/>
-                <w:lang w:val="en-US"/>
-              </w:rPr>
-            </w:pPr>
-          </w:p>
-        </w:tc>
-      </w:tr>
-    </w:tbl>
-    <w:p>
-      <w:pPr>
-        <w:rPr>
-          <w:lang w:val="en-US"/>
-        </w:rPr>
-      </w:pPr>
-    </w:p>
-    <w:tbl>
-      <w:tblPr>
-        <w:tblStyle w:val="SimplesTabela1"/>
-        <w:tblW w:w="0" w:type="auto"/>
-        <w:tblLook w:val="04A0" w:firstRow="1" w:lastRow="0" w:firstColumn="1" w:lastColumn="0" w:noHBand="0" w:noVBand="1"/>
-      </w:tblPr>
-      <w:tblGrid>
-        <w:gridCol w:w="846"/>
-        <w:gridCol w:w="4536"/>
-        <w:gridCol w:w="1559"/>
-        <w:gridCol w:w="1553"/>
-      </w:tblGrid>
-      <w:tr>
-        <w:trPr>
-          <w:cnfStyle w:val="100000000000" w:firstRow="1" w:lastRow="0" w:firstColumn="0" w:lastColumn="0" w:oddVBand="0" w:evenVBand="0" w:oddHBand="0" w:evenHBand="0" w:firstRowFirstColumn="0" w:firstRowLastColumn="0" w:lastRowFirstColumn="0" w:lastRowLastColumn="0"/>
-          <w:trHeight w:val="328"/>
-          <w:tblHeader/>
-        </w:trPr>
-        <w:tc>
-          <w:tcPr>
-            <w:cnfStyle w:val="001000000000" w:firstRow="0" w:lastRow="0" w:firstColumn="1" w:lastColumn="0" w:oddVBand="0" w:evenVBand="0" w:oddHBand="0" w:evenHBand="0" w:firstRowFirstColumn="0" w:firstRowLastColumn="0" w:lastRowFirstColumn="0" w:lastRowLastColumn="0"/>
-            <w:tcW w:w="8494" w:type="dxa"/>
-            <w:gridSpan w:val="4"/>
-            <w:shd w:val="clear" w:color="auto" w:fill="A5C9EB" w:themeFill="text2" w:themeFillTint="40"/>
-          </w:tcPr>
-          <w:p>
-            <w:pPr>
-              <w:jc w:val="center"/>
-              <w:rPr>
-                <w:rFonts w:ascii="Calibri" w:hAnsi="Calibri" w:cs="Calibri"/>
-              </w:rPr>
-            </w:pPr>
-            <w:r>
-              <w:rPr>
-                <w:rFonts w:ascii="Calibri" w:hAnsi="Calibri" w:cs="Calibri"/>
-              </w:rPr>
-              <w:t>METAIS NÃO ENCONTRADOS</w:t>
-            </w:r>
-          </w:p>
-        </w:tc>
-      </w:tr>
-      <w:tr>
-        <w:trPr>
-          <w:cnfStyle w:val="000000100000" w:firstRow="0" w:lastRow="0" w:firstColumn="0" w:lastColumn="0" w:oddVBand="0" w:evenVBand="0" w:oddHBand="1" w:evenHBand="0" w:firstRowFirstColumn="0" w:firstRowLastColumn="0" w:lastRowFirstColumn="0" w:lastRowLastColumn="0"/>
-          <w:trHeight w:val="328"/>
-        </w:trPr>
-        <w:tc>
-          <w:tcPr>
-            <w:cnfStyle w:val="001000000000" w:firstRow="0" w:lastRow="0" w:firstColumn="1" w:lastColumn="0" w:oddVBand="0" w:evenVBand="0" w:oddHBand="0" w:evenHBand="0" w:firstRowFirstColumn="0" w:firstRowLastColumn="0" w:lastRowFirstColumn="0" w:lastRowLastColumn="0"/>
-            <w:tcW w:w="846" w:type="dxa"/>
-          </w:tcPr>
-          <w:p>
-            <w:pPr>
-              <w:rPr>
-                <w:rFonts w:ascii="Calibri" w:hAnsi="Calibri" w:cs="Calibri"/>
-                <w:sz w:val="18"/>
-                <w:szCs w:val="18"/>
-                <w:lang w:val="en-US"/>
-              </w:rPr>
-            </w:pPr>
-          </w:p>
-        </w:tc>
-        <w:tc>
-          <w:tcPr>
-            <w:tcW w:w="4536" w:type="dxa"/>
-          </w:tcPr>
-          <w:p>
-            <w:pPr>
-              <w:cnfStyle w:val="000000100000" w:firstRow="0" w:lastRow="0" w:firstColumn="0" w:lastColumn="0" w:oddVBand="0" w:evenVBand="0" w:oddHBand="1" w:evenHBand="0" w:firstRowFirstColumn="0" w:firstRowLastColumn="0" w:lastRowFirstColumn="0" w:lastRowLastColumn="0"/>
-              <w:rPr>
-                <w:rFonts w:ascii="Calibri" w:hAnsi="Calibri" w:cs="Calibri"/>
-                <w:sz w:val="18"/>
-                <w:szCs w:val="18"/>
-                <w:lang w:val="en-US"/>
-              </w:rPr>
-            </w:pPr>
-            <w:r>
-              <w:rPr>
-                <w:rFonts w:ascii="Calibri" w:hAnsi="Calibri" w:cs="Calibri"/>
-                <w:sz w:val="18"/>
-                <w:szCs w:val="18"/>
-                <w:lang w:val="en-US"/>
-              </w:rPr>
-              <w:t>{%</w:t>
-            </w:r>
-            <w:r>
-              <w:rPr>
-                <w:rFonts w:ascii="Calibri" w:hAnsi="Calibri" w:cs="Calibri"/>
-                <w:sz w:val="18"/>
-                <w:szCs w:val="18"/>
-                <w:lang w:val="en-US"/>
-              </w:rPr>
-              <w:t>tr</w:t>
-            </w:r>
-            <w:r>
-              <w:rPr>
-                <w:rFonts w:ascii="Calibri" w:hAnsi="Calibri" w:cs="Calibri"/>
-                <w:sz w:val="18"/>
-                <w:szCs w:val="18"/>
-                <w:lang w:val="en-US"/>
-              </w:rPr>
-              <w:t xml:space="preserve"> for </w:t>
-            </w:r>
-            <w:proofErr w:type="spellStart"/>
-            <w:r>
-              <w:rPr>
-                <w:rFonts w:ascii="Calibri" w:hAnsi="Calibri" w:cs="Calibri"/>
-                <w:sz w:val="18"/>
-                <w:szCs w:val="18"/>
-                <w:lang w:val="en-US"/>
-              </w:rPr>
-              <w:t>i</w:t>
-            </w:r>
-            <w:proofErr w:type="spellEnd"/>
-            <w:r>
-              <w:rPr>
-                <w:rFonts w:ascii="Calibri" w:hAnsi="Calibri" w:cs="Calibri"/>
-                <w:sz w:val="18"/>
-                <w:szCs w:val="18"/>
-                <w:lang w:val="en-US"/>
-              </w:rPr>
-              <w:t xml:space="preserve"> in </w:t>
-            </w:r>
-            <w:proofErr w:type="spellStart"/>
-            <w:r>
-              <w:rPr>
-                <w:rFonts w:ascii="Calibri" w:eastAsia="Calibri" w:hAnsi="Calibri" w:cs="Calibri"/>
-                <w:sz w:val="18"/>
-                <w:szCs w:val="18"/>
-                <w:lang w:val="en-US"/>
-              </w:rPr>
-              <w:t>metals</w:t>
-            </w:r>
-            <w:r>
-              <w:rPr>
-                <w:rFonts w:ascii="Calibri" w:eastAsia="Calibri" w:hAnsi="Calibri" w:cs="Calibri"/>
-                <w:sz w:val="18"/>
-                <w:szCs w:val="18"/>
-                <w:lang w:val="en-US"/>
-              </w:rPr>
-              <w:t>_not_founded</w:t>
-            </w:r>
-            <w:proofErr w:type="spellEnd"/>
-            <w:r>
-              <w:rPr>
-                <w:rFonts w:ascii="Calibri" w:hAnsi="Calibri" w:cs="Calibri"/>
-                <w:sz w:val="18"/>
-                <w:szCs w:val="18"/>
-                <w:lang w:val="en-US"/>
-              </w:rPr>
-              <w:t xml:space="preserve"> %}</w:t>
-            </w:r>
-          </w:p>
-        </w:tc>
-        <w:tc>
-          <w:tcPr>
-            <w:tcW w:w="1559" w:type="dxa"/>
-          </w:tcPr>
-          <w:p>
-            <w:pPr>
-              <w:cnfStyle w:val="000000100000" w:firstRow="0" w:lastRow="0" w:firstColumn="0" w:lastColumn="0" w:oddVBand="0" w:evenVBand="0" w:oddHBand="1" w:evenHBand="0" w:firstRowFirstColumn="0" w:firstRowLastColumn="0" w:lastRowFirstColumn="0" w:lastRowLastColumn="0"/>
-              <w:rPr>
-                <w:rFonts w:ascii="Calibri" w:hAnsi="Calibri" w:cs="Calibri"/>
-                <w:sz w:val="18"/>
-                <w:szCs w:val="18"/>
-                <w:lang w:val="en-US"/>
-              </w:rPr>
-            </w:pPr>
-          </w:p>
-        </w:tc>
-        <w:tc>
-          <w:tcPr>
-            <w:tcW w:w="1553" w:type="dxa"/>
-          </w:tcPr>
-          <w:p>
-            <w:pPr>
-              <w:cnfStyle w:val="000000100000" w:firstRow="0" w:lastRow="0" w:firstColumn="0" w:lastColumn="0" w:oddVBand="0" w:evenVBand="0" w:oddHBand="1" w:evenHBand="0" w:firstRowFirstColumn="0" w:firstRowLastColumn="0" w:lastRowFirstColumn="0" w:lastRowLastColumn="0"/>
-              <w:rPr>
-                <w:rFonts w:ascii="Calibri" w:hAnsi="Calibri" w:cs="Calibri"/>
-                <w:sz w:val="18"/>
-                <w:szCs w:val="18"/>
-                <w:lang w:val="en-US"/>
-              </w:rPr>
-            </w:pPr>
-          </w:p>
-        </w:tc>
-      </w:tr>
-      <w:tr>
-        <w:trPr>
-          <w:trHeight w:val="328"/>
-        </w:trPr>
-        <w:tc>
-          <w:tcPr>
-            <w:cnfStyle w:val="001000000000" w:firstRow="0" w:lastRow="0" w:firstColumn="1" w:lastColumn="0" w:oddVBand="0" w:evenVBand="0" w:oddHBand="0" w:evenHBand="0" w:firstRowFirstColumn="0" w:firstRowLastColumn="0" w:lastRowFirstColumn="0" w:lastRowLastColumn="0"/>
-            <w:tcW w:w="846" w:type="dxa"/>
-          </w:tcPr>
-          <w:p>
-            <w:pPr>
-              <w:rPr>
-                <w:rFonts w:ascii="Calibri" w:hAnsi="Calibri" w:cs="Calibri"/>
-                <w:sz w:val="18"/>
-                <w:szCs w:val="18"/>
-                <w:lang w:val="en-US"/>
-              </w:rPr>
-            </w:pPr>
-          </w:p>
-        </w:tc>
-        <w:tc>
-          <w:tcPr>
-            <w:tcW w:w="4536" w:type="dxa"/>
-          </w:tcPr>
-          <w:p>
-            <w:pPr>
-              <w:cnfStyle w:val="000000000000" w:firstRow="0" w:lastRow="0" w:firstColumn="0" w:lastColumn="0" w:oddVBand="0" w:evenVBand="0" w:oddHBand="0" w:evenHBand="0" w:firstRowFirstColumn="0" w:firstRowLastColumn="0" w:lastRowFirstColumn="0" w:lastRowLastColumn="0"/>
-              <w:rPr>
-                <w:rFonts w:ascii="Calibri" w:hAnsi="Calibri" w:cs="Calibri"/>
-                <w:b/>
-                <w:bCs/>
-                <w:sz w:val="18"/>
-                <w:szCs w:val="18"/>
-                <w:lang w:val="en-US"/>
-              </w:rPr>
-            </w:pPr>
-            <w:r>
-              <w:rPr>
-                <w:rFonts w:ascii="Calibri" w:hAnsi="Calibri" w:cs="Calibri"/>
-                <w:sz w:val="18"/>
-                <w:szCs w:val="18"/>
-                <w:lang w:val="en-US"/>
-              </w:rPr>
-              <w:t>{{</w:t>
-            </w:r>
-            <w:proofErr w:type="spellStart"/>
-            <w:r>
-              <w:rPr>
-                <w:rFonts w:ascii="Calibri" w:hAnsi="Calibri" w:cs="Calibri"/>
-                <w:sz w:val="18"/>
-                <w:szCs w:val="18"/>
-                <w:lang w:val="en-US"/>
-              </w:rPr>
-              <w:t>i</w:t>
-            </w:r>
-            <w:proofErr w:type="spellEnd"/>
-            <w:r>
-              <w:rPr>
-                <w:rFonts w:ascii="Calibri" w:hAnsi="Calibri" w:cs="Calibri"/>
-                <w:sz w:val="18"/>
-                <w:szCs w:val="18"/>
-                <w:lang w:val="en-US"/>
-              </w:rPr>
-              <w:t>}}</w:t>
-            </w:r>
-          </w:p>
-        </w:tc>
-        <w:tc>
-          <w:tcPr>
-            <w:tcW w:w="1559" w:type="dxa"/>
-          </w:tcPr>
-          <w:p>
-            <w:pPr>
-              <w:cnfStyle w:val="000000000000" w:firstRow="0" w:lastRow="0" w:firstColumn="0" w:lastColumn="0" w:oddVBand="0" w:evenVBand="0" w:oddHBand="0" w:evenHBand="0" w:firstRowFirstColumn="0" w:firstRowLastColumn="0" w:lastRowFirstColumn="0" w:lastRowLastColumn="0"/>
-              <w:rPr>
-                <w:rFonts w:ascii="Calibri" w:hAnsi="Calibri" w:cs="Calibri"/>
-                <w:sz w:val="18"/>
-                <w:szCs w:val="18"/>
-                <w:lang w:val="en-US"/>
-              </w:rPr>
-            </w:pPr>
-          </w:p>
-        </w:tc>
-        <w:tc>
-          <w:tcPr>
-            <w:tcW w:w="1553" w:type="dxa"/>
-          </w:tcPr>
-          <w:p>
-            <w:pPr>
-              <w:cnfStyle w:val="000000000000" w:firstRow="0" w:lastRow="0" w:firstColumn="0" w:lastColumn="0" w:oddVBand="0" w:evenVBand="0" w:oddHBand="0" w:evenHBand="0" w:firstRowFirstColumn="0" w:firstRowLastColumn="0" w:lastRowFirstColumn="0" w:lastRowLastColumn="0"/>
-              <w:rPr>
-                <w:rFonts w:ascii="Calibri" w:hAnsi="Calibri" w:cs="Calibri"/>
-                <w:sz w:val="18"/>
-                <w:szCs w:val="18"/>
-                <w:lang w:val="en-US"/>
-              </w:rPr>
-            </w:pPr>
-          </w:p>
-        </w:tc>
-      </w:tr>
-      <w:tr>
-        <w:trPr>
-          <w:cnfStyle w:val="000000100000" w:firstRow="0" w:lastRow="0" w:firstColumn="0" w:lastColumn="0" w:oddVBand="0" w:evenVBand="0" w:oddHBand="1" w:evenHBand="0" w:firstRowFirstColumn="0" w:firstRowLastColumn="0" w:lastRowFirstColumn="0" w:lastRowLastColumn="0"/>
-          <w:trHeight w:val="328"/>
-        </w:trPr>
-        <w:tc>
-          <w:tcPr>
-            <w:cnfStyle w:val="001000000000" w:firstRow="0" w:lastRow="0" w:firstColumn="1" w:lastColumn="0" w:oddVBand="0" w:evenVBand="0" w:oddHBand="0" w:evenHBand="0" w:firstRowFirstColumn="0" w:firstRowLastColumn="0" w:lastRowFirstColumn="0" w:lastRowLastColumn="0"/>
-            <w:tcW w:w="846" w:type="dxa"/>
-          </w:tcPr>
-          <w:p>
-            <w:pPr>
-              <w:rPr>
-                <w:rFonts w:ascii="Calibri" w:hAnsi="Calibri" w:cs="Calibri"/>
-                <w:sz w:val="18"/>
-                <w:szCs w:val="18"/>
-                <w:lang w:val="en-US"/>
-              </w:rPr>
-            </w:pPr>
-          </w:p>
-        </w:tc>
-        <w:tc>
-          <w:tcPr>
-            <w:tcW w:w="4536" w:type="dxa"/>
-          </w:tcPr>
-          <w:p>
-            <w:pPr>
-              <w:cnfStyle w:val="000000100000" w:firstRow="0" w:lastRow="0" w:firstColumn="0" w:lastColumn="0" w:oddVBand="0" w:evenVBand="0" w:oddHBand="1" w:evenHBand="0" w:firstRowFirstColumn="0" w:firstRowLastColumn="0" w:lastRowFirstColumn="0" w:lastRowLastColumn="0"/>
-              <w:rPr>
-                <w:rFonts w:ascii="Calibri" w:hAnsi="Calibri" w:cs="Calibri"/>
-                <w:sz w:val="18"/>
-                <w:szCs w:val="18"/>
-                <w:lang w:val="en-US"/>
-              </w:rPr>
-            </w:pPr>
-            <w:r>
-              <w:rPr>
-                <w:rFonts w:ascii="Calibri" w:hAnsi="Calibri" w:cs="Calibri"/>
-                <w:sz w:val="18"/>
-                <w:szCs w:val="18"/>
-                <w:lang w:val="en-US"/>
-              </w:rPr>
-              <w:t>{%</w:t>
-            </w:r>
-            <w:r>
-              <w:rPr>
-                <w:rFonts w:ascii="Calibri" w:hAnsi="Calibri" w:cs="Calibri"/>
-                <w:sz w:val="18"/>
-                <w:szCs w:val="18"/>
-                <w:lang w:val="en-US"/>
-              </w:rPr>
-              <w:t>tr</w:t>
-            </w:r>
-            <w:r>
-              <w:rPr>
-                <w:rFonts w:ascii="Calibri" w:hAnsi="Calibri" w:cs="Calibri"/>
-                <w:sz w:val="18"/>
-                <w:szCs w:val="18"/>
-                <w:lang w:val="en-US"/>
-              </w:rPr>
-              <w:t xml:space="preserve"> </w:t>
-            </w:r>
-            <w:proofErr w:type="spellStart"/>
-            <w:r>
-              <w:rPr>
-                <w:rFonts w:ascii="Calibri" w:hAnsi="Calibri" w:cs="Calibri"/>
-                <w:sz w:val="18"/>
-                <w:szCs w:val="18"/>
-                <w:lang w:val="en-US"/>
-              </w:rPr>
-              <w:t>endfor</w:t>
-            </w:r>
-            <w:proofErr w:type="spellEnd"/>
-            <w:r>
-              <w:rPr>
-                <w:rFonts w:ascii="Calibri" w:hAnsi="Calibri" w:cs="Calibri"/>
-                <w:sz w:val="18"/>
-                <w:szCs w:val="18"/>
-                <w:lang w:val="en-US"/>
-              </w:rPr>
-              <w:t xml:space="preserve"> %}</w:t>
+              <w:t xml:space="preserve"> endfor %}</w:t>
             </w:r>
           </w:p>
         </w:tc>
@@ -10625,7 +10365,7 @@
   <w:style w:type="paragraph" w:default="1" w:styleId="Normal">
     <w:name w:val="Normal"/>
     <w:qFormat/>
-    <w:rsid w:val="000D1C53"/>
+    <w:rsid w:val="00114410"/>
   </w:style>
   <w:style w:type="paragraph" w:styleId="Ttulo1">
     <w:name w:val="heading 1"/>
@@ -10829,7 +10569,6 @@
   <w:style w:type="character" w:default="1" w:styleId="Fontepargpadro">
     <w:name w:val="Default Paragraph Font"/>
     <w:uiPriority w:val="1"/>
-    <w:semiHidden/>
     <w:unhideWhenUsed/>
   </w:style>
   <w:style w:type="table" w:default="1" w:styleId="Tabelanormal">

--- a/src/assets/budget/template_orcamento.docx
+++ b/src/assets/budget/template_orcamento.docx
@@ -3534,15 +3534,15 @@
     <w:tbl>
       <w:tblPr>
         <w:tblStyle w:val="TableGrid0"/>
-        <w:tblW w:w="0" w:type="auto"/>
+        <w:tblW w:w="8757" w:type="dxa"/>
         <w:tblLayout w:type="fixed"/>
         <w:tblLook w:val="04A0" w:firstRow="1" w:lastRow="0" w:firstColumn="1" w:lastColumn="0" w:noHBand="0" w:noVBand="1"/>
       </w:tblPr>
       <w:tblGrid>
         <w:gridCol w:w="500"/>
         <w:gridCol w:w="4480"/>
-        <w:gridCol w:w="1604"/>
-        <w:gridCol w:w="2173"/>
+        <w:gridCol w:w="1961"/>
+        <w:gridCol w:w="1816"/>
       </w:tblGrid>
       <w:tr>
         <w:trPr>
@@ -3550,7 +3550,7 @@
         </w:trPr>
         <w:tc>
           <w:tcPr>
-            <w:tcW w:w="4480" w:type="dxa"/>
+            <w:tcW w:w="4980" w:type="dxa"/>
             <w:gridSpan w:val="2"/>
             <w:shd w:val="clear" w:color="auto" w:fill="DAE9F7" w:themeFill="text2" w:themeFillTint="1A"/>
           </w:tcPr>
@@ -3565,18 +3565,21 @@
             </w:pPr>
             <w:r>
               <w:rPr>
-                <w:rFonts w:ascii="Calibri" w:eastAsia="Calibri" w:hAnsi="Calibri" w:cs="Calibri"/>
+                <w:rFonts w:ascii="Calibri" w:hAnsi="Calibri" w:cs="Calibri"/>
                 <w:b/>
+                <w:bCs/>
+                <w:color w:val="000000"/>
                 <w:sz w:val="20"/>
                 <w:szCs w:val="20"/>
-              </w:rPr>
-              <w:t>PROTOCOLO MICRORGANISMOS</w:t>
-            </w:r>
-          </w:p>
-        </w:tc>
-        <w:tc>
-          <w:tcPr>
-            <w:tcW w:w="1604" w:type="dxa"/>
+                <w:shd w:val="clear" w:color="auto" w:fill="DAE9F7"/>
+              </w:rPr>
+              <w:t>Terapêuticas para detoxificação</w:t>
+            </w:r>
+          </w:p>
+        </w:tc>
+        <w:tc>
+          <w:tcPr>
+            <w:tcW w:w="1961" w:type="dxa"/>
             <w:shd w:val="clear" w:color="auto" w:fill="DAE9F7" w:themeFill="text2" w:themeFillTint="1A"/>
           </w:tcPr>
           <w:p>
@@ -3590,38 +3593,197 @@
             </w:pPr>
             <w:r>
               <w:rPr>
-                <w:rFonts w:ascii="Calibri" w:eastAsia="Calibri" w:hAnsi="Calibri" w:cs="Calibri"/>
+                <w:rFonts w:ascii="Calibri" w:hAnsi="Calibri" w:cs="Calibri"/>
                 <w:b/>
+                <w:bCs/>
+                <w:color w:val="000000"/>
+                <w:sz w:val="14"/>
+                <w:szCs w:val="14"/>
+                <w:shd w:val="clear" w:color="auto" w:fill="DAE9F7"/>
+              </w:rPr>
+              <w:t>Valor no pix</w:t>
+            </w:r>
+          </w:p>
+        </w:tc>
+        <w:tc>
+          <w:tcPr>
+            <w:tcW w:w="1816" w:type="dxa"/>
+            <w:shd w:val="clear" w:color="auto" w:fill="DAE9F7" w:themeFill="text2" w:themeFillTint="1A"/>
+          </w:tcPr>
+          <w:p>
+            <w:pPr>
+              <w:jc w:val="center"/>
+              <w:rPr>
+                <w:rFonts w:ascii="Calibri" w:hAnsi="Calibri" w:cs="Calibri"/>
                 <w:sz w:val="20"/>
                 <w:szCs w:val="20"/>
               </w:rPr>
-              <w:t>PIX</w:t>
-            </w:r>
-          </w:p>
-        </w:tc>
-        <w:tc>
-          <w:tcPr>
-            <w:tcW w:w="2173" w:type="dxa"/>
-            <w:shd w:val="clear" w:color="auto" w:fill="DAE9F7" w:themeFill="text2" w:themeFillTint="1A"/>
-          </w:tcPr>
-          <w:p>
-            <w:pPr>
-              <w:jc w:val="center"/>
-              <w:rPr>
-                <w:rFonts w:ascii="Calibri" w:hAnsi="Calibri" w:cs="Calibri"/>
-                <w:sz w:val="20"/>
-                <w:szCs w:val="20"/>
-              </w:rPr>
-            </w:pPr>
-            <w:r>
-              <w:rPr>
-                <w:rFonts w:ascii="Calibri" w:eastAsia="Calibri" w:hAnsi="Calibri" w:cs="Calibri"/>
+            </w:pPr>
+            <w:r>
+              <w:rPr>
+                <w:rFonts w:ascii="Calibri" w:hAnsi="Calibri" w:cs="Calibri"/>
                 <w:b/>
-                <w:sz w:val="20"/>
-                <w:szCs w:val="20"/>
-              </w:rPr>
-              <w:t>CARTÃO</w:t>
-            </w:r>
+                <w:bCs/>
+                <w:color w:val="000000"/>
+                <w:sz w:val="14"/>
+                <w:szCs w:val="14"/>
+                <w:shd w:val="clear" w:color="auto" w:fill="DAE9F7"/>
+              </w:rPr>
+              <w:t>V</w:t>
+            </w:r>
+            <w:r>
+              <w:rPr>
+                <w:rFonts w:ascii="Calibri" w:hAnsi="Calibri" w:cs="Calibri"/>
+                <w:b/>
+                <w:bCs/>
+                <w:color w:val="000000"/>
+                <w:sz w:val="14"/>
+                <w:szCs w:val="14"/>
+                <w:shd w:val="clear" w:color="auto" w:fill="DAE9F7"/>
+              </w:rPr>
+              <w:t>alor no crédito</w:t>
+            </w:r>
+          </w:p>
+        </w:tc>
+      </w:tr>
+      <w:tr>
+        <w:trPr>
+          <w:trHeight w:val="49"/>
+        </w:trPr>
+        <w:tc>
+          <w:tcPr>
+            <w:tcW w:w="500" w:type="dxa"/>
+          </w:tcPr>
+          <w:p>
+            <w:pPr>
+              <w:rPr>
+                <w:rFonts w:ascii="Calibri" w:hAnsi="Calibri" w:cs="Calibri"/>
+                <w:sz w:val="18"/>
+                <w:szCs w:val="18"/>
+                <w:lang w:val="en-US"/>
+              </w:rPr>
+            </w:pPr>
+          </w:p>
+        </w:tc>
+        <w:tc>
+          <w:tcPr>
+            <w:tcW w:w="4480" w:type="dxa"/>
+          </w:tcPr>
+          <w:p>
+            <w:pPr>
+              <w:rPr>
+                <w:rFonts w:ascii="Calibri" w:hAnsi="Calibri" w:cs="Calibri"/>
+                <w:sz w:val="18"/>
+                <w:szCs w:val="18"/>
+                <w:lang w:val="en-US"/>
+              </w:rPr>
+            </w:pPr>
+            <w:r>
+              <w:rPr>
+                <w:rFonts w:ascii="Calibri" w:eastAsia="Calibri" w:hAnsi="Calibri" w:cs="Calibri"/>
+                <w:sz w:val="14"/>
+                <w:szCs w:val="18"/>
+                <w:lang w:val="en-US"/>
+              </w:rPr>
+              <w:t>{%</w:t>
+            </w:r>
+            <w:r>
+              <w:rPr>
+                <w:rFonts w:ascii="Calibri" w:eastAsia="Calibri" w:hAnsi="Calibri" w:cs="Calibri"/>
+                <w:sz w:val="14"/>
+                <w:szCs w:val="18"/>
+                <w:lang w:val="en-US"/>
+              </w:rPr>
+              <w:t>tr</w:t>
+            </w:r>
+            <w:r>
+              <w:rPr>
+                <w:rFonts w:ascii="Calibri" w:eastAsia="Calibri" w:hAnsi="Calibri" w:cs="Calibri"/>
+                <w:sz w:val="14"/>
+                <w:szCs w:val="18"/>
+                <w:lang w:val="en-US"/>
+              </w:rPr>
+              <w:t xml:space="preserve"> for </w:t>
+            </w:r>
+            <w:proofErr w:type="spellStart"/>
+            <w:r>
+              <w:rPr>
+                <w:rFonts w:ascii="Calibri" w:eastAsia="Calibri" w:hAnsi="Calibri" w:cs="Calibri"/>
+                <w:sz w:val="14"/>
+                <w:szCs w:val="18"/>
+                <w:lang w:val="en-US"/>
+              </w:rPr>
+              <w:t>i</w:t>
+            </w:r>
+            <w:proofErr w:type="spellEnd"/>
+            <w:r>
+              <w:rPr>
+                <w:rFonts w:ascii="Calibri" w:eastAsia="Calibri" w:hAnsi="Calibri" w:cs="Calibri"/>
+                <w:sz w:val="14"/>
+                <w:szCs w:val="18"/>
+                <w:lang w:val="en-US"/>
+              </w:rPr>
+              <w:t xml:space="preserve"> in </w:t>
+            </w:r>
+            <w:proofErr w:type="spellStart"/>
+            <w:r>
+              <w:rPr>
+                <w:rFonts w:ascii="Calibri" w:eastAsia="Calibri" w:hAnsi="Calibri" w:cs="Calibri"/>
+                <w:sz w:val="14"/>
+                <w:szCs w:val="18"/>
+                <w:lang w:val="en-US"/>
+              </w:rPr>
+              <w:t>microorganisms_</w:t>
+            </w:r>
+            <w:r>
+              <w:rPr>
+                <w:rFonts w:ascii="Calibri" w:eastAsia="Calibri" w:hAnsi="Calibri" w:cs="Calibri"/>
+                <w:sz w:val="14"/>
+                <w:szCs w:val="18"/>
+                <w:lang w:val="en-US"/>
+              </w:rPr>
+              <w:t>budget</w:t>
+            </w:r>
+            <w:proofErr w:type="spellEnd"/>
+            <w:r>
+              <w:rPr>
+                <w:rFonts w:ascii="Calibri" w:eastAsia="Calibri" w:hAnsi="Calibri" w:cs="Calibri"/>
+                <w:sz w:val="14"/>
+                <w:szCs w:val="18"/>
+                <w:lang w:val="en-US"/>
+              </w:rPr>
+              <w:t xml:space="preserve"> %}</w:t>
+            </w:r>
+          </w:p>
+        </w:tc>
+        <w:tc>
+          <w:tcPr>
+            <w:tcW w:w="1961" w:type="dxa"/>
+          </w:tcPr>
+          <w:p>
+            <w:pPr>
+              <w:rPr>
+                <w:rFonts w:ascii="Calibri" w:hAnsi="Calibri" w:cs="Calibri"/>
+                <w:sz w:val="18"/>
+                <w:szCs w:val="18"/>
+                <w:lang w:val="en-US"/>
+              </w:rPr>
+            </w:pPr>
+          </w:p>
+        </w:tc>
+        <w:tc>
+          <w:tcPr>
+            <w:tcW w:w="1816" w:type="dxa"/>
+          </w:tcPr>
+          <w:p>
+            <w:pPr>
+              <w:rPr>
+                <w:rFonts w:ascii="Calibri" w:hAnsi="Calibri" w:cs="Calibri"/>
+                <w:sz w:val="18"/>
+                <w:szCs w:val="18"/>
+                <w:lang w:val="en-US"/>
+              </w:rPr>
+            </w:pPr>
           </w:p>
         </w:tc>
       </w:tr>
@@ -3632,16 +3794,197 @@
         <w:tc>
           <w:tcPr>
             <w:tcW w:w="500" w:type="dxa"/>
-          </w:tcPr>
-          <w:p>
-            <w:pPr>
-              <w:rPr>
-                <w:rFonts w:ascii="Calibri" w:hAnsi="Calibri" w:cs="Calibri"/>
+            <w:vMerge w:val="restart"/>
+          </w:tcPr>
+          <w:p>
+            <w:pPr>
+              <w:jc w:val="center"/>
+            </w:pPr>
+            <w:r>
+              <w:rPr>
+                <w:rFonts w:ascii="Calibri" w:eastAsia="Calibri" w:hAnsi="Calibri"/>
+                <w:b/>
+                <w:sz w:val="14"/>
+              </w:rPr>
+              <w:t>{{</w:t>
+            </w:r>
+            <w:proofErr w:type="spellStart"/>
+            <w:proofErr w:type="gramStart"/>
+            <w:r>
+              <w:rPr>
+                <w:rFonts w:ascii="Calibri" w:eastAsia="Calibri" w:hAnsi="Calibri"/>
+                <w:b/>
+                <w:sz w:val="14"/>
+              </w:rPr>
+              <w:t>i.number</w:t>
+            </w:r>
+            <w:proofErr w:type="spellEnd"/>
+            <w:proofErr w:type="gramEnd"/>
+            <w:r>
+              <w:rPr>
+                <w:rFonts w:ascii="Calibri" w:eastAsia="Calibri" w:hAnsi="Calibri"/>
+                <w:b/>
+                <w:sz w:val="14"/>
+              </w:rPr>
+              <w:t>}}</w:t>
+            </w:r>
+          </w:p>
+        </w:tc>
+        <w:tc>
+          <w:tcPr>
+            <w:tcW w:w="4480" w:type="dxa"/>
+          </w:tcPr>
+          <w:p>
+            <w:pPr>
+              <w:rPr>
+                <w:rFonts w:ascii="Calibri" w:hAnsi="Calibri" w:cs="Calibri"/>
+                <w:b/>
+                <w:bCs/>
                 <w:sz w:val="18"/>
                 <w:szCs w:val="18"/>
                 <w:lang w:val="en-US"/>
               </w:rPr>
             </w:pPr>
+            <w:r>
+              <w:rPr>
+                <w:rFonts w:ascii="Calibri" w:eastAsia="Calibri" w:hAnsi="Calibri" w:cs="Calibri"/>
+                <w:sz w:val="14"/>
+                <w:szCs w:val="18"/>
+                <w:lang w:val="en-US"/>
+              </w:rPr>
+              <w:t>{{i</w:t>
+            </w:r>
+            <w:r>
+              <w:rPr>
+                <w:rFonts w:ascii="Calibri" w:eastAsia="Calibri" w:hAnsi="Calibri" w:cs="Calibri"/>
+                <w:sz w:val="14"/>
+                <w:szCs w:val="18"/>
+                <w:lang w:val="en-US"/>
+              </w:rPr>
+              <w:t>.name</w:t>
+            </w:r>
+            <w:r>
+              <w:rPr>
+                <w:rFonts w:ascii="Calibri" w:eastAsia="Calibri" w:hAnsi="Calibri" w:cs="Calibri"/>
+                <w:sz w:val="14"/>
+                <w:szCs w:val="18"/>
+                <w:lang w:val="en-US"/>
+              </w:rPr>
+              <w:t>}}</w:t>
+            </w:r>
+          </w:p>
+        </w:tc>
+        <w:tc>
+          <w:tcPr>
+            <w:tcW w:w="1961" w:type="dxa"/>
+          </w:tcPr>
+          <w:p>
+            <w:pPr>
+              <w:jc w:val="center"/>
+              <w:rPr>
+                <w:rFonts w:ascii="Calibri" w:hAnsi="Calibri" w:cs="Calibri"/>
+                <w:sz w:val="18"/>
+                <w:szCs w:val="18"/>
+                <w:lang w:val="en-US"/>
+              </w:rPr>
+            </w:pPr>
+            <w:r>
+              <w:rPr>
+                <w:rFonts w:ascii="Calibri" w:eastAsia="Calibri" w:hAnsi="Calibri" w:cs="Calibri"/>
+                <w:sz w:val="14"/>
+                <w:szCs w:val="18"/>
+                <w:lang w:val="en-US"/>
+              </w:rPr>
+              <w:t>{{</w:t>
+            </w:r>
+            <w:proofErr w:type="spellStart"/>
+            <w:r>
+              <w:rPr>
+                <w:rFonts w:ascii="Calibri" w:eastAsia="Calibri" w:hAnsi="Calibri" w:cs="Calibri"/>
+                <w:sz w:val="14"/>
+                <w:szCs w:val="18"/>
+                <w:lang w:val="en-US"/>
+              </w:rPr>
+              <w:t>i.pix</w:t>
+            </w:r>
+            <w:proofErr w:type="spellEnd"/>
+            <w:r>
+              <w:rPr>
+                <w:rFonts w:ascii="Calibri" w:eastAsia="Calibri" w:hAnsi="Calibri" w:cs="Calibri"/>
+                <w:sz w:val="14"/>
+                <w:szCs w:val="18"/>
+                <w:lang w:val="en-US"/>
+              </w:rPr>
+              <w:t>}}</w:t>
+            </w:r>
+          </w:p>
+        </w:tc>
+        <w:tc>
+          <w:tcPr>
+            <w:tcW w:w="1816" w:type="dxa"/>
+          </w:tcPr>
+          <w:p>
+            <w:pPr>
+              <w:jc w:val="center"/>
+              <w:rPr>
+                <w:rFonts w:ascii="Calibri" w:hAnsi="Calibri" w:cs="Calibri"/>
+                <w:sz w:val="18"/>
+                <w:szCs w:val="18"/>
+                <w:lang w:val="en-US"/>
+              </w:rPr>
+            </w:pPr>
+            <w:r>
+              <w:rPr>
+                <w:rFonts w:ascii="Calibri" w:eastAsia="Calibri" w:hAnsi="Calibri" w:cs="Calibri"/>
+                <w:sz w:val="14"/>
+                <w:szCs w:val="18"/>
+                <w:lang w:val="en-US"/>
+              </w:rPr>
+              <w:t>{{</w:t>
+            </w:r>
+            <w:proofErr w:type="spellStart"/>
+            <w:proofErr w:type="gramStart"/>
+            <w:r>
+              <w:rPr>
+                <w:rFonts w:ascii="Calibri" w:eastAsia="Calibri" w:hAnsi="Calibri" w:cs="Calibri"/>
+                <w:sz w:val="14"/>
+                <w:szCs w:val="18"/>
+                <w:lang w:val="en-US"/>
+              </w:rPr>
+              <w:t>i.card</w:t>
+            </w:r>
+            <w:proofErr w:type="spellEnd"/>
+            <w:proofErr w:type="gramEnd"/>
+            <w:r>
+              <w:rPr>
+                <w:rFonts w:ascii="Calibri" w:eastAsia="Calibri" w:hAnsi="Calibri" w:cs="Calibri"/>
+                <w:sz w:val="14"/>
+                <w:szCs w:val="18"/>
+                <w:lang w:val="en-US"/>
+              </w:rPr>
+              <w:t>}}</w:t>
+            </w:r>
+          </w:p>
+        </w:tc>
+      </w:tr>
+      <w:tr>
+        <w:trPr>
+          <w:trHeight w:val="147"/>
+        </w:trPr>
+        <w:tc>
+          <w:tcPr>
+            <w:tcW w:w="500" w:type="dxa"/>
+            <w:vMerge/>
+          </w:tcPr>
+          <w:p>
+            <w:pPr>
+              <w:rPr>
+                <w:rFonts w:ascii="Calibri" w:hAnsi="Calibri" w:cs="Calibri"/>
+                <w:sz w:val="18"/>
+                <w:szCs w:val="18"/>
+                <w:lang w:val="en-US"/>
+              </w:rPr>
+            </w:pPr>
           </w:p>
         </w:tc>
         <w:tc>
@@ -3651,6 +3994,51 @@
           <w:p>
             <w:pPr>
               <w:rPr>
+                <w:rFonts w:ascii="Calibri" w:eastAsia="Calibri" w:hAnsi="Calibri" w:cs="Calibri"/>
+                <w:sz w:val="14"/>
+                <w:szCs w:val="18"/>
+                <w:lang w:val="en-US"/>
+              </w:rPr>
+            </w:pPr>
+            <w:r>
+              <w:rPr>
+                <w:rFonts w:ascii="Calibri" w:eastAsia="Calibri" w:hAnsi="Calibri" w:cs="Calibri"/>
+                <w:sz w:val="14"/>
+                <w:szCs w:val="14"/>
+                <w:lang w:val="en-US"/>
+              </w:rPr>
+              <w:t>{{</w:t>
+            </w:r>
+            <w:proofErr w:type="spellStart"/>
+            <w:r>
+              <w:rPr>
+                <w:rFonts w:ascii="Calibri" w:eastAsia="Calibri" w:hAnsi="Calibri" w:cs="Calibri"/>
+                <w:sz w:val="14"/>
+                <w:szCs w:val="14"/>
+                <w:lang w:val="en-US"/>
+              </w:rPr>
+              <w:t>i.h</w:t>
+            </w:r>
+            <w:proofErr w:type="spellEnd"/>
+            <w:r>
+              <w:rPr>
+                <w:rFonts w:ascii="Calibri" w:eastAsia="Calibri" w:hAnsi="Calibri" w:cs="Calibri"/>
+                <w:sz w:val="14"/>
+                <w:szCs w:val="14"/>
+                <w:lang w:val="en-US"/>
+              </w:rPr>
+              <w:t>}}</w:t>
+            </w:r>
+          </w:p>
+        </w:tc>
+        <w:tc>
+          <w:tcPr>
+            <w:tcW w:w="1961" w:type="dxa"/>
+          </w:tcPr>
+          <w:p>
+            <w:pPr>
+              <w:jc w:val="center"/>
+              <w:rPr>
                 <w:rFonts w:ascii="Calibri" w:hAnsi="Calibri" w:cs="Calibri"/>
                 <w:sz w:val="18"/>
                 <w:szCs w:val="18"/>
@@ -3661,108 +4049,85 @@
               <w:rPr>
                 <w:rFonts w:ascii="Calibri" w:eastAsia="Calibri" w:hAnsi="Calibri" w:cs="Calibri"/>
                 <w:sz w:val="14"/>
-                <w:szCs w:val="18"/>
-                <w:lang w:val="en-US"/>
-              </w:rPr>
-              <w:t>{%</w:t>
-            </w:r>
-            <w:r>
-              <w:rPr>
-                <w:rFonts w:ascii="Calibri" w:eastAsia="Calibri" w:hAnsi="Calibri" w:cs="Calibri"/>
-                <w:sz w:val="14"/>
-                <w:szCs w:val="18"/>
-                <w:lang w:val="en-US"/>
-              </w:rPr>
-              <w:t>tr</w:t>
-            </w:r>
-            <w:r>
-              <w:rPr>
-                <w:rFonts w:ascii="Calibri" w:eastAsia="Calibri" w:hAnsi="Calibri" w:cs="Calibri"/>
-                <w:sz w:val="14"/>
-                <w:szCs w:val="18"/>
-                <w:lang w:val="en-US"/>
-              </w:rPr>
-              <w:t xml:space="preserve"> for </w:t>
+                <w:szCs w:val="14"/>
+                <w:lang w:val="en-US"/>
+              </w:rPr>
+              <w:t>{{</w:t>
             </w:r>
             <w:proofErr w:type="spellStart"/>
             <w:r>
               <w:rPr>
                 <w:rFonts w:ascii="Calibri" w:eastAsia="Calibri" w:hAnsi="Calibri" w:cs="Calibri"/>
                 <w:sz w:val="14"/>
-                <w:szCs w:val="18"/>
-                <w:lang w:val="en-US"/>
-              </w:rPr>
-              <w:t>i</w:t>
+                <w:szCs w:val="14"/>
+                <w:lang w:val="en-US"/>
+              </w:rPr>
+              <w:t>i.h</w:t>
+            </w:r>
+            <w:r>
+              <w:rPr>
+                <w:rFonts w:ascii="Calibri" w:eastAsia="Calibri" w:hAnsi="Calibri" w:cs="Calibri"/>
+                <w:sz w:val="14"/>
+                <w:szCs w:val="14"/>
+                <w:lang w:val="en-US"/>
+              </w:rPr>
+              <w:t>_p</w:t>
             </w:r>
             <w:proofErr w:type="spellEnd"/>
             <w:r>
               <w:rPr>
                 <w:rFonts w:ascii="Calibri" w:eastAsia="Calibri" w:hAnsi="Calibri" w:cs="Calibri"/>
                 <w:sz w:val="14"/>
-                <w:szCs w:val="18"/>
-                <w:lang w:val="en-US"/>
-              </w:rPr>
-              <w:t xml:space="preserve"> in </w:t>
+                <w:szCs w:val="14"/>
+                <w:lang w:val="en-US"/>
+              </w:rPr>
+              <w:t>}}</w:t>
+            </w:r>
+          </w:p>
+        </w:tc>
+        <w:tc>
+          <w:tcPr>
+            <w:tcW w:w="1816" w:type="dxa"/>
+          </w:tcPr>
+          <w:p>
+            <w:pPr>
+              <w:jc w:val="center"/>
+              <w:rPr>
+                <w:rFonts w:ascii="Calibri" w:hAnsi="Calibri" w:cs="Calibri"/>
+                <w:sz w:val="18"/>
+                <w:szCs w:val="18"/>
+                <w:lang w:val="en-US"/>
+              </w:rPr>
+            </w:pPr>
+            <w:r>
+              <w:rPr>
+                <w:rFonts w:ascii="Calibri" w:hAnsi="Calibri" w:cs="Calibri"/>
+                <w:sz w:val="14"/>
+                <w:szCs w:val="14"/>
+                <w:lang w:val="en-US"/>
+              </w:rPr>
+              <w:t>{{</w:t>
             </w:r>
             <w:proofErr w:type="spellStart"/>
             <w:r>
               <w:rPr>
-                <w:rFonts w:ascii="Calibri" w:eastAsia="Calibri" w:hAnsi="Calibri" w:cs="Calibri"/>
-                <w:sz w:val="14"/>
-                <w:szCs w:val="18"/>
-                <w:lang w:val="en-US"/>
-              </w:rPr>
-              <w:t>microorganisms_</w:t>
-            </w:r>
-            <w:r>
-              <w:rPr>
-                <w:rFonts w:ascii="Calibri" w:eastAsia="Calibri" w:hAnsi="Calibri" w:cs="Calibri"/>
-                <w:sz w:val="14"/>
-                <w:szCs w:val="18"/>
-                <w:lang w:val="en-US"/>
-              </w:rPr>
-              <w:t>budget</w:t>
+                <w:rFonts w:ascii="Calibri" w:hAnsi="Calibri" w:cs="Calibri"/>
+                <w:sz w:val="14"/>
+                <w:szCs w:val="14"/>
+                <w:lang w:val="en-US"/>
+              </w:rPr>
+              <w:t>i.h_c</w:t>
             </w:r>
             <w:proofErr w:type="spellEnd"/>
             <w:r>
               <w:rPr>
-                <w:rFonts w:ascii="Calibri" w:eastAsia="Calibri" w:hAnsi="Calibri" w:cs="Calibri"/>
-                <w:sz w:val="14"/>
-                <w:szCs w:val="18"/>
-                <w:lang w:val="en-US"/>
-              </w:rPr>
-              <w:t xml:space="preserve"> %}</w:t>
-            </w:r>
-          </w:p>
-        </w:tc>
-        <w:tc>
-          <w:tcPr>
-            <w:tcW w:w="1604" w:type="dxa"/>
-          </w:tcPr>
-          <w:p>
-            <w:pPr>
-              <w:rPr>
-                <w:rFonts w:ascii="Calibri" w:hAnsi="Calibri" w:cs="Calibri"/>
-                <w:sz w:val="18"/>
-                <w:szCs w:val="18"/>
-                <w:lang w:val="en-US"/>
-              </w:rPr>
-            </w:pPr>
-          </w:p>
-        </w:tc>
-        <w:tc>
-          <w:tcPr>
-            <w:tcW w:w="2173" w:type="dxa"/>
-          </w:tcPr>
-          <w:p>
-            <w:pPr>
-              <w:rPr>
-                <w:rFonts w:ascii="Calibri" w:hAnsi="Calibri" w:cs="Calibri"/>
-                <w:sz w:val="18"/>
-                <w:szCs w:val="18"/>
-                <w:lang w:val="en-US"/>
-              </w:rPr>
-            </w:pPr>
+                <w:rFonts w:ascii="Calibri" w:hAnsi="Calibri" w:cs="Calibri"/>
+                <w:sz w:val="14"/>
+                <w:szCs w:val="14"/>
+                <w:lang w:val="en-US"/>
+              </w:rPr>
+              <w:t>}}</w:t>
+            </w:r>
           </w:p>
         </w:tc>
       </w:tr>
@@ -3776,6 +4141,278 @@
           </w:tcPr>
           <w:p>
             <w:pPr>
+              <w:rPr>
+                <w:rFonts w:ascii="Calibri" w:hAnsi="Calibri" w:cs="Calibri"/>
+                <w:sz w:val="18"/>
+                <w:szCs w:val="18"/>
+                <w:lang w:val="en-US"/>
+              </w:rPr>
+            </w:pPr>
+          </w:p>
+        </w:tc>
+        <w:tc>
+          <w:tcPr>
+            <w:tcW w:w="4480" w:type="dxa"/>
+          </w:tcPr>
+          <w:p>
+            <w:pPr>
+              <w:rPr>
+                <w:rFonts w:ascii="Calibri" w:hAnsi="Calibri" w:cs="Calibri"/>
+                <w:sz w:val="18"/>
+                <w:szCs w:val="18"/>
+                <w:lang w:val="en-US"/>
+              </w:rPr>
+            </w:pPr>
+            <w:r>
+              <w:rPr>
+                <w:rFonts w:ascii="Calibri" w:eastAsia="Calibri" w:hAnsi="Calibri" w:cs="Calibri"/>
+                <w:sz w:val="14"/>
+                <w:szCs w:val="18"/>
+                <w:lang w:val="en-US"/>
+              </w:rPr>
+              <w:t>{%</w:t>
+            </w:r>
+            <w:r>
+              <w:rPr>
+                <w:rFonts w:ascii="Calibri" w:eastAsia="Calibri" w:hAnsi="Calibri" w:cs="Calibri"/>
+                <w:sz w:val="14"/>
+                <w:szCs w:val="18"/>
+                <w:lang w:val="en-US"/>
+              </w:rPr>
+              <w:t>tr</w:t>
+            </w:r>
+            <w:r>
+              <w:rPr>
+                <w:rFonts w:ascii="Calibri" w:eastAsia="Calibri" w:hAnsi="Calibri" w:cs="Calibri"/>
+                <w:sz w:val="14"/>
+                <w:szCs w:val="18"/>
+                <w:lang w:val="en-US"/>
+              </w:rPr>
+              <w:t xml:space="preserve"> </w:t>
+            </w:r>
+            <w:proofErr w:type="spellStart"/>
+            <w:r>
+              <w:rPr>
+                <w:rFonts w:ascii="Calibri" w:eastAsia="Calibri" w:hAnsi="Calibri" w:cs="Calibri"/>
+                <w:sz w:val="14"/>
+                <w:szCs w:val="18"/>
+                <w:lang w:val="en-US"/>
+              </w:rPr>
+              <w:t>endfor</w:t>
+            </w:r>
+            <w:proofErr w:type="spellEnd"/>
+            <w:r>
+              <w:rPr>
+                <w:rFonts w:ascii="Calibri" w:eastAsia="Calibri" w:hAnsi="Calibri" w:cs="Calibri"/>
+                <w:sz w:val="14"/>
+                <w:szCs w:val="18"/>
+                <w:lang w:val="en-US"/>
+              </w:rPr>
+              <w:t xml:space="preserve"> %}</w:t>
+            </w:r>
+          </w:p>
+        </w:tc>
+        <w:tc>
+          <w:tcPr>
+            <w:tcW w:w="1961" w:type="dxa"/>
+          </w:tcPr>
+          <w:p>
+            <w:pPr>
+              <w:rPr>
+                <w:rFonts w:ascii="Calibri" w:hAnsi="Calibri" w:cs="Calibri"/>
+                <w:sz w:val="18"/>
+                <w:szCs w:val="18"/>
+                <w:lang w:val="en-US"/>
+              </w:rPr>
+            </w:pPr>
+          </w:p>
+        </w:tc>
+        <w:tc>
+          <w:tcPr>
+            <w:tcW w:w="1816" w:type="dxa"/>
+          </w:tcPr>
+          <w:p>
+            <w:pPr>
+              <w:rPr>
+                <w:rFonts w:ascii="Calibri" w:hAnsi="Calibri" w:cs="Calibri"/>
+                <w:sz w:val="18"/>
+                <w:szCs w:val="18"/>
+                <w:lang w:val="en-US"/>
+              </w:rPr>
+            </w:pPr>
+          </w:p>
+        </w:tc>
+      </w:tr>
+      <w:tr>
+        <w:trPr>
+          <w:trHeight w:val="49"/>
+        </w:trPr>
+        <w:tc>
+          <w:tcPr>
+            <w:tcW w:w="500" w:type="dxa"/>
+          </w:tcPr>
+          <w:p>
+            <w:pPr>
+              <w:rPr>
+                <w:rFonts w:ascii="Calibri" w:hAnsi="Calibri" w:cs="Calibri"/>
+                <w:sz w:val="18"/>
+                <w:szCs w:val="18"/>
+                <w:lang w:val="en-US"/>
+              </w:rPr>
+            </w:pPr>
+          </w:p>
+        </w:tc>
+        <w:tc>
+          <w:tcPr>
+            <w:tcW w:w="4480" w:type="dxa"/>
+          </w:tcPr>
+          <w:p>
+            <w:pPr>
+              <w:rPr>
+                <w:rFonts w:ascii="Calibri" w:hAnsi="Calibri" w:cs="Calibri"/>
+                <w:sz w:val="18"/>
+                <w:szCs w:val="18"/>
+                <w:lang w:val="en-US"/>
+              </w:rPr>
+            </w:pPr>
+            <w:r>
+              <w:rPr>
+                <w:rFonts w:ascii="Calibri" w:eastAsia="Calibri" w:hAnsi="Calibri" w:cs="Calibri"/>
+                <w:sz w:val="14"/>
+                <w:szCs w:val="18"/>
+                <w:lang w:val="en-US"/>
+              </w:rPr>
+              <w:t>{%</w:t>
+            </w:r>
+            <w:r>
+              <w:rPr>
+                <w:rFonts w:ascii="Calibri" w:eastAsia="Calibri" w:hAnsi="Calibri" w:cs="Calibri"/>
+                <w:sz w:val="14"/>
+                <w:szCs w:val="18"/>
+                <w:lang w:val="en-US"/>
+              </w:rPr>
+              <w:t>tr</w:t>
+            </w:r>
+            <w:r>
+              <w:rPr>
+                <w:rFonts w:ascii="Calibri" w:eastAsia="Calibri" w:hAnsi="Calibri" w:cs="Calibri"/>
+                <w:sz w:val="14"/>
+                <w:szCs w:val="18"/>
+                <w:lang w:val="en-US"/>
+              </w:rPr>
+              <w:t xml:space="preserve"> for </w:t>
+            </w:r>
+            <w:proofErr w:type="spellStart"/>
+            <w:r>
+              <w:rPr>
+                <w:rFonts w:ascii="Calibri" w:eastAsia="Calibri" w:hAnsi="Calibri" w:cs="Calibri"/>
+                <w:sz w:val="14"/>
+                <w:szCs w:val="18"/>
+                <w:lang w:val="en-US"/>
+              </w:rPr>
+              <w:t>i</w:t>
+            </w:r>
+            <w:proofErr w:type="spellEnd"/>
+            <w:r>
+              <w:rPr>
+                <w:rFonts w:ascii="Calibri" w:eastAsia="Calibri" w:hAnsi="Calibri" w:cs="Calibri"/>
+                <w:sz w:val="14"/>
+                <w:szCs w:val="18"/>
+                <w:lang w:val="en-US"/>
+              </w:rPr>
+              <w:t xml:space="preserve"> in </w:t>
+            </w:r>
+            <w:proofErr w:type="spellStart"/>
+            <w:r>
+              <w:rPr>
+                <w:rFonts w:ascii="Calibri" w:eastAsia="Calibri" w:hAnsi="Calibri" w:cs="Calibri"/>
+                <w:sz w:val="14"/>
+                <w:szCs w:val="18"/>
+                <w:lang w:val="en-US"/>
+              </w:rPr>
+              <w:t>m</w:t>
+            </w:r>
+            <w:r>
+              <w:rPr>
+                <w:rFonts w:ascii="Calibri" w:eastAsia="Calibri" w:hAnsi="Calibri" w:cs="Calibri"/>
+                <w:sz w:val="14"/>
+                <w:szCs w:val="18"/>
+                <w:lang w:val="en-US"/>
+              </w:rPr>
+              <w:t>etals</w:t>
+            </w:r>
+            <w:r>
+              <w:rPr>
+                <w:rFonts w:ascii="Calibri" w:eastAsia="Calibri" w:hAnsi="Calibri" w:cs="Calibri"/>
+                <w:sz w:val="14"/>
+                <w:szCs w:val="18"/>
+                <w:lang w:val="en-US"/>
+              </w:rPr>
+              <w:t>_</w:t>
+            </w:r>
+            <w:r>
+              <w:rPr>
+                <w:rFonts w:ascii="Calibri" w:eastAsia="Calibri" w:hAnsi="Calibri" w:cs="Calibri"/>
+                <w:sz w:val="14"/>
+                <w:szCs w:val="18"/>
+                <w:lang w:val="en-US"/>
+              </w:rPr>
+              <w:t>budget</w:t>
+            </w:r>
+            <w:proofErr w:type="spellEnd"/>
+            <w:r>
+              <w:rPr>
+                <w:rFonts w:ascii="Calibri" w:eastAsia="Calibri" w:hAnsi="Calibri" w:cs="Calibri"/>
+                <w:sz w:val="14"/>
+                <w:szCs w:val="18"/>
+                <w:lang w:val="en-US"/>
+              </w:rPr>
+              <w:t xml:space="preserve"> %}</w:t>
+            </w:r>
+          </w:p>
+        </w:tc>
+        <w:tc>
+          <w:tcPr>
+            <w:tcW w:w="1961" w:type="dxa"/>
+          </w:tcPr>
+          <w:p>
+            <w:pPr>
+              <w:rPr>
+                <w:rFonts w:ascii="Calibri" w:hAnsi="Calibri" w:cs="Calibri"/>
+                <w:sz w:val="18"/>
+                <w:szCs w:val="18"/>
+                <w:lang w:val="en-US"/>
+              </w:rPr>
+            </w:pPr>
+          </w:p>
+        </w:tc>
+        <w:tc>
+          <w:tcPr>
+            <w:tcW w:w="1816" w:type="dxa"/>
+          </w:tcPr>
+          <w:p>
+            <w:pPr>
+              <w:rPr>
+                <w:rFonts w:ascii="Calibri" w:hAnsi="Calibri" w:cs="Calibri"/>
+                <w:sz w:val="18"/>
+                <w:szCs w:val="18"/>
+                <w:lang w:val="en-US"/>
+              </w:rPr>
+            </w:pPr>
+          </w:p>
+        </w:tc>
+      </w:tr>
+      <w:tr>
+        <w:trPr>
+          <w:trHeight w:val="384"/>
+        </w:trPr>
+        <w:tc>
+          <w:tcPr>
+            <w:tcW w:w="500" w:type="dxa"/>
+            <w:vMerge w:val="restart"/>
+          </w:tcPr>
+          <w:p>
+            <w:pPr>
               <w:jc w:val="center"/>
             </w:pPr>
             <w:r>
@@ -3854,7 +4491,7 @@
         </w:tc>
         <w:tc>
           <w:tcPr>
-            <w:tcW w:w="1604" w:type="dxa"/>
+            <w:tcW w:w="1961" w:type="dxa"/>
           </w:tcPr>
           <w:p>
             <w:pPr>
@@ -3899,7 +4536,7 @@
         </w:tc>
         <w:tc>
           <w:tcPr>
-            <w:tcW w:w="2173" w:type="dxa"/>
+            <w:tcW w:w="1816" w:type="dxa"/>
           </w:tcPr>
           <w:p>
             <w:pPr>
@@ -3938,6 +4575,170 @@
                 <w:rFonts w:ascii="Calibri" w:eastAsia="Calibri" w:hAnsi="Calibri" w:cs="Calibri"/>
                 <w:sz w:val="14"/>
                 <w:szCs w:val="18"/>
+                <w:lang w:val="en-US"/>
+              </w:rPr>
+              <w:t>}}</w:t>
+            </w:r>
+          </w:p>
+        </w:tc>
+      </w:tr>
+      <w:tr>
+        <w:trPr>
+          <w:trHeight w:val="49"/>
+        </w:trPr>
+        <w:tc>
+          <w:tcPr>
+            <w:tcW w:w="500" w:type="dxa"/>
+            <w:vMerge/>
+          </w:tcPr>
+          <w:p>
+            <w:pPr>
+              <w:rPr>
+                <w:rFonts w:ascii="Calibri" w:hAnsi="Calibri" w:cs="Calibri"/>
+                <w:sz w:val="14"/>
+                <w:szCs w:val="14"/>
+                <w:lang w:val="en-US"/>
+              </w:rPr>
+            </w:pPr>
+          </w:p>
+        </w:tc>
+        <w:tc>
+          <w:tcPr>
+            <w:tcW w:w="4480" w:type="dxa"/>
+          </w:tcPr>
+          <w:p>
+            <w:pPr>
+              <w:rPr>
+                <w:rFonts w:ascii="Calibri" w:eastAsia="Calibri" w:hAnsi="Calibri" w:cs="Calibri"/>
+                <w:sz w:val="14"/>
+                <w:szCs w:val="14"/>
+                <w:lang w:val="en-US"/>
+              </w:rPr>
+            </w:pPr>
+            <w:r>
+              <w:rPr>
+                <w:rFonts w:ascii="Calibri" w:eastAsia="Calibri" w:hAnsi="Calibri" w:cs="Calibri"/>
+                <w:sz w:val="14"/>
+                <w:szCs w:val="14"/>
+                <w:lang w:val="en-US"/>
+              </w:rPr>
+              <w:t>{{</w:t>
+            </w:r>
+            <w:proofErr w:type="spellStart"/>
+            <w:r>
+              <w:rPr>
+                <w:rFonts w:ascii="Calibri" w:eastAsia="Calibri" w:hAnsi="Calibri" w:cs="Calibri"/>
+                <w:sz w:val="14"/>
+                <w:szCs w:val="14"/>
+                <w:lang w:val="en-US"/>
+              </w:rPr>
+              <w:t>i.h</w:t>
+            </w:r>
+            <w:proofErr w:type="spellEnd"/>
+            <w:r>
+              <w:rPr>
+                <w:rFonts w:ascii="Calibri" w:eastAsia="Calibri" w:hAnsi="Calibri" w:cs="Calibri"/>
+                <w:sz w:val="14"/>
+                <w:szCs w:val="14"/>
+                <w:lang w:val="en-US"/>
+              </w:rPr>
+              <w:t>}}</w:t>
+            </w:r>
+          </w:p>
+        </w:tc>
+        <w:tc>
+          <w:tcPr>
+            <w:tcW w:w="1961" w:type="dxa"/>
+          </w:tcPr>
+          <w:p>
+            <w:pPr>
+              <w:jc w:val="center"/>
+              <w:rPr>
+                <w:rFonts w:ascii="Calibri" w:hAnsi="Calibri" w:cs="Calibri"/>
+                <w:sz w:val="14"/>
+                <w:szCs w:val="14"/>
+                <w:lang w:val="en-US"/>
+              </w:rPr>
+            </w:pPr>
+            <w:r>
+              <w:rPr>
+                <w:rFonts w:ascii="Calibri" w:eastAsia="Calibri" w:hAnsi="Calibri" w:cs="Calibri"/>
+                <w:sz w:val="14"/>
+                <w:szCs w:val="14"/>
+                <w:lang w:val="en-US"/>
+              </w:rPr>
+              <w:t>{{</w:t>
+            </w:r>
+            <w:proofErr w:type="spellStart"/>
+            <w:r>
+              <w:rPr>
+                <w:rFonts w:ascii="Calibri" w:eastAsia="Calibri" w:hAnsi="Calibri" w:cs="Calibri"/>
+                <w:sz w:val="14"/>
+                <w:szCs w:val="14"/>
+                <w:lang w:val="en-US"/>
+              </w:rPr>
+              <w:t>i.h</w:t>
+            </w:r>
+            <w:r>
+              <w:rPr>
+                <w:rFonts w:ascii="Calibri" w:eastAsia="Calibri" w:hAnsi="Calibri" w:cs="Calibri"/>
+                <w:sz w:val="14"/>
+                <w:szCs w:val="14"/>
+                <w:lang w:val="en-US"/>
+              </w:rPr>
+              <w:t>_c</w:t>
+            </w:r>
+            <w:proofErr w:type="spellEnd"/>
+            <w:r>
+              <w:rPr>
+                <w:rFonts w:ascii="Calibri" w:eastAsia="Calibri" w:hAnsi="Calibri" w:cs="Calibri"/>
+                <w:sz w:val="14"/>
+                <w:szCs w:val="14"/>
+                <w:lang w:val="en-US"/>
+              </w:rPr>
+              <w:t>}}</w:t>
+            </w:r>
+          </w:p>
+        </w:tc>
+        <w:tc>
+          <w:tcPr>
+            <w:tcW w:w="1816" w:type="dxa"/>
+          </w:tcPr>
+          <w:p>
+            <w:pPr>
+              <w:jc w:val="center"/>
+              <w:rPr>
+                <w:rFonts w:ascii="Calibri" w:hAnsi="Calibri" w:cs="Calibri"/>
+                <w:sz w:val="14"/>
+                <w:szCs w:val="14"/>
+                <w:lang w:val="en-US"/>
+              </w:rPr>
+            </w:pPr>
+            <w:r>
+              <w:rPr>
+                <w:rFonts w:ascii="Calibri" w:hAnsi="Calibri" w:cs="Calibri"/>
+                <w:sz w:val="14"/>
+                <w:szCs w:val="14"/>
+                <w:lang w:val="en-US"/>
+              </w:rPr>
+              <w:t>{{</w:t>
+            </w:r>
+            <w:proofErr w:type="spellStart"/>
+            <w:r>
+              <w:rPr>
+                <w:rFonts w:ascii="Calibri" w:hAnsi="Calibri" w:cs="Calibri"/>
+                <w:sz w:val="14"/>
+                <w:szCs w:val="14"/>
+                <w:lang w:val="en-US"/>
+              </w:rPr>
+              <w:t>i.h_c</w:t>
+            </w:r>
+            <w:proofErr w:type="spellEnd"/>
+            <w:r>
+              <w:rPr>
+                <w:rFonts w:ascii="Calibri" w:hAnsi="Calibri" w:cs="Calibri"/>
+                <w:sz w:val="14"/>
+                <w:szCs w:val="14"/>
                 <w:lang w:val="en-US"/>
               </w:rPr>
               <w:t>}}</w:t>
@@ -4028,7 +4829,7 @@
         </w:tc>
         <w:tc>
           <w:tcPr>
-            <w:tcW w:w="1604" w:type="dxa"/>
+            <w:tcW w:w="1961" w:type="dxa"/>
           </w:tcPr>
           <w:p>
             <w:pPr>
@@ -4043,7 +4844,7 @@
         </w:tc>
         <w:tc>
           <w:tcPr>
-            <w:tcW w:w="2173" w:type="dxa"/>
+            <w:tcW w:w="1816" w:type="dxa"/>
           </w:tcPr>
           <w:p>
             <w:pPr>
@@ -4054,121 +4855,22 @@
                 <w:lang w:val="en-US"/>
               </w:rPr>
             </w:pPr>
-          </w:p>
-        </w:tc>
-      </w:tr>
-    </w:tbl>
-    <w:p>
-      <w:pPr>
-        <w:rPr>
-          <w:lang w:val="en-US"/>
-        </w:rPr>
-      </w:pPr>
-    </w:p>
-    <w:tbl>
-      <w:tblPr>
-        <w:tblStyle w:val="TableGrid0"/>
-        <w:tblW w:w="0" w:type="auto"/>
-        <w:tblLayout w:type="fixed"/>
-        <w:tblLook w:val="04A0" w:firstRow="1" w:lastRow="0" w:firstColumn="1" w:lastColumn="0" w:noHBand="0" w:noVBand="1"/>
-      </w:tblPr>
-      <w:tblGrid>
-        <w:gridCol w:w="500"/>
-        <w:gridCol w:w="4480"/>
-        <w:gridCol w:w="1604"/>
-        <w:gridCol w:w="2173"/>
-      </w:tblGrid>
-      <w:tr>
-        <w:trPr>
-          <w:trHeight w:val="328"/>
-        </w:trPr>
-        <w:tc>
-          <w:tcPr>
-            <w:tcW w:w="4480" w:type="dxa"/>
-            <w:gridSpan w:val="2"/>
-            <w:shd w:val="clear" w:color="auto" w:fill="DAE9F7" w:themeFill="text2" w:themeFillTint="1A"/>
-          </w:tcPr>
-          <w:p>
-            <w:pPr>
-              <w:jc w:val="center"/>
-              <w:rPr>
-                <w:rFonts w:ascii="Calibri" w:hAnsi="Calibri" w:cs="Calibri"/>
-                <w:sz w:val="20"/>
-                <w:szCs w:val="20"/>
-              </w:rPr>
-            </w:pPr>
-            <w:r>
-              <w:rPr>
-                <w:rFonts w:ascii="Calibri" w:eastAsia="Calibri" w:hAnsi="Calibri" w:cs="Calibri"/>
-                <w:b/>
-                <w:sz w:val="20"/>
-                <w:szCs w:val="20"/>
-              </w:rPr>
-              <w:t>PROTOCOLO METAIS</w:t>
-            </w:r>
-          </w:p>
-        </w:tc>
-        <w:tc>
-          <w:tcPr>
-            <w:tcW w:w="1604" w:type="dxa"/>
-            <w:shd w:val="clear" w:color="auto" w:fill="DAE9F7" w:themeFill="text2" w:themeFillTint="1A"/>
-          </w:tcPr>
-          <w:p>
-            <w:pPr>
-              <w:jc w:val="center"/>
-              <w:rPr>
-                <w:rFonts w:ascii="Calibri" w:hAnsi="Calibri" w:cs="Calibri"/>
-                <w:sz w:val="20"/>
-                <w:szCs w:val="20"/>
-              </w:rPr>
-            </w:pPr>
-            <w:r>
-              <w:rPr>
-                <w:rFonts w:ascii="Calibri" w:eastAsia="Calibri" w:hAnsi="Calibri" w:cs="Calibri"/>
-                <w:b/>
-                <w:sz w:val="20"/>
-                <w:szCs w:val="20"/>
-              </w:rPr>
-              <w:t>Pix</w:t>
-            </w:r>
-          </w:p>
-        </w:tc>
-        <w:tc>
-          <w:tcPr>
-            <w:tcW w:w="2173" w:type="dxa"/>
-            <w:shd w:val="clear" w:color="auto" w:fill="DAE9F7" w:themeFill="text2" w:themeFillTint="1A"/>
-          </w:tcPr>
-          <w:p>
-            <w:pPr>
-              <w:jc w:val="center"/>
-              <w:rPr>
-                <w:rFonts w:ascii="Calibri" w:hAnsi="Calibri" w:cs="Calibri"/>
-                <w:sz w:val="20"/>
-                <w:szCs w:val="20"/>
-              </w:rPr>
-            </w:pPr>
-            <w:r>
-              <w:rPr>
-                <w:rFonts w:ascii="Calibri" w:eastAsia="Calibri" w:hAnsi="Calibri" w:cs="Calibri"/>
-                <w:b/>
-                <w:sz w:val="20"/>
-                <w:szCs w:val="20"/>
-              </w:rPr>
-              <w:t>Cartão</w:t>
-            </w:r>
           </w:p>
         </w:tc>
       </w:tr>
       <w:tr>
         <w:trPr>
-          <w:trHeight w:val="328"/>
+          <w:trHeight w:val="438"/>
         </w:trPr>
         <w:tc>
           <w:tcPr>
-            <w:tcW w:w="500" w:type="dxa"/>
-          </w:tcPr>
-          <w:p>
-            <w:pPr>
+            <w:tcW w:w="4980" w:type="dxa"/>
+            <w:gridSpan w:val="2"/>
+            <w:shd w:val="clear" w:color="auto" w:fill="DAE9F7" w:themeFill="text2" w:themeFillTint="1A"/>
+          </w:tcPr>
+          <w:p>
+            <w:pPr>
+              <w:jc w:val="center"/>
               <w:rPr>
                 <w:rFonts w:ascii="Calibri" w:hAnsi="Calibri" w:cs="Calibri"/>
                 <w:sz w:val="18"/>
@@ -4176,16 +4878,41 @@
                 <w:lang w:val="en-US"/>
               </w:rPr>
             </w:pPr>
-          </w:p>
-        </w:tc>
-        <w:tc>
-          <w:tcPr>
-            <w:tcW w:w="4480" w:type="dxa"/>
-          </w:tcPr>
-          <w:p>
-            <w:pPr>
-              <w:rPr>
-                <w:rFonts w:ascii="Calibri" w:hAnsi="Calibri" w:cs="Calibri"/>
+            <w:r>
+              <w:rPr>
+                <w:rFonts w:ascii="Calibri" w:eastAsia="Calibri" w:hAnsi="Calibri" w:cs="Calibri"/>
+                <w:b/>
+                <w:sz w:val="14"/>
+                <w:szCs w:val="18"/>
+                <w:lang w:val="en-US"/>
+              </w:rPr>
+              <w:t xml:space="preserve">Total </w:t>
+            </w:r>
+            <w:r>
+              <w:rPr>
+                <w:rFonts w:ascii="Calibri" w:eastAsia="Calibri" w:hAnsi="Calibri" w:cs="Calibri"/>
+                <w:b/>
+                <w:sz w:val="14"/>
+                <w:szCs w:val="18"/>
+                <w:lang w:val="en-US"/>
+              </w:rPr>
+              <w:t>Pix</w:t>
+            </w:r>
+          </w:p>
+        </w:tc>
+        <w:tc>
+          <w:tcPr>
+            <w:tcW w:w="3777" w:type="dxa"/>
+            <w:gridSpan w:val="2"/>
+            <w:shd w:val="clear" w:color="auto" w:fill="DAE9F7" w:themeFill="text2" w:themeFillTint="1A"/>
+          </w:tcPr>
+          <w:p>
+            <w:pPr>
+              <w:jc w:val="center"/>
+              <w:rPr>
+                <w:rFonts w:ascii="Calibri" w:hAnsi="Calibri" w:cs="Calibri"/>
+                <w:b/>
+                <w:bCs/>
                 <w:sz w:val="18"/>
                 <w:szCs w:val="18"/>
                 <w:lang w:val="en-US"/>
@@ -4194,178 +4921,94 @@
             <w:r>
               <w:rPr>
                 <w:rFonts w:ascii="Calibri" w:eastAsia="Calibri" w:hAnsi="Calibri" w:cs="Calibri"/>
-                <w:sz w:val="14"/>
-                <w:szCs w:val="18"/>
-                <w:lang w:val="en-US"/>
-              </w:rPr>
-              <w:t>{%</w:t>
-            </w:r>
-            <w:r>
-              <w:rPr>
-                <w:rFonts w:ascii="Calibri" w:eastAsia="Calibri" w:hAnsi="Calibri" w:cs="Calibri"/>
-                <w:sz w:val="14"/>
-                <w:szCs w:val="18"/>
-                <w:lang w:val="en-US"/>
-              </w:rPr>
-              <w:t>tr</w:t>
-            </w:r>
-            <w:r>
-              <w:rPr>
-                <w:rFonts w:ascii="Calibri" w:eastAsia="Calibri" w:hAnsi="Calibri" w:cs="Calibri"/>
-                <w:sz w:val="14"/>
-                <w:szCs w:val="18"/>
-                <w:lang w:val="en-US"/>
-              </w:rPr>
-              <w:t xml:space="preserve"> for </w:t>
+                <w:b/>
+                <w:bCs/>
+                <w:sz w:val="14"/>
+                <w:szCs w:val="18"/>
+                <w:lang w:val="en-US"/>
+              </w:rPr>
+              <w:t>{{</w:t>
             </w:r>
             <w:proofErr w:type="spellStart"/>
             <w:r>
               <w:rPr>
                 <w:rFonts w:ascii="Calibri" w:eastAsia="Calibri" w:hAnsi="Calibri" w:cs="Calibri"/>
-                <w:sz w:val="14"/>
-                <w:szCs w:val="18"/>
-                <w:lang w:val="en-US"/>
-              </w:rPr>
-              <w:t>i</w:t>
+                <w:b/>
+                <w:bCs/>
+                <w:sz w:val="14"/>
+                <w:szCs w:val="18"/>
+                <w:lang w:val="en-US"/>
+              </w:rPr>
+              <w:t>total_pix</w:t>
             </w:r>
             <w:proofErr w:type="spellEnd"/>
             <w:r>
               <w:rPr>
                 <w:rFonts w:ascii="Calibri" w:eastAsia="Calibri" w:hAnsi="Calibri" w:cs="Calibri"/>
-                <w:sz w:val="14"/>
-                <w:szCs w:val="18"/>
-                <w:lang w:val="en-US"/>
-              </w:rPr>
-              <w:t xml:space="preserve"> in </w:t>
-            </w:r>
-            <w:proofErr w:type="spellStart"/>
-            <w:r>
-              <w:rPr>
-                <w:rFonts w:ascii="Calibri" w:eastAsia="Calibri" w:hAnsi="Calibri" w:cs="Calibri"/>
-                <w:sz w:val="14"/>
-                <w:szCs w:val="18"/>
-                <w:lang w:val="en-US"/>
-              </w:rPr>
-              <w:t>m</w:t>
-            </w:r>
-            <w:r>
-              <w:rPr>
-                <w:rFonts w:ascii="Calibri" w:eastAsia="Calibri" w:hAnsi="Calibri" w:cs="Calibri"/>
-                <w:sz w:val="14"/>
-                <w:szCs w:val="18"/>
-                <w:lang w:val="en-US"/>
-              </w:rPr>
-              <w:t>etals</w:t>
-            </w:r>
-            <w:r>
-              <w:rPr>
-                <w:rFonts w:ascii="Calibri" w:eastAsia="Calibri" w:hAnsi="Calibri" w:cs="Calibri"/>
-                <w:sz w:val="14"/>
-                <w:szCs w:val="18"/>
-                <w:lang w:val="en-US"/>
-              </w:rPr>
-              <w:t>_</w:t>
-            </w:r>
-            <w:r>
-              <w:rPr>
-                <w:rFonts w:ascii="Calibri" w:eastAsia="Calibri" w:hAnsi="Calibri" w:cs="Calibri"/>
-                <w:sz w:val="14"/>
-                <w:szCs w:val="18"/>
-                <w:lang w:val="en-US"/>
-              </w:rPr>
-              <w:t>budget</w:t>
-            </w:r>
-            <w:proofErr w:type="spellEnd"/>
-            <w:r>
-              <w:rPr>
-                <w:rFonts w:ascii="Calibri" w:eastAsia="Calibri" w:hAnsi="Calibri" w:cs="Calibri"/>
-                <w:sz w:val="14"/>
-                <w:szCs w:val="18"/>
-                <w:lang w:val="en-US"/>
-              </w:rPr>
-              <w:t xml:space="preserve"> %}</w:t>
-            </w:r>
-          </w:p>
-        </w:tc>
-        <w:tc>
-          <w:tcPr>
-            <w:tcW w:w="1604" w:type="dxa"/>
-          </w:tcPr>
-          <w:p>
-            <w:pPr>
-              <w:rPr>
-                <w:rFonts w:ascii="Calibri" w:hAnsi="Calibri" w:cs="Calibri"/>
-                <w:sz w:val="18"/>
-                <w:szCs w:val="18"/>
-                <w:lang w:val="en-US"/>
-              </w:rPr>
-            </w:pPr>
-          </w:p>
-        </w:tc>
-        <w:tc>
-          <w:tcPr>
-            <w:tcW w:w="2173" w:type="dxa"/>
-          </w:tcPr>
-          <w:p>
-            <w:pPr>
-              <w:rPr>
-                <w:rFonts w:ascii="Calibri" w:hAnsi="Calibri" w:cs="Calibri"/>
-                <w:sz w:val="18"/>
-                <w:szCs w:val="18"/>
-                <w:lang w:val="en-US"/>
-              </w:rPr>
-            </w:pPr>
+                <w:b/>
+                <w:bCs/>
+                <w:sz w:val="14"/>
+                <w:szCs w:val="18"/>
+                <w:lang w:val="en-US"/>
+              </w:rPr>
+              <w:t>}}</w:t>
+            </w:r>
           </w:p>
         </w:tc>
       </w:tr>
       <w:tr>
         <w:trPr>
-          <w:trHeight w:val="328"/>
+          <w:trHeight w:val="438"/>
         </w:trPr>
         <w:tc>
           <w:tcPr>
-            <w:tcW w:w="500" w:type="dxa"/>
-          </w:tcPr>
-          <w:p>
-            <w:pPr>
-              <w:jc w:val="center"/>
-            </w:pPr>
-            <w:r>
-              <w:rPr>
-                <w:rFonts w:ascii="Calibri" w:eastAsia="Calibri" w:hAnsi="Calibri"/>
+            <w:tcW w:w="4980" w:type="dxa"/>
+            <w:gridSpan w:val="2"/>
+            <w:shd w:val="clear" w:color="auto" w:fill="DAE9F7" w:themeFill="text2" w:themeFillTint="1A"/>
+          </w:tcPr>
+          <w:p>
+            <w:pPr>
+              <w:jc w:val="center"/>
+              <w:rPr>
+                <w:rFonts w:ascii="Calibri" w:hAnsi="Calibri" w:cs="Calibri"/>
+                <w:sz w:val="18"/>
+                <w:szCs w:val="18"/>
+                <w:lang w:val="en-US"/>
+              </w:rPr>
+            </w:pPr>
+            <w:r>
+              <w:rPr>
+                <w:rFonts w:ascii="Calibri" w:eastAsia="Calibri" w:hAnsi="Calibri" w:cs="Calibri"/>
                 <w:b/>
                 <w:sz w:val="14"/>
-              </w:rPr>
-              <w:t>{{</w:t>
+                <w:szCs w:val="18"/>
+                <w:lang w:val="en-US"/>
+              </w:rPr>
+              <w:t xml:space="preserve">Total </w:t>
             </w:r>
             <w:proofErr w:type="spellStart"/>
-            <w:proofErr w:type="gramStart"/>
-            <w:r>
-              <w:rPr>
-                <w:rFonts w:ascii="Calibri" w:eastAsia="Calibri" w:hAnsi="Calibri"/>
+            <w:r>
+              <w:rPr>
+                <w:rFonts w:ascii="Calibri" w:eastAsia="Calibri" w:hAnsi="Calibri" w:cs="Calibri"/>
                 <w:b/>
                 <w:sz w:val="14"/>
-              </w:rPr>
-              <w:t>i.number</w:t>
+                <w:szCs w:val="18"/>
+                <w:lang w:val="en-US"/>
+              </w:rPr>
+              <w:t>Cartão</w:t>
             </w:r>
             <w:proofErr w:type="spellEnd"/>
-            <w:proofErr w:type="gramEnd"/>
-            <w:r>
-              <w:rPr>
-                <w:rFonts w:ascii="Calibri" w:eastAsia="Calibri" w:hAnsi="Calibri"/>
-                <w:b/>
-                <w:sz w:val="14"/>
-              </w:rPr>
-              <w:t>}}</w:t>
-            </w:r>
-          </w:p>
-        </w:tc>
-        <w:tc>
-          <w:tcPr>
-            <w:tcW w:w="4480" w:type="dxa"/>
-          </w:tcPr>
-          <w:p>
-            <w:pPr>
+          </w:p>
+        </w:tc>
+        <w:tc>
+          <w:tcPr>
+            <w:tcW w:w="3777" w:type="dxa"/>
+            <w:gridSpan w:val="2"/>
+            <w:shd w:val="clear" w:color="auto" w:fill="DAE9F7" w:themeFill="text2" w:themeFillTint="1A"/>
+          </w:tcPr>
+          <w:p>
+            <w:pPr>
+              <w:jc w:val="center"/>
               <w:rPr>
                 <w:rFonts w:ascii="Calibri" w:hAnsi="Calibri" w:cs="Calibri"/>
                 <w:b/>
@@ -4378,234 +5021,38 @@
             <w:r>
               <w:rPr>
                 <w:rFonts w:ascii="Calibri" w:eastAsia="Calibri" w:hAnsi="Calibri" w:cs="Calibri"/>
-                <w:sz w:val="14"/>
-                <w:szCs w:val="18"/>
-                <w:lang w:val="en-US"/>
-              </w:rPr>
-              <w:t>{{i</w:t>
-            </w:r>
-            <w:r>
-              <w:rPr>
-                <w:rFonts w:ascii="Calibri" w:eastAsia="Calibri" w:hAnsi="Calibri" w:cs="Calibri"/>
-                <w:sz w:val="14"/>
-                <w:szCs w:val="18"/>
-                <w:lang w:val="en-US"/>
-              </w:rPr>
-              <w:t>.name</w:t>
-            </w:r>
-            <w:r>
-              <w:rPr>
-                <w:rFonts w:ascii="Calibri" w:eastAsia="Calibri" w:hAnsi="Calibri" w:cs="Calibri"/>
+                <w:b/>
+                <w:bCs/>
+                <w:sz w:val="14"/>
+                <w:szCs w:val="18"/>
+                <w:lang w:val="en-US"/>
+              </w:rPr>
+              <w:t>{{</w:t>
+            </w:r>
+            <w:proofErr w:type="spellStart"/>
+            <w:r>
+              <w:rPr>
+                <w:rFonts w:ascii="Calibri" w:eastAsia="Calibri" w:hAnsi="Calibri" w:cs="Calibri"/>
+                <w:b/>
+                <w:bCs/>
+                <w:sz w:val="14"/>
+                <w:szCs w:val="18"/>
+                <w:lang w:val="en-US"/>
+              </w:rPr>
+              <w:t>total_card</w:t>
+            </w:r>
+            <w:proofErr w:type="spellEnd"/>
+            <w:r>
+              <w:rPr>
+                <w:rFonts w:ascii="Calibri" w:eastAsia="Calibri" w:hAnsi="Calibri" w:cs="Calibri"/>
+                <w:b/>
+                <w:bCs/>
                 <w:sz w:val="14"/>
                 <w:szCs w:val="18"/>
                 <w:lang w:val="en-US"/>
               </w:rPr>
               <w:t>}}</w:t>
             </w:r>
-          </w:p>
-        </w:tc>
-        <w:tc>
-          <w:tcPr>
-            <w:tcW w:w="1604" w:type="dxa"/>
-          </w:tcPr>
-          <w:p>
-            <w:pPr>
-              <w:jc w:val="center"/>
-              <w:rPr>
-                <w:rFonts w:ascii="Calibri" w:hAnsi="Calibri" w:cs="Calibri"/>
-                <w:sz w:val="18"/>
-                <w:szCs w:val="18"/>
-                <w:lang w:val="en-US"/>
-              </w:rPr>
-            </w:pPr>
-            <w:r>
-              <w:rPr>
-                <w:rFonts w:ascii="Calibri" w:eastAsia="Calibri" w:hAnsi="Calibri" w:cs="Calibri"/>
-                <w:sz w:val="14"/>
-                <w:szCs w:val="18"/>
-                <w:lang w:val="en-US"/>
-              </w:rPr>
-              <w:t>{{</w:t>
-            </w:r>
-            <w:proofErr w:type="spellStart"/>
-            <w:r>
-              <w:rPr>
-                <w:rFonts w:ascii="Calibri" w:eastAsia="Calibri" w:hAnsi="Calibri" w:cs="Calibri"/>
-                <w:sz w:val="14"/>
-                <w:szCs w:val="18"/>
-                <w:lang w:val="en-US"/>
-              </w:rPr>
-              <w:t>i.pix</w:t>
-            </w:r>
-            <w:proofErr w:type="spellEnd"/>
-            <w:r>
-              <w:rPr>
-                <w:rFonts w:ascii="Calibri" w:eastAsia="Calibri" w:hAnsi="Calibri" w:cs="Calibri"/>
-                <w:sz w:val="14"/>
-                <w:szCs w:val="18"/>
-                <w:lang w:val="en-US"/>
-              </w:rPr>
-              <w:t>}}</w:t>
-            </w:r>
-          </w:p>
-        </w:tc>
-        <w:tc>
-          <w:tcPr>
-            <w:tcW w:w="2173" w:type="dxa"/>
-          </w:tcPr>
-          <w:p>
-            <w:pPr>
-              <w:jc w:val="center"/>
-              <w:rPr>
-                <w:rFonts w:ascii="Calibri" w:hAnsi="Calibri" w:cs="Calibri"/>
-                <w:sz w:val="18"/>
-                <w:szCs w:val="18"/>
-                <w:lang w:val="en-US"/>
-              </w:rPr>
-            </w:pPr>
-            <w:r>
-              <w:rPr>
-                <w:rFonts w:ascii="Calibri" w:eastAsia="Calibri" w:hAnsi="Calibri" w:cs="Calibri"/>
-                <w:sz w:val="14"/>
-                <w:szCs w:val="18"/>
-                <w:lang w:val="en-US"/>
-              </w:rPr>
-              <w:t>{{</w:t>
-            </w:r>
-            <w:proofErr w:type="spellStart"/>
-            <w:proofErr w:type="gramStart"/>
-            <w:r>
-              <w:rPr>
-                <w:rFonts w:ascii="Calibri" w:eastAsia="Calibri" w:hAnsi="Calibri" w:cs="Calibri"/>
-                <w:sz w:val="14"/>
-                <w:szCs w:val="18"/>
-                <w:lang w:val="en-US"/>
-              </w:rPr>
-              <w:t>i.card</w:t>
-            </w:r>
-            <w:proofErr w:type="spellEnd"/>
-            <w:proofErr w:type="gramEnd"/>
-            <w:r>
-              <w:rPr>
-                <w:rFonts w:ascii="Calibri" w:eastAsia="Calibri" w:hAnsi="Calibri" w:cs="Calibri"/>
-                <w:sz w:val="14"/>
-                <w:szCs w:val="18"/>
-                <w:lang w:val="en-US"/>
-              </w:rPr>
-              <w:t>}}</w:t>
-            </w:r>
-          </w:p>
-        </w:tc>
-      </w:tr>
-      <w:tr>
-        <w:trPr>
-          <w:trHeight w:val="328"/>
-        </w:trPr>
-        <w:tc>
-          <w:tcPr>
-            <w:tcW w:w="500" w:type="dxa"/>
-          </w:tcPr>
-          <w:p>
-            <w:pPr>
-              <w:rPr>
-                <w:rFonts w:ascii="Calibri" w:hAnsi="Calibri" w:cs="Calibri"/>
-                <w:sz w:val="18"/>
-                <w:szCs w:val="18"/>
-                <w:lang w:val="en-US"/>
-              </w:rPr>
-            </w:pPr>
-          </w:p>
-        </w:tc>
-        <w:tc>
-          <w:tcPr>
-            <w:tcW w:w="4480" w:type="dxa"/>
-          </w:tcPr>
-          <w:p>
-            <w:pPr>
-              <w:rPr>
-                <w:rFonts w:ascii="Calibri" w:hAnsi="Calibri" w:cs="Calibri"/>
-                <w:sz w:val="18"/>
-                <w:szCs w:val="18"/>
-                <w:lang w:val="en-US"/>
-              </w:rPr>
-            </w:pPr>
-            <w:r>
-              <w:rPr>
-                <w:rFonts w:ascii="Calibri" w:eastAsia="Calibri" w:hAnsi="Calibri" w:cs="Calibri"/>
-                <w:sz w:val="14"/>
-                <w:szCs w:val="18"/>
-                <w:lang w:val="en-US"/>
-              </w:rPr>
-              <w:t>{%</w:t>
-            </w:r>
-            <w:r>
-              <w:rPr>
-                <w:rFonts w:ascii="Calibri" w:eastAsia="Calibri" w:hAnsi="Calibri" w:cs="Calibri"/>
-                <w:sz w:val="14"/>
-                <w:szCs w:val="18"/>
-                <w:lang w:val="en-US"/>
-              </w:rPr>
-              <w:t>tr</w:t>
-            </w:r>
-            <w:r>
-              <w:rPr>
-                <w:rFonts w:ascii="Calibri" w:eastAsia="Calibri" w:hAnsi="Calibri" w:cs="Calibri"/>
-                <w:sz w:val="14"/>
-                <w:szCs w:val="18"/>
-                <w:lang w:val="en-US"/>
-              </w:rPr>
-              <w:t xml:space="preserve"> </w:t>
-            </w:r>
-            <w:proofErr w:type="spellStart"/>
-            <w:r>
-              <w:rPr>
-                <w:rFonts w:ascii="Calibri" w:eastAsia="Calibri" w:hAnsi="Calibri" w:cs="Calibri"/>
-                <w:sz w:val="14"/>
-                <w:szCs w:val="18"/>
-                <w:lang w:val="en-US"/>
-              </w:rPr>
-              <w:t>endfor</w:t>
-            </w:r>
-            <w:proofErr w:type="spellEnd"/>
-            <w:r>
-              <w:rPr>
-                <w:rFonts w:ascii="Calibri" w:eastAsia="Calibri" w:hAnsi="Calibri" w:cs="Calibri"/>
-                <w:sz w:val="14"/>
-                <w:szCs w:val="18"/>
-                <w:lang w:val="en-US"/>
-              </w:rPr>
-              <w:t xml:space="preserve"> %}</w:t>
-            </w:r>
-          </w:p>
-        </w:tc>
-        <w:tc>
-          <w:tcPr>
-            <w:tcW w:w="1604" w:type="dxa"/>
-          </w:tcPr>
-          <w:p>
-            <w:pPr>
-              <w:rPr>
-                <w:rFonts w:ascii="Calibri" w:hAnsi="Calibri" w:cs="Calibri"/>
-                <w:sz w:val="18"/>
-                <w:szCs w:val="18"/>
-                <w:lang w:val="en-US"/>
-              </w:rPr>
-            </w:pPr>
-          </w:p>
-        </w:tc>
-        <w:tc>
-          <w:tcPr>
-            <w:tcW w:w="2173" w:type="dxa"/>
-          </w:tcPr>
-          <w:p>
-            <w:pPr>
-              <w:rPr>
-                <w:rFonts w:ascii="Calibri" w:hAnsi="Calibri" w:cs="Calibri"/>
-                <w:sz w:val="18"/>
-                <w:szCs w:val="18"/>
-                <w:lang w:val="en-US"/>
-              </w:rPr>
-            </w:pPr>
           </w:p>
         </w:tc>
       </w:tr>
@@ -6854,7 +7301,7 @@
   <w:style w:type="paragraph" w:default="1" w:styleId="Normal">
     <w:name w:val="Normal"/>
     <w:qFormat/>
-    <w:rsid w:val="00114410"/>
+    <w:rsid w:val="00F36309"/>
   </w:style>
   <w:style w:type="paragraph" w:styleId="Heading1">
     <w:name w:val="heading 1"/>
